--- a/policies/build/preview/FMS.4_v2_preview.docx
+++ b/policies/build/preview/FMS.4_v2_preview.docx
@@ -44,7 +44,7 @@
           <w:sz w:val="20"/>
           <w:szCs w:val="20"/>
         </w:rPr>
-        <w:t xml:space="preserve">Standards for cylinders, reserves and piped installation — or a signed absence.</w:t>
+        <w:t xml:space="preserve">Standards for medical gases, vacuum and compressed air.</w:t>
       </w:r>
     </w:p>
     <w:p>
@@ -175,7 +175,7 @@
                 <w:sz w:val="18"/>
                 <w:szCs w:val="18"/>
               </w:rPr>
-              <w:t xml:space="preserve">2.0</w:t>
+              <w:t xml:space="preserve">2.1</w:t>
             </w:r>
           </w:p>
         </w:tc>
@@ -406,7 +406,7 @@
                 <w:sz w:val="18"/>
                 <w:szCs w:val="18"/>
               </w:rPr>
-              <w:t xml:space="preserve">«Maintenance In-Charge»  Name «________»</w:t>
+              <w:t xml:space="preserve">«Gas-Plant In-Charge»  Name «________»</w:t>
             </w:r>
           </w:p>
         </w:tc>
@@ -660,7 +660,7 @@
                 <w:sz w:val="18"/>
                 <w:szCs w:val="18"/>
               </w:rPr>
-              <w:t xml:space="preserve">Piped MGPS</w:t>
+              <w:t xml:space="preserve">Piped MGPS exists</w:t>
             </w:r>
           </w:p>
         </w:tc>
@@ -682,7 +682,7 @@
                 <w:sz w:val="18"/>
                 <w:szCs w:val="18"/>
               </w:rPr>
-              <w:t xml:space="preserve">«installed / recorded absence»</w:t>
+              <w:t xml:space="preserve">«no — recorded absence»</w:t>
             </w:r>
           </w:p>
         </w:tc>
@@ -705,7 +705,7 @@
                 <w:sz w:val="18"/>
                 <w:szCs w:val="18"/>
               </w:rPr>
-              <w:t xml:space="preserve">Reserve duration</w:t>
+              <w:t xml:space="preserve">Gases actually used</w:t>
             </w:r>
           </w:p>
         </w:tc>
@@ -728,6 +728,98 @@
                 <w:szCs w:val="18"/>
               </w:rPr>
               <w:t xml:space="preserve">«________»</w:t>
+            </w:r>
+          </w:p>
+        </w:tc>
+      </w:tr>
+      <w:tr>
+        <w:tc>
+          <w:tcPr>
+            <w:tcW w:type="pct" w:w="22%"/>
+            <w:tcBorders>
+              <w:top w:val="single" w:color="999999" w:sz="4"/>
+              <w:left w:val="single" w:color="999999" w:sz="4"/>
+              <w:bottom w:val="single" w:color="999999" w:sz="4"/>
+              <w:right w:val="single" w:color="999999" w:sz="4"/>
+            </w:tcBorders>
+            <w:shd w:fill="E8E8E8" w:val="clear"/>
+          </w:tcPr>
+          <w:p>
+            <w:r>
+              <w:rPr>
+                <w:b/>
+                <w:bCs/>
+                <w:sz w:val="18"/>
+                <w:szCs w:val="18"/>
+              </w:rPr>
+              <w:t xml:space="preserve">After-hours cylinder roster</w:t>
+            </w:r>
+          </w:p>
+        </w:tc>
+        <w:tc>
+          <w:tcPr>
+            <w:tcW w:type="pct" w:w="28%"/>
+            <w:tcBorders>
+              <w:top w:val="single" w:color="999999" w:sz="4"/>
+              <w:left w:val="single" w:color="999999" w:sz="4"/>
+              <w:bottom w:val="single" w:color="999999" w:sz="4"/>
+              <w:right w:val="single" w:color="999999" w:sz="4"/>
+            </w:tcBorders>
+          </w:tcPr>
+          <w:p>
+            <w:r>
+              <w:rPr>
+                <w:b w:val="false"/>
+                <w:bCs w:val="false"/>
+                <w:sz w:val="18"/>
+                <w:szCs w:val="18"/>
+              </w:rPr>
+              <w:t xml:space="preserve">«________»</w:t>
+            </w:r>
+          </w:p>
+        </w:tc>
+        <w:tc>
+          <w:tcPr>
+            <w:tcW w:type="pct" w:w="22%"/>
+            <w:tcBorders>
+              <w:top w:val="single" w:color="999999" w:sz="4"/>
+              <w:left w:val="single" w:color="999999" w:sz="4"/>
+              <w:bottom w:val="single" w:color="999999" w:sz="4"/>
+              <w:right w:val="single" w:color="999999" w:sz="4"/>
+            </w:tcBorders>
+            <w:shd w:fill="E8E8E8" w:val="clear"/>
+          </w:tcPr>
+          <w:p>
+            <w:r>
+              <w:rPr>
+                <w:b/>
+                <w:bCs/>
+                <w:sz w:val="18"/>
+                <w:szCs w:val="18"/>
+              </w:rPr>
+              <w:t xml:space="preserve">Identity check at use</w:t>
+            </w:r>
+          </w:p>
+        </w:tc>
+        <w:tc>
+          <w:tcPr>
+            <w:tcW w:type="pct" w:w="28%"/>
+            <w:tcBorders>
+              <w:top w:val="single" w:color="999999" w:sz="4"/>
+              <w:left w:val="single" w:color="999999" w:sz="4"/>
+              <w:bottom w:val="single" w:color="999999" w:sz="4"/>
+              <w:right w:val="single" w:color="999999" w:sz="4"/>
+            </w:tcBorders>
+          </w:tcPr>
+          <w:p>
+            <w:r>
+              <w:rPr>
+                <w:b w:val="false"/>
+                <w:bCs w:val="false"/>
+                <w:sz w:val="18"/>
+                <w:szCs w:val="18"/>
+              </w:rPr>
+              <w:t xml:space="preserve">«second person at the workstation»</w:t>
             </w:r>
           </w:p>
         </w:tc>
@@ -751,7 +843,7 @@
           <w:sz w:val="22"/>
           <w:szCs w:val="22"/>
         </w:rPr>
-        <w:t xml:space="preserve">Full and empty are not mixed. The reserve has been opened on test. A copied pipeline manual is not a cylinder-only hospital's plan.</w:t>
+        <w:t xml:space="preserve">The gas at the workstation is the gas that was intended. Full and empty are not mixed. A paper changeover is not a functioning test. A copied pipeline manual is not a plan for a hospital that only uses cylinders.</w:t>
       </w:r>
     </w:p>
     <w:p>
@@ -772,31 +864,31 @@
           <w:sz w:val="22"/>
           <w:szCs w:val="22"/>
         </w:rPr>
-        <w:t xml:space="preserve">This policy governs how Preview Hospital procures, handles, stores, distributes, uses and replenishes medical gases, and how it proves backup supply and — where a piped system exists — inspects and maintains that installation.</w:t>
-      </w:r>
-    </w:p>
-    <w:p>
-      <w:pPr>
-        <w:spacing w:after="140"/>
-      </w:pPr>
-      <w:r>
-        <w:rPr>
-          <w:sz w:val="22"/>
-          <w:szCs w:val="22"/>
-        </w:rPr>
-        <w:t xml:space="preserve">It is the gas, vacuum and compressed-air programme. It is not the electrical backup of the plant, the equipment PPM of a flowmeter inventoried as a device, or the fire plan. A gas leak, manifold-room fire or oxygen-enriched fire is a named emergency there; this policy owns prevention, isolation and backup supply. A copied HTM manual for a hospital that only uses portable cylinders is not this policy.</w:t>
-      </w:r>
-    </w:p>
-    <w:p>
-      <w:pPr>
-        <w:spacing w:after="140"/>
-      </w:pPr>
-      <w:r>
-        <w:rPr>
-          <w:sz w:val="22"/>
-          <w:szCs w:val="22"/>
-        </w:rPr>
-        <w:t xml:space="preserve">Editable defaults are marked «like this». True blanks — «________» — have no sensible default and must be completed before this document is signed.</w:t>
+        <w:t xml:space="preserve">This policy governs how Preview Hospital runs its programme for medical gases, vacuum and compressed air: the written guidance that covers procurement, handling, storage, distribution, usage and replenishment; safe handling, storage, distribution and use; alternate sources in case of failure and tests of those sources at a predefined frequency; and the operational, inspection, testing and maintenance plan for piped medical gas, compressed air and vacuum installation where a piped system exists.</w:t>
+      </w:r>
+    </w:p>
+    <w:p>
+      <w:pPr>
+        <w:spacing w:after="140"/>
+      </w:pPr>
+      <w:r>
+        <w:rPr>
+          <w:sz w:val="22"/>
+          <w:szCs w:val="22"/>
+        </w:rPr>
+        <w:t xml:space="preserve">It is the gas, vacuum and compressed-air programme. It is not the utilities programme's electrical backup (though medical-gas plant may be an essential circuit there), not the equipment programme's preventive maintenance of a flowmeter inventoried as a device, and not the fire plan — though a gas leak is a named emergency that plan must list.</w:t>
+      </w:r>
+    </w:p>
+    <w:p>
+      <w:pPr>
+        <w:spacing w:after="140"/>
+      </w:pPr>
+      <w:r>
+        <w:rPr>
+          <w:sz w:val="22"/>
+          <w:szCs w:val="22"/>
+        </w:rPr>
+        <w:t xml:space="preserve">Editable defaults in this document are marked «like this». A hospital that adopts the default keeps the wording. A hospital that needs a different owner, interval or arrangement replaces the marked text before issue. True blanks — «________» — have no sensible default and must be completed before this document is signed.</w:t>
       </w:r>
     </w:p>
     <w:p>
@@ -817,43 +909,151 @@
           <w:sz w:val="22"/>
           <w:szCs w:val="22"/>
         </w:rPr>
-        <w:t xml:space="preserve">This policy applies to medical gases, medical vacuum and medical compressed air used at Preview Hospital, whether from portable cylinders, a manifold or a piped medical gas pipeline system (MGPS), and to the people who procure, handle, store, distribute, use, replenish, test backups and maintain those systems.</w:t>
-      </w:r>
-    </w:p>
-    <w:p>
-      <w:pPr>
-        <w:spacing w:after="140"/>
-      </w:pPr>
-      <w:r>
-        <w:rPr>
-          <w:sz w:val="22"/>
-          <w:szCs w:val="22"/>
-        </w:rPr>
-        <w:t xml:space="preserve">Oxygen is in scope if any medical gas is used. Nitrous oxide, medical air, carbon dioxide, vacuum and compressed air are in scope only if the service directory offers them; otherwise they are recorded as not applicable. If this hospital has no piped MGPS, the piped-installation plan is a recorded absence, not a copied pipeline SOP. Cylinder and manifold duties still apply.</w:t>
-      </w:r>
-    </w:p>
-    <w:p>
-      <w:pPr>
-        <w:spacing w:after="140"/>
-      </w:pPr>
-      <w:r>
-        <w:rPr>
-          <w:sz w:val="22"/>
-          <w:szCs w:val="22"/>
-        </w:rPr>
-        <w:t xml:space="preserve">Plant electricity for manifolds, alarms and vacuum pumps is the utilities programme. A leaking cylinder found on a monthly round is a finding the facility-safety programme records and this programme closes. Building hazardous materials are chemicals and fuels; cylinders as medical gas are here. A flowmeter or regulator may sit on the equipment inventory; ISO 10524 remains this programme's regulator framework. Clinical use at the anaesthesia workstation stays that care policy; this policy owns that the gas that arrives is the gas that was intended. PESO, Gas Cylinder Rules or the Explosives Act, if they apply to this occupancy, live on the applicable-legislation register — not in this disclaimer. Empty cylinders are not biomedical waste.</w:t>
-      </w:r>
-    </w:p>
-    <w:p>
-      <w:pPr>
-        <w:spacing w:after="140"/>
-      </w:pPr>
-      <w:r>
-        <w:rPr>
-          <w:sz w:val="22"/>
-          <w:szCs w:val="22"/>
-        </w:rPr>
-        <w:t xml:space="preserve">UK DH HTM Medical Gas Pipeline Systems, ISO 10524-1/2/3, NFPA medical gas and cylinder storage, BCGA, BS EN 12021, BOC handling guidance and Sarangi et al. are frameworks, not pasted protocols and not a mandate to hold a UK or US certificate.</w:t>
+        <w:t xml:space="preserve">This policy applies to medical gases, medical vacuum and medical compressed air used at Preview Hospital, whether supplied from portable cylinders, a manifold, or a piped medical gas pipeline system, and to the people who procure, handle, store, distribute, use, replenish, test backups and maintain those systems.</w:t>
+      </w:r>
+    </w:p>
+    <w:p>
+      <w:pPr>
+        <w:spacing w:after="140"/>
+      </w:pPr>
+      <w:r>
+        <w:rPr>
+          <w:sz w:val="22"/>
+          <w:szCs w:val="22"/>
+        </w:rPr>
+        <w:t xml:space="preserve">It covers: written guidance for procurement, handling, storage, distribution, usage and replenishment of medical gases; safe handling, storage, distribution and use; alternate sources for gases, vacuum and compressed air and tests at a predefined frequency; and operational, inspection, testing and maintenance of piped installation where one exists.</w:t>
+      </w:r>
+    </w:p>
+    <w:p>
+      <w:pPr>
+        <w:spacing w:after="140"/>
+      </w:pPr>
+      <w:r>
+        <w:rPr>
+          <w:sz w:val="22"/>
+          <w:szCs w:val="22"/>
+        </w:rPr>
+        <w:t xml:space="preserve">If this hospital has no piped medical gas pipeline system, the piped-installation plan is a recorded absence against the service directory, not a copied pipeline SOP. Cylinder and manifold duties still apply if gases are used. If a gas, vacuum or compressed air is not in the service directory (for example piped vacuum in a hospital that uses portable suction only), that is a recorded absence, not a copied intensive-care pipeline SOP.</w:t>
+      </w:r>
+    </w:p>
+    <w:p>
+      <w:pPr>
+        <w:spacing w:after="140"/>
+      </w:pPr>
+      <w:r>
+        <w:rPr>
+          <w:sz w:val="22"/>
+          <w:szCs w:val="22"/>
+        </w:rPr>
+        <w:t xml:space="preserve">Essential-circuit electricity may include medical-gas plant, manifold alarms and vacuum pumps. Plant power is the utilities programme; the gas path is here.</w:t>
+      </w:r>
+    </w:p>
+    <w:p>
+      <w:pPr>
+        <w:spacing w:after="140"/>
+      </w:pPr>
+      <w:r>
+        <w:rPr>
+          <w:sz w:val="22"/>
+          <w:szCs w:val="22"/>
+        </w:rPr>
+        <w:t xml:space="preserve">A leaking cylinder found on a monthly facility round is closed here. Building hazardous materials are housekeeping chemicals, fuels and mercury; cylinders as medical gas are this policy. A surplus regulator leaves this inventory then follows the unused-material route.</w:t>
+      </w:r>
+    </w:p>
+    <w:p>
+      <w:pPr>
+        <w:spacing w:after="140"/>
+      </w:pPr>
+      <w:r>
+        <w:rPr>
+          <w:sz w:val="22"/>
+          <w:szCs w:val="22"/>
+        </w:rPr>
+        <w:t xml:space="preserve">Flowmeters, regulators and suction units may be inventoried as devices under the equipment programme. ISO 10524-1/2/3 are the regulator frameworks this programme uses; the equipment programme still holds the device file if this hospital lists the regulator as equipment.</w:t>
+      </w:r>
+    </w:p>
+    <w:p>
+      <w:pPr>
+        <w:spacing w:after="140"/>
+      </w:pPr>
+      <w:r>
+        <w:rPr>
+          <w:sz w:val="22"/>
+          <w:szCs w:val="22"/>
+        </w:rPr>
+        <w:t xml:space="preserve">A medical-gas leak, manifold-room fire, or oxygen-enriched fire is a named emergency in the fire-and-non-fire programme; this policy owns prevention, detection at the plant, isolation and backup supply. Laboratory fire is that fire plan; oxygen handling is here.</w:t>
+      </w:r>
+    </w:p>
+    <w:p>
+      <w:pPr>
+        <w:spacing w:after="140"/>
+      </w:pPr>
+      <w:r>
+        <w:rPr>
+          <w:sz w:val="22"/>
+          <w:szCs w:val="22"/>
+        </w:rPr>
+        <w:t xml:space="preserve">Clinical use of gases at the anaesthesia or critical-care workstation remains those care policies. This policy owns that the gas that arrives is the gas that was intended, at a pressure the workstation can use.</w:t>
+      </w:r>
+    </w:p>
+    <w:p>
+      <w:pPr>
+        <w:spacing w:after="140"/>
+      </w:pPr>
+      <w:r>
+        <w:rPr>
+          <w:sz w:val="22"/>
+          <w:szCs w:val="22"/>
+        </w:rPr>
+        <w:t xml:space="preserve">Procurement of medical gases is this written guidance. A cylinder that is also a store item still follows this handling method.</w:t>
+      </w:r>
+    </w:p>
+    <w:p>
+      <w:pPr>
+        <w:spacing w:after="140"/>
+      </w:pPr>
+      <w:r>
+        <w:rPr>
+          <w:sz w:val="22"/>
+          <w:szCs w:val="22"/>
+        </w:rPr>
+        <w:t xml:space="preserve">PESO, Gas Cylinder Rules or the Explosives Act appear on the applicable-legislation register if they apply to this occupancy. They are not numbered FMS chapter references and are not in this document's disclaimer paragraph 2.</w:t>
+      </w:r>
+    </w:p>
+    <w:p>
+      <w:pPr>
+        <w:spacing w:after="140"/>
+      </w:pPr>
+      <w:r>
+        <w:rPr>
+          <w:sz w:val="22"/>
+          <w:szCs w:val="22"/>
+        </w:rPr>
+        <w:t xml:space="preserve">Outsourced filling or pipeline-maintenance agreements with service parameters remain that management-agreement programme. The technical tests remain here.</w:t>
+      </w:r>
+    </w:p>
+    <w:p>
+      <w:pPr>
+        <w:spacing w:after="140"/>
+      </w:pPr>
+      <w:r>
+        <w:rPr>
+          <w:sz w:val="22"/>
+          <w:szCs w:val="22"/>
+        </w:rPr>
+        <w:t xml:space="preserve">An empty cylinder is not a biomedical-waste bag. Patient-facing expected cost is not a gas tariff.</w:t>
+      </w:r>
+    </w:p>
+    <w:p>
+      <w:pPr>
+        <w:spacing w:after="140"/>
+      </w:pPr>
+      <w:r>
+        <w:rPr>
+          <w:sz w:val="22"/>
+          <w:szCs w:val="22"/>
+        </w:rPr>
+        <w:t xml:space="preserve">UK DH HTM Medical Gas Pipeline Systems, NFPA medical gas and cylinder storage, BCGA, BS EN 12021, BOC handling and Sarangi et al. are frameworks, not pasted protocols and not a mandate to hold a UK HTM certificate.</w:t>
       </w:r>
     </w:p>
     <w:p>
@@ -874,43 +1074,55 @@
           <w:sz w:val="22"/>
           <w:szCs w:val="22"/>
         </w:rPr>
-        <w:t xml:space="preserve">Written guidance covers six acts for the gases this hospital actually uses: procurement, handling, storage, distribution, usage and replenishment. A licensed source, an identity and pin-index or DISS check on delivery, and a named person who changes a cylinder at 02:00, are all in that guidance. A supplier brochure is not that guidance.</w:t>
-      </w:r>
-    </w:p>
-    <w:p>
-      <w:pPr>
-        <w:spacing w:after="140"/>
-      </w:pPr>
-      <w:r>
-        <w:rPr>
-          <w:sz w:val="22"/>
-          <w:szCs w:val="22"/>
-        </w:rPr>
-        <w:t xml:space="preserve">Cylinders are segregated full and empty, chained or nested upright, away from oil, grease, heaters and electrical panels. Pin-index, DISS or NIST connections are not forced. Regulators match ISO 10524 as the framework. Portable cylinders in transit are capped and not rolled on their side down a stair. Oxygen-enriched areas are not the place a sparking tool is used. A "full" rack that contains empties, or a cylinder used as a doorstop, is a failure of this policy. NFPA cylinder storage and BOC handling inform those rules; they are not a NABH cubic-metre threshold for every small hospital.</w:t>
-      </w:r>
-    </w:p>
-    <w:p>
-      <w:pPr>
-        <w:spacing w:after="140"/>
-      </w:pPr>
-      <w:r>
-        <w:rPr>
-          <w:sz w:val="22"/>
-          <w:szCs w:val="22"/>
-        </w:rPr>
-        <w:t xml:space="preserve">Alternate oxygen is the reserve that will supply the points of use when the primary bank, primary bedside cylinders or primary concentrator fails: a second manifold bank, a reserve cylinder set sized for «the duration the Medical Superintendent has named», or a documented diversion. Alternate vacuum is portable suction at every critical point of use, or a second pump. Alternate medical air or compressed air is the reserve this hospital has defined, or not applicable if that gas is not used. The test is a functioning test: gas actually flows from the alternate source to a defined point of use, vacuum actually aspirates, alarms actually annunciate. Frequency: «monthly». A paper changeover checklist with no flow is not a test. Plant electricity stays the utilities programme.</w:t>
-      </w:r>
-    </w:p>
-    <w:p>
-      <w:pPr>
-        <w:spacing w:after="140"/>
-      </w:pPr>
-      <w:r>
-        <w:rPr>
-          <w:sz w:val="22"/>
-          <w:szCs w:val="22"/>
-        </w:rPr>
-        <w:t xml:space="preserve">Where a piped system exists, the operational, inspection, testing and maintenance plan names who may isolate a zone, who may open a plant room, and how identity, pressure, alarm, isolation, labelling, filters, dryers, pumps and manifolds are inspected and tested. Work on a live oxygen pipe is a planned isolation with clinical notice. HTM medical-gas pipeline, ISO 10524-2, NFPA handbook and BS EN 12021 (where medical air is piped) are the frameworks. A commissioning certificate from the year the pipe was laid is not this plan. A terminal that delivers the wrong gas after a repair is a failure of this policy and an emergency if patients are on the line. If there is no piped system, the Medical Superintendent signs a dated absence against the service directory.</w:t>
+        <w:t xml:space="preserve">Preview Hospital uses written guidance that governs procurement, handling, storage, distribution, usage and replenishment of the medical gases it actually uses. All six acts are in the guidance. A supplier brochure, or a pocket guide offered as the hospital SOP, is not that guidance. A gas the service directory does not use is a recorded absence.</w:t>
+      </w:r>
+    </w:p>
+    <w:p>
+      <w:pPr>
+        <w:spacing w:after="140"/>
+      </w:pPr>
+      <w:r>
+        <w:rPr>
+          <w:sz w:val="22"/>
+          <w:szCs w:val="22"/>
+        </w:rPr>
+        <w:t xml:space="preserve">Preview Hospital handles, stores, distributes and uses medical gases in a safe manner: full and empty segregated; cylinders chained or nested, upright, away from oil, grease, heaters and electrical panels; pin-index, DISS or NIST connections not forced; identity checked at the point of use. A cylinder used as a doorstop is not storage.</w:t>
+      </w:r>
+    </w:p>
+    <w:p>
+      <w:pPr>
+        <w:spacing w:after="140"/>
+      </w:pPr>
+      <w:r>
+        <w:rPr>
+          <w:sz w:val="22"/>
+          <w:szCs w:val="22"/>
+        </w:rPr>
+        <w:t xml:space="preserve">Preview Hospital provides alternate sources for medical gases, vacuum and compressed air in case of failure, and tests their functioning at «monthly» frequency. Gas actually flows from the reserve to a defined point of use; vacuum actually aspirates; alarms actually annunciate. A paper changeover checklist with no flow is not a test.</w:t>
+      </w:r>
+    </w:p>
+    <w:p>
+      <w:pPr>
+        <w:spacing w:after="140"/>
+      </w:pPr>
+      <w:r>
+        <w:rPr>
+          <w:sz w:val="22"/>
+          <w:szCs w:val="22"/>
+        </w:rPr>
+        <w:t xml:space="preserve">Preview Hospital maintains an operational, inspection, testing and maintenance plan for piped medical gas, compressed air and vacuum installation where a piped system exists. If none exists, that is a recorded absence signed by the named lead, not a pipeline SOP invented for a file. HTM, ISO 10524, NFPA and BS EN 12021 are frameworks, not UK or US certificate mandates.</w:t>
+      </w:r>
+    </w:p>
+    <w:p>
+      <w:pPr>
+        <w:spacing w:after="140"/>
+      </w:pPr>
+      <w:r>
+        <w:rPr>
+          <w:sz w:val="22"/>
+          <w:szCs w:val="22"/>
+        </w:rPr>
+        <w:t xml:space="preserve">Preview Hospital does not treat a copied HTM manual for a cylinder-only hospital, mixed full and empty cylinders, or an untested manifold reserve, as that duty.</w:t>
       </w:r>
     </w:p>
     <w:p>
@@ -931,7 +1143,7 @@
           <w:sz w:val="22"/>
           <w:szCs w:val="22"/>
         </w:rPr>
-        <w:t xml:space="preserve">The following are prohibited.</w:t>
+        <w:t xml:space="preserve">The following are prohibited. There is no operational exception and no "until the vendor comes" exception.</w:t>
       </w:r>
     </w:p>
     <w:p>
@@ -943,7 +1155,7 @@
           <w:sz w:val="22"/>
           <w:szCs w:val="22"/>
         </w:rPr>
-        <w:t xml:space="preserve">1. Mixing full and empty cylinders, using a cylinder as a doorstop, or putting oil or grease on an oxygen regulator.</w:t>
+        <w:t xml:space="preserve">1. Connecting a cylinder, manifold or terminal whose gas identity has not been checked, or forcing a mismatched pin-index, DISS or NIST connector.</w:t>
       </w:r>
     </w:p>
     <w:p>
@@ -955,7 +1167,7 @@
           <w:sz w:val="22"/>
           <w:szCs w:val="22"/>
         </w:rPr>
-        <w:t xml:space="preserve">2. Forcing a mismatched pin-index, DISS or NIST connector.</w:t>
+        <w:t xml:space="preserve">2. Mixing full and empty cylinders on the same rack, or using a cylinder as a doorstop.</w:t>
       </w:r>
     </w:p>
     <w:p>
@@ -967,7 +1179,7 @@
           <w:sz w:val="22"/>
           <w:szCs w:val="22"/>
         </w:rPr>
-        <w:t xml:space="preserve">3. Treating an untested reserve, or a paper changeover with no flow, as backup.</w:t>
+        <w:t xml:space="preserve">3. Storing cylinders against a heater, electrical panel, oil or grease, or rolling a portable cylinder on its side down a stair.</w:t>
       </w:r>
     </w:p>
     <w:p>
@@ -979,7 +1191,7 @@
           <w:sz w:val="22"/>
           <w:szCs w:val="22"/>
         </w:rPr>
-        <w:t xml:space="preserve">4. Copying a pipeline manual as this hospital's plan when no piped system exists, instead of a signed recorded absence.</w:t>
+        <w:t xml:space="preserve">4. Treating a paper changeover checklist with no flow as a functioning test of the reserve.</w:t>
       </w:r>
     </w:p>
     <w:p>
@@ -991,19 +1203,67 @@
           <w:sz w:val="22"/>
           <w:szCs w:val="22"/>
         </w:rPr>
-        <w:t xml:space="preserve">5. Using sparking tools in an oxygen-enriched area or manifold room.</w:t>
-      </w:r>
-    </w:p>
-    <w:p>
-      <w:pPr>
-        <w:spacing w:after="140"/>
-      </w:pPr>
-      <w:r>
-        <w:rPr>
-          <w:sz w:val="22"/>
-          <w:szCs w:val="22"/>
-        </w:rPr>
-        <w:t xml:space="preserve">Anyone who sees a prohibited act stops it under the stop-work clause and reports it the same shift to the «Maintenance In-Charge» or, at night, the Night Duty Officer.</w:t>
+        <w:t xml:space="preserve">5. Signing a backup-test sheet for a reserve bank that has never been opened on test, or for portable suction that is in a locked room.</w:t>
+      </w:r>
+    </w:p>
+    <w:p>
+      <w:pPr>
+        <w:spacing w:after="80"/>
+      </w:pPr>
+      <w:r>
+        <w:rPr>
+          <w:sz w:val="22"/>
+          <w:szCs w:val="22"/>
+        </w:rPr>
+        <w:t xml:space="preserve">6. Offering a copied HTM 02-01 manual as the piped-installation plan of a hospital that has no piped system, or as this hospital's certificate.</w:t>
+      </w:r>
+    </w:p>
+    <w:p>
+      <w:pPr>
+        <w:spacing w:after="80"/>
+      </w:pPr>
+      <w:r>
+        <w:rPr>
+          <w:sz w:val="22"/>
+          <w:szCs w:val="22"/>
+        </w:rPr>
+        <w:t xml:space="preserve">7. Working on a live oxygen pipe without a planned isolation and clinical notice.</w:t>
+      </w:r>
+    </w:p>
+    <w:p>
+      <w:pPr>
+        <w:spacing w:after="80"/>
+      </w:pPr>
+      <w:r>
+        <w:rPr>
+          <w:sz w:val="22"/>
+          <w:szCs w:val="22"/>
+        </w:rPr>
+        <w:t xml:space="preserve">8. Putting an empty cylinder into the biomedical-waste stream, or rewriting PESO / Gas Cylinder Rules into this policy's disclaimer paragraph 2. Those instruments, if they apply, live on the applicable-legislation register.</w:t>
+      </w:r>
+    </w:p>
+    <w:p>
+      <w:pPr>
+        <w:spacing w:after="80"/>
+      </w:pPr>
+      <w:r>
+        <w:rPr>
+          <w:sz w:val="22"/>
+          <w:szCs w:val="22"/>
+        </w:rPr>
+        <w:t xml:space="preserve">9. Leaving a piped-versus-absence decision unrecorded. Either the piped plan is operated, or the named lead has signed that no piped system exists.</w:t>
+      </w:r>
+    </w:p>
+    <w:p>
+      <w:pPr>
+        <w:spacing w:after="140"/>
+      </w:pPr>
+      <w:r>
+        <w:rPr>
+          <w:sz w:val="22"/>
+          <w:szCs w:val="22"/>
+        </w:rPr>
+        <w:t xml:space="preserve">A person who finds mixed full and empty cylinders, an untested reserve, a forced connector, or a piped terminal that is unlabelled, reports it the same shift to the «Gas-Plant In-Charge».</w:t>
       </w:r>
     </w:p>
     <w:p>
@@ -1021,19 +1281,55 @@
         <w:spacing w:after="100" w:before="220"/>
       </w:pPr>
       <w:r>
-        <w:t xml:space="preserve">5.1 Written guidance — six acts</w:t>
-      </w:r>
-    </w:p>
-    <w:p>
-      <w:pPr>
-        <w:spacing w:after="140"/>
-      </w:pPr>
-      <w:r>
-        <w:rPr>
-          <w:sz w:val="22"/>
-          <w:szCs w:val="22"/>
-        </w:rPr>
-        <w:t xml:space="preserve">The Maintenance In-Charge holds written guidance covering procurement, handling, storage, distribution, usage and replenishment for each gas this hospital uses. Delivery acceptance checks identity, pressure, pin-index or DISS, and batch or expiry as the supplier provides. Who may procure, who may change a cylinder at night, and how the reserve is replenished, are named. A gas the directory does not use is recorded as not applicable.</w:t>
+        <w:t xml:space="preserve">5.1 Govern procurement, handling, storage, distribution, use and replenishment</w:t>
+      </w:r>
+    </w:p>
+    <w:p>
+      <w:pPr>
+        <w:spacing w:after="140"/>
+      </w:pPr>
+      <w:r>
+        <w:rPr>
+          <w:sz w:val="22"/>
+          <w:szCs w:val="22"/>
+        </w:rPr>
+        <w:t xml:space="preserve">The book lists six acts because a hospital can buy oxygen correctly and still store it against a heater, or use it correctly at the theatre table and never replenish the reserve. BCGA, BOC Handle medical gases safely, and NFPA Medical Gas Cylinder Storage are handling and storage frameworks. ISO 10524-1/2/3 are regulator frameworks. They are not pasted as this hospital's guidance.</w:t>
+      </w:r>
+    </w:p>
+    <w:p>
+      <w:pPr>
+        <w:spacing w:after="140"/>
+      </w:pPr>
+      <w:r>
+        <w:rPr>
+          <w:sz w:val="22"/>
+          <w:szCs w:val="22"/>
+        </w:rPr>
+        <w:t xml:space="preserve">Which gases this hospital actually uses (oxygen as a minimum if any medical gas is used; nitrous oxide, medical air, carbon dioxide, vacuum, compressed air only if in the service directory), who may procure from which licensed source, how a delivery is accepted (identity, pressure, pin-index or DISS, expiry or batch as the supplier provides), and how storage, distribution, use and replenishment are each governed, are held by the «Gas-Plant In-Charge» as written guidance.</w:t>
+      </w:r>
+    </w:p>
+    <w:p>
+      <w:pPr>
+        <w:spacing w:after="140"/>
+      </w:pPr>
+      <w:r>
+        <w:rPr>
+          <w:sz w:val="22"/>
+          <w:szCs w:val="22"/>
+        </w:rPr>
+        <w:t xml:space="preserve">Gases in use: «________». A gas the directory does not use is a recorded absence. Guidance that covers cylinders in stores and is silent on who changes a cylinder at 02:00, or that names medical air and vacuum in the title for a hospital that has neither, is not this guidance.</w:t>
+      </w:r>
+    </w:p>
+    <w:p>
+      <w:pPr>
+        <w:spacing w:after="140"/>
+      </w:pPr>
+      <w:r>
+        <w:rPr>
+          <w:sz w:val="22"/>
+          <w:szCs w:val="22"/>
+        </w:rPr>
+        <w:t xml:space="preserve">The named competent person who changes a cylinder after hours is «the named person on the after-hours cylinder roster». That is a gas-handling competence, not an emergency-command title imported from the fire programme.</w:t>
       </w:r>
     </w:p>
     <w:p>
@@ -1042,19 +1338,55 @@
         <w:spacing w:after="100" w:before="220"/>
       </w:pPr>
       <w:r>
-        <w:t xml:space="preserve">5.2 Safe handling, storage, distribution and use</w:t>
-      </w:r>
-    </w:p>
-    <w:p>
-      <w:pPr>
-        <w:spacing w:after="140"/>
-      </w:pPr>
-      <w:r>
-        <w:rPr>
-          <w:sz w:val="22"/>
-          <w:szCs w:val="22"/>
-        </w:rPr>
-        <w:t xml:space="preserve">Store checks, «weekly», confirm full/empty segregation, upright chaining, clearance from heat and electrics, and matched regulators. At the point of use, two people check gas identity before a new cylinder is opened on a theatre list. Clinical users do not force a connector. A porter does not roll a cylinder on its side down a stair.</w:t>
+        <w:t xml:space="preserve">5.2 Handle, store, distribute and use medical gases safely</w:t>
+      </w:r>
+    </w:p>
+    <w:p>
+      <w:pPr>
+        <w:spacing w:after="140"/>
+      </w:pPr>
+      <w:r>
+        <w:rPr>
+          <w:sz w:val="22"/>
+          <w:szCs w:val="22"/>
+        </w:rPr>
+        <w:t xml:space="preserve">Full and empty are segregated. Cylinders are chained or nested, upright, away from oil, grease, heaters and electrical panels. Pin-index, DISS or NIST connections are not forced. Regulators match ISO 10524 as the framework. Oxygen-enriched areas are not the place a sparking tool is used. Portable cylinders in transit are capped and not rolled on their side down a stair.</w:t>
+      </w:r>
+    </w:p>
+    <w:p>
+      <w:pPr>
+        <w:spacing w:after="140"/>
+      </w:pPr>
+      <w:r>
+        <w:rPr>
+          <w:sz w:val="22"/>
+          <w:szCs w:val="22"/>
+        </w:rPr>
+        <w:t xml:space="preserve">NFPA cylinder storage and BOC inform those rules; they are not a NABH cubic-metre threshold for every small hospital. The local fire authority's conditions on the occupancy may add store-room conditions; this section still owns how a porter moves a cylinder.</w:t>
+      </w:r>
+    </w:p>
+    <w:p>
+      <w:pPr>
+        <w:spacing w:after="140"/>
+      </w:pPr>
+      <w:r>
+        <w:rPr>
+          <w:sz w:val="22"/>
+          <w:szCs w:val="22"/>
+        </w:rPr>
+        <w:t xml:space="preserve">The failure this handling exists to catch is a "full" rack that contains empties, a cylinder used as a doorstop, a grease-on-oxygen regulator, or a theatre that opens a new cylinder without a second person to check the gas identity. How staff handle, store, distribute and use, including the check that the gas at the workstation is the gas intended, are held by the «Gas-Plant In-Charge» with clinical users at the point of use.</w:t>
+      </w:r>
+    </w:p>
+    <w:p>
+      <w:pPr>
+        <w:spacing w:after="140"/>
+      </w:pPr>
+      <w:r>
+        <w:rPr>
+          <w:sz w:val="22"/>
+          <w:szCs w:val="22"/>
+        </w:rPr>
+        <w:t xml:space="preserve">PESO / Gas Cylinder Rules, if they apply, live on the applicable-legislation register; they are not restated as a NABH protocol here.</w:t>
       </w:r>
     </w:p>
     <w:p>
@@ -1063,19 +1395,55 @@
         <w:spacing w:after="100" w:before="220"/>
       </w:pPr>
       <w:r>
-        <w:t xml:space="preserve">5.3 Alternate sources — functioning tests</w:t>
-      </w:r>
-    </w:p>
-    <w:p>
-      <w:pPr>
-        <w:spacing w:after="140"/>
-      </w:pPr>
-      <w:r>
-        <w:rPr>
-          <w:sz w:val="22"/>
-          <w:szCs w:val="22"/>
-        </w:rPr>
-        <w:t xml:space="preserve">Each gas, vacuum and compressed air actually used has a named alternate source. «Monthly», the Maintenance In-Charge runs a functioning test: flow from the reserve to a defined point of use, suction that aspirates, alarms that annunciate. Staff who may change over at night are on the trained-operator list. Portable suction said to be "available" is not in a locked CSSD.</w:t>
+        <w:t xml:space="preserve">5.3 Prove alternate sources by a functioning test</w:t>
+      </w:r>
+    </w:p>
+    <w:p>
+      <w:pPr>
+        <w:spacing w:after="140"/>
+      </w:pPr>
+      <w:r>
+        <w:rPr>
+          <w:sz w:val="22"/>
+          <w:szCs w:val="22"/>
+        </w:rPr>
+        <w:t xml:space="preserve">Alternate oxygen is the reserve that will supply the points of use when the primary manifold bank, primary cylinders at the bedside, or primary concentrator fails: a second manifold bank, a reserve cylinder set sized for the duration this hospital has defined, or a documented diversion. Alternate vacuum is a portable suction on every critical point of use if the piped vacuum fails, or a second pump. Alternate compressed air or medical air is the reserve this hospital has defined, or a recorded absence if that gas is not used.</w:t>
+      </w:r>
+    </w:p>
+    <w:p>
+      <w:pPr>
+        <w:spacing w:after="140"/>
+      </w:pPr>
+      <w:r>
+        <w:rPr>
+          <w:sz w:val="22"/>
+          <w:szCs w:val="22"/>
+        </w:rPr>
+        <w:t xml:space="preserve">HTM Medical Gas Pipeline Systems and Sarangi et al. are pipeline-safety frameworks for changeover and alarm; they are not a mandate to install a piped system.</w:t>
+      </w:r>
+    </w:p>
+    <w:p>
+      <w:pPr>
+        <w:spacing w:after="140"/>
+      </w:pPr>
+      <w:r>
+        <w:rPr>
+          <w:sz w:val="22"/>
+          <w:szCs w:val="22"/>
+        </w:rPr>
+        <w:t xml:space="preserve">The failure this test exists to catch is a reserve bank that has never been opened on test, a changeover that is manual at 03:00 with no one trained, or "portable suction available" that is in a locked sterile-supply room. The test is a functioning test: gas actually flows from the alternate source to a defined point of use, vacuum actually aspirates, alarms actually annunciate. A paper changeover checklist with no flow is not a test.</w:t>
+      </w:r>
+    </w:p>
+    <w:p>
+      <w:pPr>
+        <w:spacing w:after="140"/>
+      </w:pPr>
+      <w:r>
+        <w:rPr>
+          <w:sz w:val="22"/>
+          <w:szCs w:val="22"/>
+        </w:rPr>
+        <w:t xml:space="preserve">Which alternate source exists for each gas, vacuum and air this hospital uses, the functioning-test method, and the predefined frequency «monthly», are held by the «Gas-Plant In-Charge». Plant electricity remains the utilities programme's backup test; this section is the gas path.</w:t>
       </w:r>
     </w:p>
     <w:p>
@@ -1084,31 +1452,55 @@
         <w:spacing w:after="100" w:before="220"/>
       </w:pPr>
       <w:r>
-        <w:t xml:space="preserve">5.4 Piped installation — or recorded absence</w:t>
-      </w:r>
-    </w:p>
-    <w:p>
-      <w:pPr>
-        <w:spacing w:after="140"/>
-      </w:pPr>
-      <w:r>
-        <w:rPr>
-          <w:sz w:val="22"/>
-          <w:szCs w:val="22"/>
-        </w:rPr>
-        <w:t xml:space="preserve">If a piped MGPS exists, the operational plan, inspection plan, testing plan and maintenance plan are in one file. Zone isolation is only by a named person, with clinical notice. Identity is rechecked after work. Last inspection, last pressure and alarm test, and last maintenance are retrievable.</w:t>
-      </w:r>
-    </w:p>
-    <w:p>
-      <w:pPr>
-        <w:spacing w:after="140"/>
-      </w:pPr>
-      <w:r>
-        <w:rPr>
-          <w:sz w:val="22"/>
-          <w:szCs w:val="22"/>
-        </w:rPr>
-        <w:t xml:space="preserve">If no piped system exists, the Medical Superintendent signs a dated recorded absence. That signature is this section. A copied HTM 02-01 is not.</w:t>
+        <w:t xml:space="preserve">5.4 Maintain the piped installation, or record that none exists</w:t>
+      </w:r>
+    </w:p>
+    <w:p>
+      <w:pPr>
+        <w:spacing w:after="140"/>
+      </w:pPr>
+      <w:r>
+        <w:rPr>
+          <w:sz w:val="22"/>
+          <w:szCs w:val="22"/>
+        </w:rPr>
+        <w:t xml:space="preserve">If this hospital has no piped medical gas pipeline system, this section is a recorded absence against the service directory, signed by the «Gas-Plant In-Charge», not a pipeline SOP invented for a file.</w:t>
+      </w:r>
+    </w:p>
+    <w:p>
+      <w:pPr>
+        <w:spacing w:after="140"/>
+      </w:pPr>
+      <w:r>
+        <w:rPr>
+          <w:sz w:val="22"/>
+          <w:szCs w:val="22"/>
+        </w:rPr>
+        <w:t xml:space="preserve">If a piped system exists, HTM Medical Gas Pipeline Systems is the inspection, test and maintenance framework (identity, pressure, alarm, isolation, anti-confusion, oil-free air as BS EN 12021 where medical air is piped). ISO 10524-2 is the line-regulator framework. NFPA Medical Gas and Vacuum Systems Handbook is a further framework. None of these is a UK or US certificate mandate for an Indian small hospital.</w:t>
+      </w:r>
+    </w:p>
+    <w:p>
+      <w:pPr>
+        <w:spacing w:after="140"/>
+      </w:pPr>
+      <w:r>
+        <w:rPr>
+          <w:sz w:val="22"/>
+          <w:szCs w:val="22"/>
+        </w:rPr>
+        <w:t xml:space="preserve">The operational plan (who may isolate a zone, who may open a plant room), the inspection plan (plant, alarms, terminal units, labelling), the testing plan (pressure, identity after work, alarm function), the maintenance plan (filters, dryers, pumps, manifolds), and the rule that work on a live oxygen pipe is a planned isolation with clinical notice, are held by the «Gas-Plant In-Charge».</w:t>
+      </w:r>
+    </w:p>
+    <w:p>
+      <w:pPr>
+        <w:spacing w:after="140"/>
+      </w:pPr>
+      <w:r>
+        <w:rPr>
+          <w:sz w:val="22"/>
+          <w:szCs w:val="22"/>
+        </w:rPr>
+        <w:t xml:space="preserve">A commissioning certificate from the year the pipe was laid is not this plan. A terminal unit that delivers the wrong gas after a repair is a failure of this policy and a fire-and-non-fire emergency if patients are on the line. The equipment programme may still hold a regulator device file; the pipeline is here.</w:t>
       </w:r>
     </w:p>
     <w:p>
@@ -1129,19 +1521,116 @@
           <w:sz w:val="22"/>
           <w:szCs w:val="22"/>
         </w:rPr>
-        <w:t xml:space="preserve">Every person has the authority and the duty to stop an act that breaches a non-negotiable rule: mixed full and empty; a cylinder as a doorstop; a forced connector; sparking tools in oxygen; a reserve being counted as backup that has never been opened on test.</w:t>
-      </w:r>
-    </w:p>
-    <w:p>
-      <w:pPr>
-        <w:spacing w:after="140"/>
-      </w:pPr>
-      <w:r>
-        <w:rPr>
-          <w:sz w:val="22"/>
-          <w:szCs w:val="22"/>
-        </w:rPr>
-        <w:t xml:space="preserve">The person says "stop", makes the immediate safe condition they are competent to make, and reports the same shift to the «Maintenance In-Charge» or the Night Duty Officer. There is no retaliation for a good-faith stop-work. A vendor who refuses to stop is required to leave the area.</w:t>
+        <w:t xml:space="preserve">A person who is about to do any of the following does not proceed:</w:t>
+      </w:r>
+    </w:p>
+    <w:p>
+      <w:pPr>
+        <w:pStyle w:val="ListParagraph"/>
+        <w:numPr>
+          <w:ilvl w:val="0"/>
+          <w:numId w:val="1"/>
+        </w:numPr>
+        <w:spacing w:after="60"/>
+      </w:pPr>
+      <w:r>
+        <w:rPr>
+          <w:sz w:val="22"/>
+          <w:szCs w:val="22"/>
+        </w:rPr>
+        <w:t xml:space="preserve">connect a cylinder, manifold or terminal whose identity has not been checked;</w:t>
+      </w:r>
+    </w:p>
+    <w:p>
+      <w:pPr>
+        <w:pStyle w:val="ListParagraph"/>
+        <w:numPr>
+          <w:ilvl w:val="0"/>
+          <w:numId w:val="1"/>
+        </w:numPr>
+        <w:spacing w:after="60"/>
+      </w:pPr>
+      <w:r>
+        <w:rPr>
+          <w:sz w:val="22"/>
+          <w:szCs w:val="22"/>
+        </w:rPr>
+        <w:t xml:space="preserve">force a mismatched pin-index, DISS or NIST connector;</w:t>
+      </w:r>
+    </w:p>
+    <w:p>
+      <w:pPr>
+        <w:pStyle w:val="ListParagraph"/>
+        <w:numPr>
+          <w:ilvl w:val="0"/>
+          <w:numId w:val="1"/>
+        </w:numPr>
+        <w:spacing w:after="60"/>
+      </w:pPr>
+      <w:r>
+        <w:rPr>
+          <w:sz w:val="22"/>
+          <w:szCs w:val="22"/>
+        </w:rPr>
+        <w:t xml:space="preserve">use a piped terminal after work on that zone until identity and pressure have been tested;</w:t>
+      </w:r>
+    </w:p>
+    <w:p>
+      <w:pPr>
+        <w:pStyle w:val="ListParagraph"/>
+        <w:numPr>
+          <w:ilvl w:val="0"/>
+          <w:numId w:val="1"/>
+        </w:numPr>
+        <w:spacing w:after="60"/>
+      </w:pPr>
+      <w:r>
+        <w:rPr>
+          <w:sz w:val="22"/>
+          <w:szCs w:val="22"/>
+        </w:rPr>
+        <w:t xml:space="preserve">sign a backup-test sheet for a reserve that did not flow, a vacuum that did not aspirate, or an alarm that did not annunciate;</w:t>
+      </w:r>
+    </w:p>
+    <w:p>
+      <w:pPr>
+        <w:pStyle w:val="ListParagraph"/>
+        <w:numPr>
+          <w:ilvl w:val="0"/>
+          <w:numId w:val="1"/>
+        </w:numPr>
+        <w:spacing w:after="60"/>
+      </w:pPr>
+      <w:r>
+        <w:rPr>
+          <w:sz w:val="22"/>
+          <w:szCs w:val="22"/>
+        </w:rPr>
+        <w:t xml:space="preserve">start work on a live oxygen pipe without a planned isolation and clinical notice.</w:t>
+      </w:r>
+    </w:p>
+    <w:p>
+      <w:pPr>
+        <w:spacing w:after="140"/>
+      </w:pPr>
+      <w:r>
+        <w:rPr>
+          <w:sz w:val="22"/>
+          <w:szCs w:val="22"/>
+        </w:rPr>
+        <w:t xml:space="preserve">They cap the cylinder, leave the connector unforced, leave the zone out of use, leave the test unsigned, and tell the «Gas-Plant In-Charge» the same shift — or, if that person is not on site, the «named person on the after-hours cylinder roster».</w:t>
+      </w:r>
+    </w:p>
+    <w:p>
+      <w:pPr>
+        <w:spacing w:after="140"/>
+      </w:pPr>
+      <w:r>
+        <w:rPr>
+          <w:sz w:val="22"/>
+          <w:szCs w:val="22"/>
+        </w:rPr>
+        <w:t xml:space="preserve">A good-faith refusal to connect an unidentified cylinder, or to sign a paper changeover as a functioning test, is not a disciplinary matter. The connection or the test is not recorded as done until identity was checked or flow was seen.</w:t>
       </w:r>
     </w:p>
     <w:p>
@@ -1162,177 +1651,194 @@
           <w:sz w:val="22"/>
           <w:szCs w:val="22"/>
         </w:rPr>
-        <w:t xml:space="preserve">Roles below are titles, not vacancies.</w:t>
-      </w:r>
-    </w:p>
-    <w:p>
-      <w:pPr>
-        <w:pStyle w:val="ListParagraph"/>
-        <w:numPr>
-          <w:ilvl w:val="0"/>
-          <w:numId w:val="1"/>
-        </w:numPr>
-        <w:spacing w:after="60"/>
-      </w:pPr>
-      <w:r>
-        <w:rPr>
-          <w:sz w:val="22"/>
-          <w:szCs w:val="22"/>
-        </w:rPr>
-        <w:t xml:space="preserve">Medical Superintendent</w:t>
-      </w:r>
-    </w:p>
-    <w:p>
-      <w:pPr>
-        <w:pStyle w:val="ListParagraph"/>
-        <w:numPr>
-          <w:ilvl w:val="0"/>
-          <w:numId w:val="1"/>
-        </w:numPr>
-        <w:spacing w:after="60"/>
-      </w:pPr>
-      <w:r>
-        <w:rPr>
-          <w:sz w:val="22"/>
-          <w:szCs w:val="22"/>
-        </w:rPr>
-        <w:t xml:space="preserve">Accountable that this policy is issued and followed.</w:t>
-      </w:r>
-    </w:p>
-    <w:p>
-      <w:pPr>
-        <w:pStyle w:val="ListParagraph"/>
-        <w:numPr>
-          <w:ilvl w:val="0"/>
-          <w:numId w:val="1"/>
-        </w:numPr>
-        <w:spacing w:after="60"/>
-      </w:pPr>
-      <w:r>
-        <w:rPr>
-          <w:sz w:val="22"/>
-          <w:szCs w:val="22"/>
-        </w:rPr>
-        <w:t xml:space="preserve">Signs the recorded absence if no piped system exists.</w:t>
-      </w:r>
-    </w:p>
-    <w:p>
-      <w:pPr>
-        <w:pStyle w:val="ListParagraph"/>
-        <w:numPr>
-          <w:ilvl w:val="0"/>
-          <w:numId w:val="1"/>
-        </w:numPr>
-        <w:spacing w:after="60"/>
-      </w:pPr>
-      <w:r>
-        <w:rPr>
-          <w:sz w:val="22"/>
-          <w:szCs w:val="22"/>
-        </w:rPr>
-        <w:t xml:space="preserve">Names the reserve duration.</w:t>
-      </w:r>
-    </w:p>
-    <w:p>
-      <w:pPr>
-        <w:pStyle w:val="ListParagraph"/>
-        <w:numPr>
-          <w:ilvl w:val="0"/>
-          <w:numId w:val="1"/>
-        </w:numPr>
-        <w:spacing w:after="60"/>
-      </w:pPr>
-      <w:r>
-        <w:rPr>
-          <w:sz w:val="22"/>
-          <w:szCs w:val="22"/>
-        </w:rPr>
-        <w:t xml:space="preserve">Maintenance In-Charge</w:t>
-      </w:r>
-    </w:p>
-    <w:p>
-      <w:pPr>
-        <w:pStyle w:val="ListParagraph"/>
-        <w:numPr>
-          <w:ilvl w:val="0"/>
-          <w:numId w:val="1"/>
-        </w:numPr>
-        <w:spacing w:after="60"/>
-      </w:pPr>
-      <w:r>
-        <w:rPr>
-          <w:sz w:val="22"/>
-          <w:szCs w:val="22"/>
-        </w:rPr>
-        <w:t xml:space="preserve">Owns written guidance, store checks, functioning tests, and the MGPS file or absence record.</w:t>
-      </w:r>
-    </w:p>
-    <w:p>
-      <w:pPr>
-        <w:pStyle w:val="ListParagraph"/>
-        <w:numPr>
-          <w:ilvl w:val="0"/>
-          <w:numId w:val="1"/>
-        </w:numPr>
-        <w:spacing w:after="60"/>
-      </w:pPr>
-      <w:r>
-        <w:rPr>
-          <w:sz w:val="22"/>
-          <w:szCs w:val="22"/>
-        </w:rPr>
-        <w:t xml:space="preserve">Nursing Superintendent</w:t>
-      </w:r>
-    </w:p>
-    <w:p>
-      <w:pPr>
-        <w:pStyle w:val="ListParagraph"/>
-        <w:numPr>
-          <w:ilvl w:val="0"/>
-          <w:numId w:val="1"/>
-        </w:numPr>
-        <w:spacing w:after="60"/>
-      </w:pPr>
-      <w:r>
-        <w:rPr>
-          <w:sz w:val="22"/>
-          <w:szCs w:val="22"/>
-        </w:rPr>
-        <w:t xml:space="preserve">Ensures ward cylinders in use follow full/empty segregation and identity check.</w:t>
-      </w:r>
-    </w:p>
-    <w:p>
-      <w:pPr>
-        <w:pStyle w:val="ListParagraph"/>
-        <w:numPr>
-          <w:ilvl w:val="0"/>
-          <w:numId w:val="1"/>
-        </w:numPr>
-        <w:spacing w:after="60"/>
-      </w:pPr>
-      <w:r>
-        <w:rPr>
-          <w:sz w:val="22"/>
-          <w:szCs w:val="22"/>
-        </w:rPr>
-        <w:t xml:space="preserve">Night Duty Officer</w:t>
-      </w:r>
-    </w:p>
-    <w:p>
-      <w:pPr>
-        <w:pStyle w:val="ListParagraph"/>
-        <w:numPr>
-          <w:ilvl w:val="0"/>
-          <w:numId w:val="1"/>
-        </w:numPr>
-        <w:spacing w:after="60"/>
-      </w:pPr>
-      <w:r>
-        <w:rPr>
-          <w:sz w:val="22"/>
-          <w:szCs w:val="22"/>
-        </w:rPr>
-        <w:t xml:space="preserve">Holds changeover authority overnight; does not open a cylinder without identity check.</w:t>
+        <w:t xml:space="preserve">These are the jobs this medical-gas programme needs. In a small hospital the gas-plant lead may be the same person as the facilities Maintenance In-Charge; they still keep this file as the gas file, not as a combined fire-and-cylinder binder.</w:t>
+      </w:r>
+    </w:p>
+    <w:p>
+      <w:pPr>
+        <w:pStyle w:val="ListParagraph"/>
+        <w:numPr>
+          <w:ilvl w:val="0"/>
+          <w:numId w:val="1"/>
+        </w:numPr>
+        <w:spacing w:after="60"/>
+      </w:pPr>
+      <w:r>
+        <w:rPr>
+          <w:sz w:val="22"/>
+          <w:szCs w:val="22"/>
+        </w:rPr>
+        <w:t xml:space="preserve">Medical Superintendent (head of the institution)</w:t>
+      </w:r>
+    </w:p>
+    <w:p>
+      <w:pPr>
+        <w:pStyle w:val="ListParagraph"/>
+        <w:numPr>
+          <w:ilvl w:val="0"/>
+          <w:numId w:val="1"/>
+        </w:numPr>
+        <w:spacing w:after="60"/>
+      </w:pPr>
+      <w:r>
+        <w:rPr>
+          <w:sz w:val="22"/>
+          <w:szCs w:val="22"/>
+        </w:rPr>
+        <w:t xml:space="preserve">Accountable that medical gases, vacuum and compressed air are managed as this policy requires.</w:t>
+      </w:r>
+    </w:p>
+    <w:p>
+      <w:pPr>
+        <w:pStyle w:val="ListParagraph"/>
+        <w:numPr>
+          <w:ilvl w:val="0"/>
+          <w:numId w:val="1"/>
+        </w:numPr>
+        <w:spacing w:after="60"/>
+      </w:pPr>
+      <w:r>
+        <w:rPr>
+          <w:sz w:val="22"/>
+          <w:szCs w:val="22"/>
+        </w:rPr>
+        <w:t xml:space="preserve">Signs the recorded absence if no piped system exists, or accepts the piped plan if one does.</w:t>
+      </w:r>
+    </w:p>
+    <w:p>
+      <w:pPr>
+        <w:pStyle w:val="ListParagraph"/>
+        <w:numPr>
+          <w:ilvl w:val="0"/>
+          <w:numId w:val="1"/>
+        </w:numPr>
+        <w:spacing w:after="60"/>
+      </w:pPr>
+      <w:r>
+        <w:rPr>
+          <w:sz w:val="22"/>
+          <w:szCs w:val="22"/>
+        </w:rPr>
+        <w:t xml:space="preserve">«Gas-Plant In-Charge» (named engineering or gas-plant lead)</w:t>
+      </w:r>
+    </w:p>
+    <w:p>
+      <w:pPr>
+        <w:pStyle w:val="ListParagraph"/>
+        <w:numPr>
+          <w:ilvl w:val="0"/>
+          <w:numId w:val="1"/>
+        </w:numPr>
+        <w:spacing w:after="60"/>
+      </w:pPr>
+      <w:r>
+        <w:rPr>
+          <w:sz w:val="22"/>
+          <w:szCs w:val="22"/>
+        </w:rPr>
+        <w:t xml:space="preserve">Holds the written guidance covering the six acts, store checks, identity-check method, functioning-test records, and the piped-system file or the recorded absence.</w:t>
+      </w:r>
+    </w:p>
+    <w:p>
+      <w:pPr>
+        <w:pStyle w:val="ListParagraph"/>
+        <w:numPr>
+          <w:ilvl w:val="0"/>
+          <w:numId w:val="1"/>
+        </w:numPr>
+        <w:spacing w:after="60"/>
+      </w:pPr>
+      <w:r>
+        <w:rPr>
+          <w:sz w:val="22"/>
+          <w:szCs w:val="22"/>
+        </w:rPr>
+        <w:t xml:space="preserve">Names the «named person on the after-hours cylinder roster» who is competent to change a cylinder when the lead is not on site.</w:t>
+      </w:r>
+    </w:p>
+    <w:p>
+      <w:pPr>
+        <w:pStyle w:val="ListParagraph"/>
+        <w:numPr>
+          <w:ilvl w:val="0"/>
+          <w:numId w:val="1"/>
+        </w:numPr>
+        <w:spacing w:after="60"/>
+      </w:pPr>
+      <w:r>
+        <w:rPr>
+          <w:sz w:val="22"/>
+          <w:szCs w:val="22"/>
+        </w:rPr>
+        <w:t xml:space="preserve">Orders planned isolation of a live oxygen pipe with clinical notice.</w:t>
+      </w:r>
+    </w:p>
+    <w:p>
+      <w:pPr>
+        <w:pStyle w:val="ListParagraph"/>
+        <w:numPr>
+          <w:ilvl w:val="0"/>
+          <w:numId w:val="1"/>
+        </w:numPr>
+        <w:spacing w:after="60"/>
+      </w:pPr>
+      <w:r>
+        <w:rPr>
+          <w:sz w:val="22"/>
+          <w:szCs w:val="22"/>
+        </w:rPr>
+        <w:t xml:space="preserve">Clinical users (theatre, intensive or high-dependency care, emergency, labour if gases are used there)</w:t>
+      </w:r>
+    </w:p>
+    <w:p>
+      <w:pPr>
+        <w:pStyle w:val="ListParagraph"/>
+        <w:numPr>
+          <w:ilvl w:val="0"/>
+          <w:numId w:val="1"/>
+        </w:numPr>
+        <w:spacing w:after="60"/>
+      </w:pPr>
+      <w:r>
+        <w:rPr>
+          <w:sz w:val="22"/>
+          <w:szCs w:val="22"/>
+        </w:rPr>
+        <w:t xml:space="preserve">Check gas identity at the point of use.</w:t>
+      </w:r>
+    </w:p>
+    <w:p>
+      <w:pPr>
+        <w:pStyle w:val="ListParagraph"/>
+        <w:numPr>
+          <w:ilvl w:val="0"/>
+          <w:numId w:val="1"/>
+        </w:numPr>
+        <w:spacing w:after="60"/>
+      </w:pPr>
+      <w:r>
+        <w:rPr>
+          <w:sz w:val="22"/>
+          <w:szCs w:val="22"/>
+        </w:rPr>
+        <w:t xml:space="preserve">Do not force a mismatched connector.</w:t>
+      </w:r>
+    </w:p>
+    <w:p>
+      <w:pPr>
+        <w:pStyle w:val="ListParagraph"/>
+        <w:numPr>
+          <w:ilvl w:val="0"/>
+          <w:numId w:val="1"/>
+        </w:numPr>
+        <w:spacing w:after="60"/>
+      </w:pPr>
+      <w:r>
+        <w:rPr>
+          <w:sz w:val="22"/>
+          <w:szCs w:val="22"/>
+        </w:rPr>
+        <w:t xml:space="preserve">Report a hiss, a manifold alarm, or a terminal that is unlabelled.</w:t>
       </w:r>
     </w:p>
     <w:p>
@@ -1366,51 +1872,80 @@
           <w:sz w:val="22"/>
           <w:szCs w:val="22"/>
         </w:rPr>
-        <w:t xml:space="preserve">Audits this policy «quarterly».</w:t>
-      </w:r>
-    </w:p>
-    <w:p>
-      <w:pPr>
-        <w:pStyle w:val="ListParagraph"/>
-        <w:numPr>
-          <w:ilvl w:val="0"/>
-          <w:numId w:val="1"/>
-        </w:numPr>
-        <w:spacing w:after="60"/>
-      </w:pPr>
-      <w:r>
-        <w:rPr>
-          <w:sz w:val="22"/>
-          <w:szCs w:val="22"/>
-        </w:rPr>
-        <w:t xml:space="preserve">Clinical users (theatre, ICU, emergency)</w:t>
-      </w:r>
-    </w:p>
-    <w:p>
-      <w:pPr>
-        <w:pStyle w:val="ListParagraph"/>
-        <w:numPr>
-          <w:ilvl w:val="0"/>
-          <w:numId w:val="1"/>
-        </w:numPr>
-        <w:spacing w:after="60"/>
-      </w:pPr>
-      <w:r>
-        <w:rPr>
-          <w:sz w:val="22"/>
-          <w:szCs w:val="22"/>
-        </w:rPr>
-        <w:t xml:space="preserve">Check gas identity at the workstation; do not force a connector.</w:t>
-      </w:r>
-    </w:p>
-    <w:p>
-      <w:pPr>
-        <w:pStyle w:val="ListParagraph"/>
-        <w:numPr>
-          <w:ilvl w:val="0"/>
-          <w:numId w:val="1"/>
-        </w:numPr>
-        <w:spacing w:after="60"/>
+        <w:t xml:space="preserve">Audits the records in section 8.</w:t>
+      </w:r>
+    </w:p>
+    <w:p>
+      <w:pPr>
+        <w:pStyle w:val="ListParagraph"/>
+        <w:numPr>
+          <w:ilvl w:val="0"/>
+          <w:numId w:val="1"/>
+        </w:numPr>
+        <w:spacing w:after="60"/>
+      </w:pPr>
+      <w:r>
+        <w:rPr>
+          <w:sz w:val="22"/>
+          <w:szCs w:val="22"/>
+        </w:rPr>
+        <w:t xml:space="preserve">Contracted pipeline maintainer, if outsourced</w:t>
+      </w:r>
+    </w:p>
+    <w:p>
+      <w:pPr>
+        <w:pStyle w:val="ListParagraph"/>
+        <w:numPr>
+          <w:ilvl w:val="0"/>
+          <w:numId w:val="1"/>
+        </w:numPr>
+        <w:spacing w:after="60"/>
+      </w:pPr>
+      <w:r>
+        <w:rPr>
+          <w:sz w:val="22"/>
+          <w:szCs w:val="22"/>
+        </w:rPr>
+        <w:t xml:space="preserve">Works to the inspection, test and maintenance plan in this policy. Outsourcing agreements remain that management-agreement programme.</w:t>
+      </w:r>
+    </w:p>
+    <w:p>
+      <w:pPr>
+        <w:pStyle w:val="ListParagraph"/>
+        <w:numPr>
+          <w:ilvl w:val="0"/>
+          <w:numId w:val="1"/>
+        </w:numPr>
+        <w:spacing w:after="60"/>
+      </w:pPr>
+      <w:r>
+        <w:rPr>
+          <w:sz w:val="22"/>
+          <w:szCs w:val="22"/>
+        </w:rPr>
+        <w:t xml:space="preserve">All staff who move or store cylinders</w:t>
+      </w:r>
+    </w:p>
+    <w:p>
+      <w:pPr>
+        <w:pStyle w:val="ListParagraph"/>
+        <w:numPr>
+          <w:ilvl w:val="0"/>
+          <w:numId w:val="1"/>
+        </w:numPr>
+        <w:spacing w:after="60"/>
+      </w:pPr>
+      <w:r>
+        <w:rPr>
+          <w:sz w:val="22"/>
+          <w:szCs w:val="22"/>
+        </w:rPr>
+        <w:t xml:space="preserve">Keep full and empty segregated; do not use a cylinder as a doorstop; do not put an empty cylinder in the biomedical-waste stream.</w:t>
+      </w:r>
+    </w:p>
+    <w:p>
+      <w:pPr>
+        <w:spacing w:after="140"/>
       </w:pPr>
       <w:r>
         <w:rPr>
@@ -1434,75 +1969,92 @@
           <w:sz w:val="22"/>
           <w:szCs w:val="22"/>
         </w:rPr>
-        <w:t xml:space="preserve">Written guidance: Maintenance In-Charge (R/A)</w:t>
-      </w:r>
-    </w:p>
-    <w:p>
-      <w:pPr>
-        <w:pStyle w:val="ListParagraph"/>
-        <w:numPr>
-          <w:ilvl w:val="0"/>
-          <w:numId w:val="1"/>
-        </w:numPr>
-        <w:spacing w:after="60"/>
-      </w:pPr>
-      <w:r>
-        <w:rPr>
-          <w:sz w:val="22"/>
-          <w:szCs w:val="22"/>
-        </w:rPr>
-        <w:t xml:space="preserve">Store and handling: Maintenance In-Charge (R); Nursing Superintendent (A on the ward)</w:t>
-      </w:r>
-    </w:p>
-    <w:p>
-      <w:pPr>
-        <w:pStyle w:val="ListParagraph"/>
-        <w:numPr>
-          <w:ilvl w:val="0"/>
-          <w:numId w:val="1"/>
-        </w:numPr>
-        <w:spacing w:after="60"/>
-      </w:pPr>
-      <w:r>
-        <w:rPr>
-          <w:sz w:val="22"/>
-          <w:szCs w:val="22"/>
-        </w:rPr>
-        <w:t xml:space="preserve">Functioning tests: Maintenance In-Charge (R/A)</w:t>
-      </w:r>
-    </w:p>
-    <w:p>
-      <w:pPr>
-        <w:pStyle w:val="ListParagraph"/>
-        <w:numPr>
-          <w:ilvl w:val="0"/>
-          <w:numId w:val="1"/>
-        </w:numPr>
-        <w:spacing w:after="60"/>
-      </w:pPr>
-      <w:r>
-        <w:rPr>
-          <w:sz w:val="22"/>
-          <w:szCs w:val="22"/>
-        </w:rPr>
-        <w:t xml:space="preserve">Piped plan or absence: Maintenance In-Charge (R); Medical Superintendent (A)</w:t>
-      </w:r>
-    </w:p>
-    <w:p>
-      <w:pPr>
-        <w:pStyle w:val="ListParagraph"/>
-        <w:numPr>
-          <w:ilvl w:val="0"/>
-          <w:numId w:val="1"/>
-        </w:numPr>
-        <w:spacing w:after="60"/>
-      </w:pPr>
-      <w:r>
-        <w:rPr>
-          <w:sz w:val="22"/>
-          <w:szCs w:val="22"/>
-        </w:rPr>
-        <w:t xml:space="preserve">Stop-work: all staff (R); Maintenance In-Charge (A for restart)</w:t>
+        <w:t xml:space="preserve">Written guidance (six acts): Gas-Plant In-Charge (R/A)</w:t>
+      </w:r>
+    </w:p>
+    <w:p>
+      <w:pPr>
+        <w:pStyle w:val="ListParagraph"/>
+        <w:numPr>
+          <w:ilvl w:val="0"/>
+          <w:numId w:val="1"/>
+        </w:numPr>
+        <w:spacing w:after="60"/>
+      </w:pPr>
+      <w:r>
+        <w:rPr>
+          <w:sz w:val="22"/>
+          <w:szCs w:val="22"/>
+        </w:rPr>
+        <w:t xml:space="preserve">Safe handling and identity check: Gas-Plant In-Charge (R for store); clinical user (R at the point of use)</w:t>
+      </w:r>
+    </w:p>
+    <w:p>
+      <w:pPr>
+        <w:pStyle w:val="ListParagraph"/>
+        <w:numPr>
+          <w:ilvl w:val="0"/>
+          <w:numId w:val="1"/>
+        </w:numPr>
+        <w:spacing w:after="60"/>
+      </w:pPr>
+      <w:r>
+        <w:rPr>
+          <w:sz w:val="22"/>
+          <w:szCs w:val="22"/>
+        </w:rPr>
+        <w:t xml:space="preserve">Functioning tests of alternate sources: Gas-Plant In-Charge (R/A)</w:t>
+      </w:r>
+    </w:p>
+    <w:p>
+      <w:pPr>
+        <w:pStyle w:val="ListParagraph"/>
+        <w:numPr>
+          <w:ilvl w:val="0"/>
+          <w:numId w:val="1"/>
+        </w:numPr>
+        <w:spacing w:after="60"/>
+      </w:pPr>
+      <w:r>
+        <w:rPr>
+          <w:sz w:val="22"/>
+          <w:szCs w:val="22"/>
+        </w:rPr>
+        <w:t xml:space="preserve">Piped plan or recorded absence: Gas-Plant In-Charge (R); Medical Superintendent (A)</w:t>
+      </w:r>
+    </w:p>
+    <w:p>
+      <w:pPr>
+        <w:pStyle w:val="ListParagraph"/>
+        <w:numPr>
+          <w:ilvl w:val="0"/>
+          <w:numId w:val="1"/>
+        </w:numPr>
+        <w:spacing w:after="60"/>
+      </w:pPr>
+      <w:r>
+        <w:rPr>
+          <w:sz w:val="22"/>
+          <w:szCs w:val="22"/>
+        </w:rPr>
+        <w:t xml:space="preserve">After-hours cylinder change: named person on the after-hours cylinder roster (R); Gas-Plant In-Charge (A)</w:t>
+      </w:r>
+    </w:p>
+    <w:p>
+      <w:pPr>
+        <w:pStyle w:val="ListParagraph"/>
+        <w:numPr>
+          <w:ilvl w:val="0"/>
+          <w:numId w:val="1"/>
+        </w:numPr>
+        <w:spacing w:after="60"/>
+      </w:pPr>
+      <w:r>
+        <w:rPr>
+          <w:sz w:val="22"/>
+          <w:szCs w:val="22"/>
+        </w:rPr>
+        <w:t xml:space="preserve">Audit: Quality Coordinator (R); Medical Superintendent (A)</w:t>
       </w:r>
     </w:p>
     <w:p>
@@ -1523,150 +2075,157 @@
           <w:sz w:val="22"/>
           <w:szCs w:val="22"/>
         </w:rPr>
-        <w:t xml:space="preserve">The Quality Coordinator audits this policy «quarterly».</w:t>
-      </w:r>
-    </w:p>
-    <w:p>
-      <w:pPr>
-        <w:pStyle w:val="ListParagraph"/>
-        <w:numPr>
-          <w:ilvl w:val="0"/>
-          <w:numId w:val="1"/>
-        </w:numPr>
-        <w:spacing w:after="60"/>
-      </w:pPr>
-      <w:r>
-        <w:rPr>
-          <w:sz w:val="22"/>
-          <w:szCs w:val="22"/>
-        </w:rPr>
-        <w:t xml:space="preserve">What is monitored:</w:t>
-      </w:r>
-    </w:p>
-    <w:p>
-      <w:pPr>
-        <w:pStyle w:val="ListParagraph"/>
-        <w:numPr>
-          <w:ilvl w:val="0"/>
-          <w:numId w:val="1"/>
-        </w:numPr>
-        <w:spacing w:after="60"/>
-      </w:pPr>
-      <w:r>
-        <w:rPr>
-          <w:sz w:val="22"/>
-          <w:szCs w:val="22"/>
-        </w:rPr>
-        <w:t xml:space="preserve">Guidance covers all six acts for gases actually used; unused gases are not-applicable.</w:t>
-      </w:r>
-    </w:p>
-    <w:p>
-      <w:pPr>
-        <w:pStyle w:val="ListParagraph"/>
-        <w:numPr>
-          <w:ilvl w:val="0"/>
-          <w:numId w:val="1"/>
-        </w:numPr>
-        <w:spacing w:after="60"/>
-      </w:pPr>
-      <w:r>
-        <w:rPr>
-          <w:sz w:val="22"/>
-          <w:szCs w:val="22"/>
-        </w:rPr>
-        <w:t xml:space="preserve">Store: full/empty segregated; no cylinder as a doorstop.</w:t>
-      </w:r>
-    </w:p>
-    <w:p>
-      <w:pPr>
-        <w:pStyle w:val="ListParagraph"/>
-        <w:numPr>
-          <w:ilvl w:val="0"/>
-          <w:numId w:val="1"/>
-        </w:numPr>
-        <w:spacing w:after="60"/>
-      </w:pPr>
-      <w:r>
-        <w:rPr>
-          <w:sz w:val="22"/>
-          <w:szCs w:val="22"/>
-        </w:rPr>
-        <w:t xml:space="preserve">Last functioning test flowed; it was not a paper changeover.</w:t>
-      </w:r>
-    </w:p>
-    <w:p>
-      <w:pPr>
-        <w:pStyle w:val="ListParagraph"/>
-        <w:numPr>
-          <w:ilvl w:val="0"/>
-          <w:numId w:val="1"/>
-        </w:numPr>
-        <w:spacing w:after="60"/>
-      </w:pPr>
-      <w:r>
-        <w:rPr>
-          <w:sz w:val="22"/>
-          <w:szCs w:val="22"/>
-        </w:rPr>
-        <w:t xml:space="preserve">Piped file shows last inspection, pressure/alarm test and maintenance — or a signed absence if no MGPS.</w:t>
-      </w:r>
-    </w:p>
-    <w:p>
-      <w:pPr>
-        <w:pStyle w:val="ListParagraph"/>
-        <w:numPr>
-          <w:ilvl w:val="0"/>
-          <w:numId w:val="1"/>
-        </w:numPr>
-        <w:spacing w:after="60"/>
-      </w:pPr>
-      <w:r>
-        <w:rPr>
-          <w:sz w:val="22"/>
-          <w:szCs w:val="22"/>
-        </w:rPr>
-        <w:t xml:space="preserve">Trained-operator list for night changeover and zone isolation.</w:t>
-      </w:r>
-    </w:p>
-    <w:p>
-      <w:pPr>
-        <w:pStyle w:val="ListParagraph"/>
-        <w:numPr>
-          <w:ilvl w:val="0"/>
-          <w:numId w:val="1"/>
-        </w:numPr>
-        <w:spacing w:after="60"/>
-      </w:pPr>
-      <w:r>
-        <w:rPr>
-          <w:sz w:val="22"/>
-          <w:szCs w:val="22"/>
-        </w:rPr>
-        <w:t xml:space="preserve">Plant electricity left with the utilities programme; a leak emergency left with the fire programme.</w:t>
-      </w:r>
-    </w:p>
-    <w:p>
-      <w:pPr>
-        <w:spacing w:after="140"/>
-      </w:pPr>
-      <w:r>
-        <w:rPr>
-          <w:sz w:val="22"/>
-          <w:szCs w:val="22"/>
-        </w:rPr>
-        <w:t xml:space="preserve">Root-cause analysis is required when: a wrong-gas or empty-reserve event occurs; a functioning test finds no flow; a forced connector is found; a terminal is unlabelled after work. CAPA older than «thirty days» is escalated to the Medical Superintendent.</w:t>
-      </w:r>
-    </w:p>
-    <w:p>
-      <w:pPr>
-        <w:spacing w:after="140"/>
-      </w:pPr>
-      <w:r>
-        <w:rPr>
-          <w:sz w:val="22"/>
-          <w:szCs w:val="22"/>
-        </w:rPr>
-        <w:t xml:space="preserve">This policy is reviewed «annually», and sooner after a wrong-gas or empty-reserve event.</w:t>
+        <w:t xml:space="preserve">The Quality Coordinator audits this policy «quarterly». The audit looks at the store, the plant and the records, not at a binder.</w:t>
+      </w:r>
+    </w:p>
+    <w:p>
+      <w:pPr>
+        <w:spacing w:after="140"/>
+      </w:pPr>
+      <w:r>
+        <w:rPr>
+          <w:sz w:val="22"/>
+          <w:szCs w:val="22"/>
+        </w:rPr>
+        <w:t xml:space="preserve">What is monitored each quarter:</w:t>
+      </w:r>
+    </w:p>
+    <w:p>
+      <w:pPr>
+        <w:pStyle w:val="ListParagraph"/>
+        <w:numPr>
+          <w:ilvl w:val="0"/>
+          <w:numId w:val="1"/>
+        </w:numPr>
+        <w:spacing w:after="60"/>
+      </w:pPr>
+      <w:r>
+        <w:rPr>
+          <w:sz w:val="22"/>
+          <w:szCs w:val="22"/>
+        </w:rPr>
+        <w:t xml:space="preserve">Written guidance covers procurement through replenishment of the gases actually used, including who changes a cylinder after hours. Unused gases are recorded as absences.</w:t>
+      </w:r>
+    </w:p>
+    <w:p>
+      <w:pPr>
+        <w:pStyle w:val="ListParagraph"/>
+        <w:numPr>
+          <w:ilvl w:val="0"/>
+          <w:numId w:val="1"/>
+        </w:numPr>
+        <w:spacing w:after="60"/>
+      </w:pPr>
+      <w:r>
+        <w:rPr>
+          <w:sz w:val="22"/>
+          <w:szCs w:val="22"/>
+        </w:rPr>
+        <w:t xml:space="preserve">Full and empty are segregated; cylinders are chained upright; identity is checked at use. A cylinder used as a doorstop is a finding.</w:t>
+      </w:r>
+    </w:p>
+    <w:p>
+      <w:pPr>
+        <w:pStyle w:val="ListParagraph"/>
+        <w:numPr>
+          <w:ilvl w:val="0"/>
+          <w:numId w:val="1"/>
+        </w:numPr>
+        <w:spacing w:after="60"/>
+      </w:pPr>
+      <w:r>
+        <w:rPr>
+          <w:sz w:val="22"/>
+          <w:szCs w:val="22"/>
+        </w:rPr>
+        <w:t xml:space="preserve">Functioning backup tests show flow from the reserve, vacuum that aspirates, and alarms that annunciate, at the predefined frequency. A paper changeover is a finding.</w:t>
+      </w:r>
+    </w:p>
+    <w:p>
+      <w:pPr>
+        <w:pStyle w:val="ListParagraph"/>
+        <w:numPr>
+          <w:ilvl w:val="0"/>
+          <w:numId w:val="1"/>
+        </w:numPr>
+        <w:spacing w:after="60"/>
+      </w:pPr>
+      <w:r>
+        <w:rPr>
+          <w:sz w:val="22"/>
+          <w:szCs w:val="22"/>
+        </w:rPr>
+        <w:t xml:space="preserve">Piped-system maintenance is last inspection, pressure and alarm test and maintenance, not a commissioning certificate — or a signed recorded absence if no piped system exists.</w:t>
+      </w:r>
+    </w:p>
+    <w:p>
+      <w:pPr>
+        <w:pStyle w:val="ListParagraph"/>
+        <w:numPr>
+          <w:ilvl w:val="0"/>
+          <w:numId w:val="1"/>
+        </w:numPr>
+        <w:spacing w:after="60"/>
+      </w:pPr>
+      <w:r>
+        <w:rPr>
+          <w:sz w:val="22"/>
+          <w:szCs w:val="22"/>
+        </w:rPr>
+        <w:t xml:space="preserve">Plant electricity is left with the utilities programme. A leak or wrong-gas event is left with the fire-and-non-fire programme as the emergency action, and closed here as the gas path.</w:t>
+      </w:r>
+    </w:p>
+    <w:p>
+      <w:pPr>
+        <w:pStyle w:val="ListParagraph"/>
+        <w:numPr>
+          <w:ilvl w:val="0"/>
+          <w:numId w:val="1"/>
+        </w:numPr>
+        <w:spacing w:after="60"/>
+      </w:pPr>
+      <w:r>
+        <w:rPr>
+          <w:sz w:val="22"/>
+          <w:szCs w:val="22"/>
+        </w:rPr>
+        <w:t xml:space="preserve">PESO is not invented in disclaimer paragraph 2. Biomedical-waste colours are not used as cylinder disposal.</w:t>
+      </w:r>
+    </w:p>
+    <w:p>
+      <w:pPr>
+        <w:spacing w:after="140"/>
+      </w:pPr>
+      <w:r>
+        <w:rPr>
+          <w:sz w:val="22"/>
+          <w:szCs w:val="22"/>
+        </w:rPr>
+        <w:t xml:space="preserve">Any non-conformity is a finding. The Gas-Plant In-Charge owns the corrective action. Root-cause analysis is required when: a wrong gas reached a workstation; a reserve was signed as tested without flow; full and empty were found mixed; a live oxygen pipe was worked without isolation; or a piped terminal was unlabelled.</w:t>
+      </w:r>
+    </w:p>
+    <w:p>
+      <w:pPr>
+        <w:spacing w:after="140"/>
+      </w:pPr>
+      <w:r>
+        <w:rPr>
+          <w:sz w:val="22"/>
+          <w:szCs w:val="22"/>
+        </w:rPr>
+        <w:t xml:space="preserve">Corrective and preventive action is dated, has an owner, and is checked at the next quarterly audit. An open CAPA older than «thirty days» is escalated to the Medical Superintendent.</w:t>
+      </w:r>
+    </w:p>
+    <w:p>
+      <w:pPr>
+        <w:spacing w:after="140"/>
+      </w:pPr>
+      <w:r>
+        <w:rPr>
+          <w:sz w:val="22"/>
+          <w:szCs w:val="22"/>
+        </w:rPr>
+        <w:t xml:space="preserve">This policy is reviewed «annually», and sooner after a wrong-gas or empty-reserve event, a change to the service directory that adds or withdraws a gas, or a decision to install or decommission a piped system.</w:t>
       </w:r>
     </w:p>
     <w:p>
@@ -1687,7 +2246,7 @@
           <w:sz w:val="22"/>
           <w:szCs w:val="22"/>
         </w:rPr>
-        <w:t xml:space="preserve">Staff who change cylinders, work in the manifold room, or use piped terminals are trained against this policy at induction and «once a year» thereafter. Staff who may isolate a zone or change over the reserve are named on the trained-operator list.</w:t>
+        <w:t xml:space="preserve">Staff who procure, store, change, or use medical gases, and staff who may isolate a piped zone, are trained against this policy at induction, before first unsupervised cylinder change or piped use, and «once a year» thereafter. Training covers: the six acts in the written guidance; full and empty segregation; identity check at use; not forcing a connector; the functioning test of the reserve; and, if a piped system exists, planned isolation with clinical notice. The after-hours cylinder roster is held by the Gas-Plant In-Charge.</w:t>
       </w:r>
     </w:p>
     <w:p>
@@ -1711,7 +2270,7 @@
           <w:sz w:val="22"/>
           <w:szCs w:val="22"/>
         </w:rPr>
-        <w:t xml:space="preserve">I have read this Medical Gases, Vacuum and Compressed Air policy of Preview Hospital. I will not mix full and empty. I will not force a connector. I will not treat an untested reserve as backup.</w:t>
+        <w:t xml:space="preserve">I have read this Medical Gases, Vacuum and Compressed Air policy of Preview Hospital. I will not connect a cylinder whose identity I have not checked. I will not force a mismatched connector. I will not sign a paper changeover as a functioning test. I will not put an empty cylinder in the biomedical-waste stream.</w:t>
       </w:r>
     </w:p>
     <w:p>
@@ -2458,7 +3017,7 @@
           <w:sz w:val="20"/>
           <w:szCs w:val="20"/>
         </w:rPr>
-        <w:t xml:space="preserve">The Nursing Superintendent holds signed acknowledgements with the induction record. Staff who isolate a zone or change over the reserve are named on the trained-operator list.</w:t>
+        <w:t xml:space="preserve">The Gas-Plant In-Charge holds signed acknowledgements of staff who change cylinders or use piped gas, with the induction record. The after-hours cylinder roster is held with those acknowledgements.</w:t>
       </w:r>
     </w:p>
     <w:p>
@@ -2484,6 +3043,23 @@
           <w:sz w:val="22"/>
           <w:szCs w:val="22"/>
         </w:rPr>
+        <w:t xml:space="preserve">National Accreditation Board for Hospitals and Healthcare Providers (NABH), Standards for Small Healthcare Organisations, 3rd Edition — Chapter 8 FMS, standard FMS.4 (this policy is written so that those requirements are met in operation; it is not a commentary on the standard).</w:t>
+      </w:r>
+    </w:p>
+    <w:p>
+      <w:pPr>
+        <w:pStyle w:val="ListParagraph"/>
+        <w:numPr>
+          <w:ilvl w:val="0"/>
+          <w:numId w:val="1"/>
+        </w:numPr>
+        <w:spacing w:after="60"/>
+      </w:pPr>
+      <w:r>
+        <w:rPr>
+          <w:sz w:val="22"/>
+          <w:szCs w:val="22"/>
+        </w:rPr>
         <w:t xml:space="preserve">Medical Gases. British Compressed Gases Association — handling framework.</w:t>
       </w:r>
     </w:p>
@@ -2586,7 +3162,7 @@
           <w:sz w:val="22"/>
           <w:szCs w:val="22"/>
         </w:rPr>
-        <w:t xml:space="preserve">Sarangi, S., Babbar, S., &amp; Taneja, D. Safety of the medical gas pipeline system. J Anaesthesiol Clin Pharmacol — framework.</w:t>
+        <w:t xml:space="preserve">Sarangi, S., Babbar, S., &amp; Taneja, D. Safety of the medical gas pipeline system. J Anaesthesiol Clin Pharmacol, 34(1), 99-102 — framework.</w:t>
       </w:r>
     </w:p>
     <w:p>
@@ -2620,24 +3196,7 @@
           <w:sz w:val="22"/>
           <w:szCs w:val="22"/>
         </w:rPr>
-        <w:t xml:space="preserve">NABH Standards for Small Healthcare Organisations, 3rd Edition, Chapter 8, standard FMS.4 (this policy is written so that those requirements are met in operation; it is not a commentary on the standard).</w:t>
-      </w:r>
-    </w:p>
-    <w:p>
-      <w:pPr>
-        <w:pStyle w:val="ListParagraph"/>
-        <w:numPr>
-          <w:ilvl w:val="0"/>
-          <w:numId w:val="1"/>
-        </w:numPr>
-        <w:spacing w:after="60"/>
-      </w:pPr>
-      <w:r>
-        <w:rPr>
-          <w:sz w:val="22"/>
-          <w:szCs w:val="22"/>
-        </w:rPr>
-        <w:t xml:space="preserve">Internal: written gas guidance; cylinder-store checks; backup-test records; MGPS file or recorded absence; utilities, facility-safety, equipment and fire programmes; service directory.</w:t>
+        <w:t xml:space="preserve">Internal documents of this hospital: medical-gas written guidance; cylinder-store checks; backup-test records; piped-system file or recorded absence; utilities, facility-safety, equipment and fire programmes; service directory; applicable-legislation register.</w:t>
       </w:r>
     </w:p>
     <w:p>
@@ -2658,43 +3217,43 @@
           <w:sz w:val="22"/>
           <w:szCs w:val="22"/>
         </w:rPr>
-        <w:t xml:space="preserve">Controlled master: office of the Medical Superintendent, Preview Hospital, with a working copy held by the Maintenance In-Charge and the Quality Coordinator.</w:t>
-      </w:r>
-    </w:p>
-    <w:p>
-      <w:pPr>
-        <w:spacing w:after="140"/>
-      </w:pPr>
-      <w:r>
-        <w:rPr>
-          <w:sz w:val="22"/>
-          <w:szCs w:val="22"/>
-        </w:rPr>
-        <w:t xml:space="preserve">Issued to: Nursing Superintendent, Night Duty Officer folder, theatre / ICU / emergency in-charges, staff who change cylinders, contracted pipeline maintainer if outsourced.</w:t>
-      </w:r>
-    </w:p>
-    <w:p>
-      <w:pPr>
-        <w:spacing w:after="140"/>
-      </w:pPr>
-      <w:r>
-        <w:rPr>
-          <w:sz w:val="22"/>
-          <w:szCs w:val="22"/>
-        </w:rPr>
-        <w:t xml:space="preserve">Available to all staff at the «Nursing Station policy folder» and, if the hospital keeps an intranet, at the «staff intranet / policies».</w:t>
-      </w:r>
-    </w:p>
-    <w:p>
-      <w:pPr>
-        <w:spacing w:after="140"/>
-      </w:pPr>
-      <w:r>
-        <w:rPr>
-          <w:sz w:val="22"/>
-          <w:szCs w:val="22"/>
-        </w:rPr>
-        <w:t xml:space="preserve">On revision, every displayed copy is withdrawn the same day. One dated superseded copy is retained by the Quality Coordinator.</w:t>
+        <w:t xml:space="preserve">Controlled master copy: office of the Medical Superintendent, Preview Hospital, with the «Gas-Plant In-Charge» and the Quality Coordinator.</w:t>
+      </w:r>
+    </w:p>
+    <w:p>
+      <w:pPr>
+        <w:spacing w:after="140"/>
+      </w:pPr>
+      <w:r>
+        <w:rPr>
+          <w:sz w:val="22"/>
+          <w:szCs w:val="22"/>
+        </w:rPr>
+        <w:t xml:space="preserve">Copies issued to: staff who change cylinders; theatre, intensive-care and emergency leads who use piped or cylinder gas; contracted pipeline maintainer if outsourced.</w:t>
+      </w:r>
+    </w:p>
+    <w:p>
+      <w:pPr>
+        <w:spacing w:after="140"/>
+      </w:pPr>
+      <w:r>
+        <w:rPr>
+          <w:sz w:val="22"/>
+          <w:szCs w:val="22"/>
+        </w:rPr>
+        <w:t xml:space="preserve">The current version is available to all staff at the «gas-plant / engineering office policy file» and, if the hospital keeps an intranet, at the «staff intranet / policies».</w:t>
+      </w:r>
+    </w:p>
+    <w:p>
+      <w:pPr>
+        <w:spacing w:after="140"/>
+      </w:pPr>
+      <w:r>
+        <w:rPr>
+          <w:sz w:val="22"/>
+          <w:szCs w:val="22"/>
+        </w:rPr>
+        <w:t xml:space="preserve">Superseded versions are withdrawn from all points of use on issue of a revision. One dated copy of each is retained by the Quality Coordinator.</w:t>
       </w:r>
     </w:p>
     <w:p>
@@ -2716,27 +3275,16 @@
           <w:szCs w:val="22"/>
         </w:rPr>
         <w:t xml:space="preserve">MGPS — medical gas pipeline system
-HTM — Health Technical Memorandum (UK medical-gas pipeline guidance; framework only)
+HTM — Health Technical Memorandum (UK Department of Health medical-gas pipeline guidance; framework only)
 DISS — Diameter Index Safety System
 NIST — Non-Interchangeable Screw Thread
 ISO — International Organization for Standardization
 NFPA — National Fire Protection Association
 BCGA — British Compressed Gases Association
+PESO — Petroleum and Explosives Safety Organisation (applicable-legislation register if it applies; not a paragraph-2 statute of this document)
 CAPA — corrective and preventive action
-RCA — root-cause analysis</w:t>
-      </w:r>
-    </w:p>
-    <w:p>
-      <w:pPr>
-        <w:spacing w:after="140"/>
-      </w:pPr>
-      <w:r>
-        <w:rPr>
-          <w:sz w:val="22"/>
-          <w:szCs w:val="22"/>
-        </w:rPr>
-        <w:t xml:space="preserve">Night Duty Officer — the senior doctor or senior nurse holding emergency command overnight
-Maintenance In-Charge — the person accountable for the gas programme under this policy</w:t>
+RCA — root-cause analysis
+SOP — standard operating procedure</w:t>
       </w:r>
     </w:p>
     <w:p>
@@ -2937,7 +3485,7 @@
                 <w:sz w:val="18"/>
                 <w:szCs w:val="18"/>
               </w:rPr>
-              <w:t xml:space="preserve">Section 3; 5.1 Written guidance — six acts</w:t>
+              <w:t xml:space="preserve">Section 3; 5.1 Govern procurement, handling, storage, distribution, use and replenishment</w:t>
             </w:r>
           </w:p>
         </w:tc>
@@ -2959,7 +3507,7 @@
                 <w:sz w:val="18"/>
                 <w:szCs w:val="18"/>
               </w:rPr>
-              <w:t xml:space="preserve">Maintenance In-Charge</w:t>
+              <w:t xml:space="preserve">Gas-Plant In-Charge; Medical Superintendent (accountable)</w:t>
             </w:r>
           </w:p>
         </w:tc>
@@ -3027,7 +3575,7 @@
                 <w:sz w:val="18"/>
                 <w:szCs w:val="18"/>
               </w:rPr>
-              <w:t xml:space="preserve">Section 3; 5.2 Safe handling, storage, distribution and use</w:t>
+              <w:t xml:space="preserve">Section 3; 5.2 Handle, store, distribute and use medical gases safely</w:t>
             </w:r>
           </w:p>
         </w:tc>
@@ -3049,7 +3597,7 @@
                 <w:sz w:val="18"/>
                 <w:szCs w:val="18"/>
               </w:rPr>
-              <w:t xml:space="preserve">Maintenance In-Charge; clinical users at the point of use</w:t>
+              <w:t xml:space="preserve">Gas-Plant In-Charge (store); clinical users (identity check at use)</w:t>
             </w:r>
           </w:p>
         </w:tc>
@@ -3117,7 +3665,7 @@
                 <w:sz w:val="18"/>
                 <w:szCs w:val="18"/>
               </w:rPr>
-              <w:t xml:space="preserve">Section 3; 5.3 Alternate sources — functioning tests</w:t>
+              <w:t xml:space="preserve">Section 3; 5.3 Prove alternate sources by a functioning test</w:t>
             </w:r>
           </w:p>
         </w:tc>
@@ -3139,7 +3687,7 @@
                 <w:sz w:val="18"/>
                 <w:szCs w:val="18"/>
               </w:rPr>
-              <w:t xml:space="preserve">Maintenance In-Charge</w:t>
+              <w:t xml:space="preserve">Gas-Plant In-Charge</w:t>
             </w:r>
           </w:p>
         </w:tc>
@@ -3207,7 +3755,7 @@
                 <w:sz w:val="18"/>
                 <w:szCs w:val="18"/>
               </w:rPr>
-              <w:t xml:space="preserve">Section 3; 5.4 Piped installation — or recorded absence</w:t>
+              <w:t xml:space="preserve">Section 3; 5.4 Maintain the piped installation, or record that none exists</w:t>
             </w:r>
           </w:p>
         </w:tc>
@@ -3229,7 +3777,7 @@
                 <w:sz w:val="18"/>
                 <w:szCs w:val="18"/>
               </w:rPr>
-              <w:t xml:space="preserve">Maintenance In-Charge; Medical Superintendent (signs absence)</w:t>
+              <w:t xml:space="preserve">Gas-Plant In-Charge; Medical Superintendent (signs absence or accepts the piped plan)</w:t>
             </w:r>
           </w:p>
         </w:tc>
@@ -3281,41 +3829,58 @@
           <w:sz w:val="22"/>
           <w:szCs w:val="22"/>
         </w:rPr>
-        <w:t xml:space="preserve">Written guidance covering procurement, handling, storage, distribution, usage and replenishment.</w:t>
-      </w:r>
-    </w:p>
-    <w:p>
-      <w:pPr>
-        <w:pStyle w:val="ListParagraph"/>
-        <w:numPr>
-          <w:ilvl w:val="0"/>
-          <w:numId w:val="1"/>
-        </w:numPr>
-        <w:spacing w:after="60"/>
-      </w:pPr>
-      <w:r>
-        <w:rPr>
-          <w:sz w:val="22"/>
-          <w:szCs w:val="22"/>
-        </w:rPr>
-        <w:t xml:space="preserve">Delivery-acceptance records (identity, pressure, connector, batch).</w:t>
-      </w:r>
-    </w:p>
-    <w:p>
-      <w:pPr>
-        <w:pStyle w:val="ListParagraph"/>
-        <w:numPr>
-          <w:ilvl w:val="0"/>
-          <w:numId w:val="1"/>
-        </w:numPr>
-        <w:spacing w:after="60"/>
-      </w:pPr>
-      <w:r>
-        <w:rPr>
-          <w:sz w:val="22"/>
-          <w:szCs w:val="22"/>
-        </w:rPr>
-        <w:t xml:space="preserve">Recorded not-applicable for gases the directory does not use.</w:t>
+        <w:t xml:space="preserve">Written guidance covering procurement, handling, storage, distribution, usage and replenishment of the gases this hospital actually uses.</w:t>
+      </w:r>
+    </w:p>
+    <w:p>
+      <w:pPr>
+        <w:pStyle w:val="ListParagraph"/>
+        <w:numPr>
+          <w:ilvl w:val="0"/>
+          <w:numId w:val="1"/>
+        </w:numPr>
+        <w:spacing w:after="60"/>
+      </w:pPr>
+      <w:r>
+        <w:rPr>
+          <w:sz w:val="22"/>
+          <w:szCs w:val="22"/>
+        </w:rPr>
+        <w:t xml:space="preserve">Sample records of a delivery accepted, a store check, a distribution and a replenishment that followed the guidance.</w:t>
+      </w:r>
+    </w:p>
+    <w:p>
+      <w:pPr>
+        <w:pStyle w:val="ListParagraph"/>
+        <w:numPr>
+          <w:ilvl w:val="0"/>
+          <w:numId w:val="1"/>
+        </w:numPr>
+        <w:spacing w:after="60"/>
+      </w:pPr>
+      <w:r>
+        <w:rPr>
+          <w:sz w:val="22"/>
+          <w:szCs w:val="22"/>
+        </w:rPr>
+        <w:t xml:space="preserve">Recorded absences for gases not in the service directory.</w:t>
+      </w:r>
+    </w:p>
+    <w:p>
+      <w:pPr>
+        <w:pStyle w:val="ListParagraph"/>
+        <w:numPr>
+          <w:ilvl w:val="0"/>
+          <w:numId w:val="1"/>
+        </w:numPr>
+        <w:spacing w:after="60"/>
+      </w:pPr>
+      <w:r>
+        <w:rPr>
+          <w:sz w:val="22"/>
+          <w:szCs w:val="22"/>
+        </w:rPr>
+        <w:t xml:space="preserve">After-hours cylinder roster.</w:t>
       </w:r>
     </w:p>
     <w:p>
@@ -3341,41 +3906,41 @@
           <w:sz w:val="22"/>
           <w:szCs w:val="22"/>
         </w:rPr>
-        <w:t xml:space="preserve">Weekly store checks: full/empty segregation, chaining, matched regulators.</w:t>
-      </w:r>
-    </w:p>
-    <w:p>
-      <w:pPr>
-        <w:pStyle w:val="ListParagraph"/>
-        <w:numPr>
-          <w:ilvl w:val="0"/>
-          <w:numId w:val="1"/>
-        </w:numPr>
-        <w:spacing w:after="60"/>
-      </w:pPr>
-      <w:r>
-        <w:rPr>
-          <w:sz w:val="22"/>
-          <w:szCs w:val="22"/>
-        </w:rPr>
-        <w:t xml:space="preserve">Identity check at use (two-person check on a theatre list).</w:t>
-      </w:r>
-    </w:p>
-    <w:p>
-      <w:pPr>
-        <w:pStyle w:val="ListParagraph"/>
-        <w:numPr>
-          <w:ilvl w:val="0"/>
-          <w:numId w:val="1"/>
-        </w:numPr>
-        <w:spacing w:after="60"/>
-      </w:pPr>
-      <w:r>
-        <w:rPr>
-          <w:sz w:val="22"/>
-          <w:szCs w:val="22"/>
-        </w:rPr>
-        <w:t xml:space="preserve">Record that a cylinder was not used as a doorstop.</w:t>
+        <w:t xml:space="preserve">Store checks showing full and empty segregation, chained upright cylinders, and matched regulators.</w:t>
+      </w:r>
+    </w:p>
+    <w:p>
+      <w:pPr>
+        <w:pStyle w:val="ListParagraph"/>
+        <w:numPr>
+          <w:ilvl w:val="0"/>
+          <w:numId w:val="1"/>
+        </w:numPr>
+        <w:spacing w:after="60"/>
+      </w:pPr>
+      <w:r>
+        <w:rPr>
+          <w:sz w:val="22"/>
+          <w:szCs w:val="22"/>
+        </w:rPr>
+        <w:t xml:space="preserve">Identity-check record at the point of use.</w:t>
+      </w:r>
+    </w:p>
+    <w:p>
+      <w:pPr>
+        <w:pStyle w:val="ListParagraph"/>
+        <w:numPr>
+          <w:ilvl w:val="0"/>
+          <w:numId w:val="1"/>
+        </w:numPr>
+        <w:spacing w:after="60"/>
+      </w:pPr>
+      <w:r>
+        <w:rPr>
+          <w:sz w:val="22"/>
+          <w:szCs w:val="22"/>
+        </w:rPr>
+        <w:t xml:space="preserve">Record that PESO, if it applies, lives on the applicable-legislation register and not in disclaimer paragraph 2.</w:t>
       </w:r>
     </w:p>
     <w:p>
@@ -3401,41 +3966,41 @@
           <w:sz w:val="22"/>
           <w:szCs w:val="22"/>
         </w:rPr>
-        <w:t xml:space="preserve">Named alternate source for each gas, vacuum and air actually used.</w:t>
-      </w:r>
-    </w:p>
-    <w:p>
-      <w:pPr>
-        <w:pStyle w:val="ListParagraph"/>
-        <w:numPr>
-          <w:ilvl w:val="0"/>
-          <w:numId w:val="1"/>
-        </w:numPr>
-        <w:spacing w:after="60"/>
-      </w:pPr>
-      <w:r>
-        <w:rPr>
-          <w:sz w:val="22"/>
-          <w:szCs w:val="22"/>
-        </w:rPr>
-        <w:t xml:space="preserve">Monthly functioning-test records (flow, suction, alarm).</w:t>
-      </w:r>
-    </w:p>
-    <w:p>
-      <w:pPr>
-        <w:pStyle w:val="ListParagraph"/>
-        <w:numPr>
-          <w:ilvl w:val="0"/>
-          <w:numId w:val="1"/>
-        </w:numPr>
-        <w:spacing w:after="60"/>
-      </w:pPr>
-      <w:r>
-        <w:rPr>
-          <w:sz w:val="22"/>
-          <w:szCs w:val="22"/>
-        </w:rPr>
-        <w:t xml:space="preserve">Trained-operator list for night changeover.</w:t>
+        <w:t xml:space="preserve">Named alternate sources for each gas, vacuum and air actually used, or a recorded absence where a gas is not used.</w:t>
+      </w:r>
+    </w:p>
+    <w:p>
+      <w:pPr>
+        <w:pStyle w:val="ListParagraph"/>
+        <w:numPr>
+          <w:ilvl w:val="0"/>
+          <w:numId w:val="1"/>
+        </w:numPr>
+        <w:spacing w:after="60"/>
+      </w:pPr>
+      <w:r>
+        <w:rPr>
+          <w:sz w:val="22"/>
+          <w:szCs w:val="22"/>
+        </w:rPr>
+        <w:t xml:space="preserve">Functioning-test records: flow from the reserve, vacuum that aspirates, alarms that annunciate, at the predefined frequency.</w:t>
+      </w:r>
+    </w:p>
+    <w:p>
+      <w:pPr>
+        <w:pStyle w:val="ListParagraph"/>
+        <w:numPr>
+          <w:ilvl w:val="0"/>
+          <w:numId w:val="1"/>
+        </w:numPr>
+        <w:spacing w:after="60"/>
+      </w:pPr>
+      <w:r>
+        <w:rPr>
+          <w:sz w:val="22"/>
+          <w:szCs w:val="22"/>
+        </w:rPr>
+        <w:t xml:space="preserve">Record that plant electricity remains the utilities programme's backup test.</w:t>
       </w:r>
     </w:p>
     <w:p>
@@ -3461,41 +4026,58 @@
           <w:sz w:val="22"/>
           <w:szCs w:val="22"/>
         </w:rPr>
-        <w:t xml:space="preserve">Piped operational, inspection, testing and maintenance file with last inspection, pressure/alarm test and maintenance — or the signed recorded absence if no piped system exists.</w:t>
-      </w:r>
-    </w:p>
-    <w:p>
-      <w:pPr>
-        <w:pStyle w:val="ListParagraph"/>
-        <w:numPr>
-          <w:ilvl w:val="0"/>
-          <w:numId w:val="1"/>
-        </w:numPr>
-        <w:spacing w:after="60"/>
-      </w:pPr>
-      <w:r>
-        <w:rPr>
-          <w:sz w:val="22"/>
-          <w:szCs w:val="22"/>
-        </w:rPr>
-        <w:t xml:space="preserve">Named persons who may isolate a zone.</w:t>
-      </w:r>
-    </w:p>
-    <w:p>
-      <w:pPr>
-        <w:pStyle w:val="ListParagraph"/>
-        <w:numPr>
-          <w:ilvl w:val="0"/>
-          <w:numId w:val="1"/>
-        </w:numPr>
-        <w:spacing w:after="60"/>
-      </w:pPr>
-      <w:r>
-        <w:rPr>
-          <w:sz w:val="22"/>
-          <w:szCs w:val="22"/>
-        </w:rPr>
-        <w:t xml:space="preserve">Identity recheck after work on a live line.</w:t>
+        <w:t xml:space="preserve">Piped-system operational, inspection, testing and maintenance file showing last inspection, pressure and alarm test and maintenance — or the signed recorded absence if no piped system exists.</w:t>
+      </w:r>
+    </w:p>
+    <w:p>
+      <w:pPr>
+        <w:pStyle w:val="ListParagraph"/>
+        <w:numPr>
+          <w:ilvl w:val="0"/>
+          <w:numId w:val="1"/>
+        </w:numPr>
+        <w:spacing w:after="60"/>
+      </w:pPr>
+      <w:r>
+        <w:rPr>
+          <w:sz w:val="22"/>
+          <w:szCs w:val="22"/>
+        </w:rPr>
+        <w:t xml:space="preserve">Planned-isolation and clinical-notice records for work on a live oxygen pipe.</w:t>
+      </w:r>
+    </w:p>
+    <w:p>
+      <w:pPr>
+        <w:pStyle w:val="ListParagraph"/>
+        <w:numPr>
+          <w:ilvl w:val="0"/>
+          <w:numId w:val="1"/>
+        </w:numPr>
+        <w:spacing w:after="60"/>
+      </w:pPr>
+      <w:r>
+        <w:rPr>
+          <w:sz w:val="22"/>
+          <w:szCs w:val="22"/>
+        </w:rPr>
+        <w:t xml:space="preserve">Terminal-unit identity and pressure check after work.</w:t>
+      </w:r>
+    </w:p>
+    <w:p>
+      <w:pPr>
+        <w:pStyle w:val="ListParagraph"/>
+        <w:numPr>
+          <w:ilvl w:val="0"/>
+          <w:numId w:val="1"/>
+        </w:numPr>
+        <w:spacing w:after="60"/>
+      </w:pPr>
+      <w:r>
+        <w:rPr>
+          <w:sz w:val="22"/>
+          <w:szCs w:val="22"/>
+        </w:rPr>
+        <w:t xml:space="preserve">Record that HTM, ISO 10524, NFPA and BS EN 12021 are used as frameworks, not as foreign certificates.</w:t>
       </w:r>
     </w:p>
     <w:p>
@@ -3620,7 +4202,7 @@
         <w:sz w:val="16"/>
         <w:szCs w:val="16"/>
       </w:rPr>
-      <w:t xml:space="preserve">Preview Hospital  |  «FMS/POL/04»  |  Controlled document  |  Medical gases</w:t>
+      <w:t xml:space="preserve">Preview Hospital  |  «FMS/POL/04»  |  Controlled document  |  Medical gases, vacuum and compressed air</w:t>
     </w:r>
   </w:p>
 </w:ftr>

--- a/policies/build/preview/FMS.4_v2_preview.docx
+++ b/policies/build/preview/FMS.4_v2_preview.docx
@@ -44,7 +44,7 @@
           <w:sz w:val="20"/>
           <w:szCs w:val="20"/>
         </w:rPr>
-        <w:t xml:space="preserve">Standards for medical gases, vacuum and compressed air.</w:t>
+        <w:t xml:space="preserve">How this hospital buys, stores, uses and backs up medical gases.</w:t>
       </w:r>
     </w:p>
     <w:p>
@@ -175,7 +175,7 @@
                 <w:sz w:val="18"/>
                 <w:szCs w:val="18"/>
               </w:rPr>
-              <w:t xml:space="preserve">2.1</w:t>
+              <w:t xml:space="preserve">2.2</w:t>
             </w:r>
           </w:p>
         </w:tc>
@@ -843,7 +843,7 @@
           <w:sz w:val="22"/>
           <w:szCs w:val="22"/>
         </w:rPr>
-        <w:t xml:space="preserve">The gas at the workstation is the gas that was intended. Full and empty are not mixed. A paper changeover is not a functioning test. A copied pipeline manual is not a plan for a hospital that only uses cylinders.</w:t>
+        <w:t xml:space="preserve">The gas at the bedside must be the gas that was meant to be there. Do not mix full and empty cylinders. A paper checklist is not a working test of the backup. A copied pipeline manual is not a plan if this hospital only uses cylinders.</w:t>
       </w:r>
     </w:p>
     <w:p>
@@ -864,31 +864,111 @@
           <w:sz w:val="22"/>
           <w:szCs w:val="22"/>
         </w:rPr>
-        <w:t xml:space="preserve">This policy governs how Preview Hospital runs its programme for medical gases, vacuum and compressed air: the written guidance that covers procurement, handling, storage, distribution, usage and replenishment; safe handling, storage, distribution and use; alternate sources in case of failure and tests of those sources at a predefined frequency; and the operational, inspection, testing and maintenance plan for piped medical gas, compressed air and vacuum installation where a piped system exists.</w:t>
-      </w:r>
-    </w:p>
-    <w:p>
-      <w:pPr>
-        <w:spacing w:after="140"/>
-      </w:pPr>
-      <w:r>
-        <w:rPr>
-          <w:sz w:val="22"/>
-          <w:szCs w:val="22"/>
-        </w:rPr>
-        <w:t xml:space="preserve">It is the gas, vacuum and compressed-air programme. It is not the utilities programme's electrical backup (though medical-gas plant may be an essential circuit there), not the equipment programme's preventive maintenance of a flowmeter inventoried as a device, and not the fire plan — though a gas leak is a named emergency that plan must list.</w:t>
-      </w:r>
-    </w:p>
-    <w:p>
-      <w:pPr>
-        <w:spacing w:after="140"/>
-      </w:pPr>
-      <w:r>
-        <w:rPr>
-          <w:sz w:val="22"/>
-          <w:szCs w:val="22"/>
-        </w:rPr>
-        <w:t xml:space="preserve">Editable defaults in this document are marked «like this». A hospital that adopts the default keeps the wording. A hospital that needs a different owner, interval or arrangement replaces the marked text before issue. True blanks — «________» — have no sensible default and must be completed before this document is signed.</w:t>
+        <w:t xml:space="preserve">This policy says how Preview Hospital runs its programme for medical gases, vacuum (suction) and compressed air.</w:t>
+      </w:r>
+    </w:p>
+    <w:p>
+      <w:pPr>
+        <w:spacing w:after="140"/>
+      </w:pPr>
+      <w:r>
+        <w:rPr>
+          <w:sz w:val="22"/>
+          <w:szCs w:val="22"/>
+        </w:rPr>
+        <w:t xml:space="preserve">It covers four jobs:</w:t>
+      </w:r>
+    </w:p>
+    <w:p>
+      <w:pPr>
+        <w:pStyle w:val="ListParagraph"/>
+        <w:numPr>
+          <w:ilvl w:val="0"/>
+          <w:numId w:val="1"/>
+        </w:numPr>
+        <w:spacing w:after="60"/>
+      </w:pPr>
+      <w:r>
+        <w:rPr>
+          <w:sz w:val="22"/>
+          <w:szCs w:val="22"/>
+        </w:rPr>
+        <w:t xml:space="preserve">written guidance that covers buying, handling, storage, distribution, use and topping up of medical gases;</w:t>
+      </w:r>
+    </w:p>
+    <w:p>
+      <w:pPr>
+        <w:pStyle w:val="ListParagraph"/>
+        <w:numPr>
+          <w:ilvl w:val="0"/>
+          <w:numId w:val="1"/>
+        </w:numPr>
+        <w:spacing w:after="60"/>
+      </w:pPr>
+      <w:r>
+        <w:rPr>
+          <w:sz w:val="22"/>
+          <w:szCs w:val="22"/>
+        </w:rPr>
+        <w:t xml:space="preserve">handling, storing, distributing and using those gases safely;</w:t>
+      </w:r>
+    </w:p>
+    <w:p>
+      <w:pPr>
+        <w:pStyle w:val="ListParagraph"/>
+        <w:numPr>
+          <w:ilvl w:val="0"/>
+          <w:numId w:val="1"/>
+        </w:numPr>
+        <w:spacing w:after="60"/>
+      </w:pPr>
+      <w:r>
+        <w:rPr>
+          <w:sz w:val="22"/>
+          <w:szCs w:val="22"/>
+        </w:rPr>
+        <w:t xml:space="preserve">backup sources if the main supply fails, and tests of those sources at a set frequency;</w:t>
+      </w:r>
+    </w:p>
+    <w:p>
+      <w:pPr>
+        <w:pStyle w:val="ListParagraph"/>
+        <w:numPr>
+          <w:ilvl w:val="0"/>
+          <w:numId w:val="1"/>
+        </w:numPr>
+        <w:spacing w:after="60"/>
+      </w:pPr>
+      <w:r>
+        <w:rPr>
+          <w:sz w:val="22"/>
+          <w:szCs w:val="22"/>
+        </w:rPr>
+        <w:t xml:space="preserve">a plan to operate, inspect, test and maintain a piped medical gas, compressed air and vacuum installation, where a piped system exists.</w:t>
+      </w:r>
+    </w:p>
+    <w:p>
+      <w:pPr>
+        <w:spacing w:after="140"/>
+      </w:pPr>
+      <w:r>
+        <w:rPr>
+          <w:sz w:val="22"/>
+          <w:szCs w:val="22"/>
+        </w:rPr>
+        <w:t xml:space="preserve">This is the gas, vacuum and compressed-air programme. It is not the utilities policy's electrical backup (though medical-gas plant may be an essential circuit there). It is not the equipment policy's planned maintenance of a flowmeter listed as a device. It is not the fire plan — though a gas leak is a named emergency that plan must list.</w:t>
+      </w:r>
+    </w:p>
+    <w:p>
+      <w:pPr>
+        <w:spacing w:after="140"/>
+      </w:pPr>
+      <w:r>
+        <w:rPr>
+          <w:sz w:val="22"/>
+          <w:szCs w:val="22"/>
+        </w:rPr>
+        <w:t xml:space="preserve">Words marked «like this» are defaults a small hospital can keep. Change the marked text before issue if this hospital needs a different owner, interval or arrangement. A blank marked «________» has no sensible default. Fill it in before this document is signed.</w:t>
       </w:r>
     </w:p>
     <w:p>
@@ -909,151 +989,231 @@
           <w:sz w:val="22"/>
           <w:szCs w:val="22"/>
         </w:rPr>
-        <w:t xml:space="preserve">This policy applies to medical gases, medical vacuum and medical compressed air used at Preview Hospital, whether supplied from portable cylinders, a manifold, or a piped medical gas pipeline system, and to the people who procure, handle, store, distribute, use, replenish, test backups and maintain those systems.</w:t>
-      </w:r>
-    </w:p>
-    <w:p>
-      <w:pPr>
-        <w:spacing w:after="140"/>
-      </w:pPr>
-      <w:r>
-        <w:rPr>
-          <w:sz w:val="22"/>
-          <w:szCs w:val="22"/>
-        </w:rPr>
-        <w:t xml:space="preserve">It covers: written guidance for procurement, handling, storage, distribution, usage and replenishment of medical gases; safe handling, storage, distribution and use; alternate sources for gases, vacuum and compressed air and tests at a predefined frequency; and operational, inspection, testing and maintenance of piped installation where one exists.</w:t>
-      </w:r>
-    </w:p>
-    <w:p>
-      <w:pPr>
-        <w:spacing w:after="140"/>
-      </w:pPr>
-      <w:r>
-        <w:rPr>
-          <w:sz w:val="22"/>
-          <w:szCs w:val="22"/>
-        </w:rPr>
-        <w:t xml:space="preserve">If this hospital has no piped medical gas pipeline system, the piped-installation plan is a recorded absence against the service directory, not a copied pipeline SOP. Cylinder and manifold duties still apply if gases are used. If a gas, vacuum or compressed air is not in the service directory (for example piped vacuum in a hospital that uses portable suction only), that is a recorded absence, not a copied intensive-care pipeline SOP.</w:t>
-      </w:r>
-    </w:p>
-    <w:p>
-      <w:pPr>
-        <w:spacing w:after="140"/>
-      </w:pPr>
-      <w:r>
-        <w:rPr>
-          <w:sz w:val="22"/>
-          <w:szCs w:val="22"/>
-        </w:rPr>
-        <w:t xml:space="preserve">Essential-circuit electricity may include medical-gas plant, manifold alarms and vacuum pumps. Plant power is the utilities programme; the gas path is here.</w:t>
-      </w:r>
-    </w:p>
-    <w:p>
-      <w:pPr>
-        <w:spacing w:after="140"/>
-      </w:pPr>
-      <w:r>
-        <w:rPr>
-          <w:sz w:val="22"/>
-          <w:szCs w:val="22"/>
-        </w:rPr>
-        <w:t xml:space="preserve">A leaking cylinder found on a monthly facility round is closed here. Building hazardous materials are housekeeping chemicals, fuels and mercury; cylinders as medical gas are this policy. A surplus regulator leaves this inventory then follows the unused-material route.</w:t>
-      </w:r>
-    </w:p>
-    <w:p>
-      <w:pPr>
-        <w:spacing w:after="140"/>
-      </w:pPr>
-      <w:r>
-        <w:rPr>
-          <w:sz w:val="22"/>
-          <w:szCs w:val="22"/>
-        </w:rPr>
-        <w:t xml:space="preserve">Flowmeters, regulators and suction units may be inventoried as devices under the equipment programme. ISO 10524-1/2/3 are the regulator frameworks this programme uses; the equipment programme still holds the device file if this hospital lists the regulator as equipment.</w:t>
-      </w:r>
-    </w:p>
-    <w:p>
-      <w:pPr>
-        <w:spacing w:after="140"/>
-      </w:pPr>
-      <w:r>
-        <w:rPr>
-          <w:sz w:val="22"/>
-          <w:szCs w:val="22"/>
-        </w:rPr>
-        <w:t xml:space="preserve">A medical-gas leak, manifold-room fire, or oxygen-enriched fire is a named emergency in the fire-and-non-fire programme; this policy owns prevention, detection at the plant, isolation and backup supply. Laboratory fire is that fire plan; oxygen handling is here.</w:t>
-      </w:r>
-    </w:p>
-    <w:p>
-      <w:pPr>
-        <w:spacing w:after="140"/>
-      </w:pPr>
-      <w:r>
-        <w:rPr>
-          <w:sz w:val="22"/>
-          <w:szCs w:val="22"/>
-        </w:rPr>
-        <w:t xml:space="preserve">Clinical use of gases at the anaesthesia or critical-care workstation remains those care policies. This policy owns that the gas that arrives is the gas that was intended, at a pressure the workstation can use.</w:t>
-      </w:r>
-    </w:p>
-    <w:p>
-      <w:pPr>
-        <w:spacing w:after="140"/>
-      </w:pPr>
-      <w:r>
-        <w:rPr>
-          <w:sz w:val="22"/>
-          <w:szCs w:val="22"/>
-        </w:rPr>
-        <w:t xml:space="preserve">Procurement of medical gases is this written guidance. A cylinder that is also a store item still follows this handling method.</w:t>
-      </w:r>
-    </w:p>
-    <w:p>
-      <w:pPr>
-        <w:spacing w:after="140"/>
-      </w:pPr>
-      <w:r>
-        <w:rPr>
-          <w:sz w:val="22"/>
-          <w:szCs w:val="22"/>
-        </w:rPr>
-        <w:t xml:space="preserve">PESO, Gas Cylinder Rules or the Explosives Act appear on the applicable-legislation register if they apply to this occupancy. They are not numbered FMS chapter references and are not in this document's disclaimer paragraph 2.</w:t>
-      </w:r>
-    </w:p>
-    <w:p>
-      <w:pPr>
-        <w:spacing w:after="140"/>
-      </w:pPr>
-      <w:r>
-        <w:rPr>
-          <w:sz w:val="22"/>
-          <w:szCs w:val="22"/>
-        </w:rPr>
-        <w:t xml:space="preserve">Outsourced filling or pipeline-maintenance agreements with service parameters remain that management-agreement programme. The technical tests remain here.</w:t>
-      </w:r>
-    </w:p>
-    <w:p>
-      <w:pPr>
-        <w:spacing w:after="140"/>
-      </w:pPr>
-      <w:r>
-        <w:rPr>
-          <w:sz w:val="22"/>
-          <w:szCs w:val="22"/>
-        </w:rPr>
-        <w:t xml:space="preserve">An empty cylinder is not a biomedical-waste bag. Patient-facing expected cost is not a gas tariff.</w:t>
-      </w:r>
-    </w:p>
-    <w:p>
-      <w:pPr>
-        <w:spacing w:after="140"/>
-      </w:pPr>
-      <w:r>
-        <w:rPr>
-          <w:sz w:val="22"/>
-          <w:szCs w:val="22"/>
-        </w:rPr>
-        <w:t xml:space="preserve">UK DH HTM Medical Gas Pipeline Systems, NFPA medical gas and cylinder storage, BCGA, BS EN 12021, BOC handling and Sarangi et al. are frameworks, not pasted protocols and not a mandate to hold a UK HTM certificate.</w:t>
+        <w:t xml:space="preserve">This policy applies to medical gases, medical vacuum and medical compressed air used at Preview Hospital. That includes supply from portable cylinders, a manifold (a bank of cylinders feeding a line), or a piped medical gas pipeline system (MGPS — pipes that take gas to wall outlets). It also applies to the people who buy, handle, store, distribute, use, top up, test backups and maintain those systems.</w:t>
+      </w:r>
+    </w:p>
+    <w:p>
+      <w:pPr>
+        <w:spacing w:after="140"/>
+      </w:pPr>
+      <w:r>
+        <w:rPr>
+          <w:sz w:val="22"/>
+          <w:szCs w:val="22"/>
+        </w:rPr>
+        <w:t xml:space="preserve">It covers:</w:t>
+      </w:r>
+    </w:p>
+    <w:p>
+      <w:pPr>
+        <w:pStyle w:val="ListParagraph"/>
+        <w:numPr>
+          <w:ilvl w:val="0"/>
+          <w:numId w:val="1"/>
+        </w:numPr>
+        <w:spacing w:after="60"/>
+      </w:pPr>
+      <w:r>
+        <w:rPr>
+          <w:sz w:val="22"/>
+          <w:szCs w:val="22"/>
+        </w:rPr>
+        <w:t xml:space="preserve">written guidance for buying, handling, storage, distribution, use and topping up of medical gases;</w:t>
+      </w:r>
+    </w:p>
+    <w:p>
+      <w:pPr>
+        <w:pStyle w:val="ListParagraph"/>
+        <w:numPr>
+          <w:ilvl w:val="0"/>
+          <w:numId w:val="1"/>
+        </w:numPr>
+        <w:spacing w:after="60"/>
+      </w:pPr>
+      <w:r>
+        <w:rPr>
+          <w:sz w:val="22"/>
+          <w:szCs w:val="22"/>
+        </w:rPr>
+        <w:t xml:space="preserve">safe handling, storage, distribution and use;</w:t>
+      </w:r>
+    </w:p>
+    <w:p>
+      <w:pPr>
+        <w:pStyle w:val="ListParagraph"/>
+        <w:numPr>
+          <w:ilvl w:val="0"/>
+          <w:numId w:val="1"/>
+        </w:numPr>
+        <w:spacing w:after="60"/>
+      </w:pPr>
+      <w:r>
+        <w:rPr>
+          <w:sz w:val="22"/>
+          <w:szCs w:val="22"/>
+        </w:rPr>
+        <w:t xml:space="preserve">backup sources for gases, vacuum and compressed air, and tests at a set frequency;</w:t>
+      </w:r>
+    </w:p>
+    <w:p>
+      <w:pPr>
+        <w:pStyle w:val="ListParagraph"/>
+        <w:numPr>
+          <w:ilvl w:val="0"/>
+          <w:numId w:val="1"/>
+        </w:numPr>
+        <w:spacing w:after="60"/>
+      </w:pPr>
+      <w:r>
+        <w:rPr>
+          <w:sz w:val="22"/>
+          <w:szCs w:val="22"/>
+        </w:rPr>
+        <w:t xml:space="preserve">operating, inspecting, testing and maintaining piped installation where one exists.</w:t>
+      </w:r>
+    </w:p>
+    <w:p>
+      <w:pPr>
+        <w:spacing w:after="140"/>
+      </w:pPr>
+      <w:r>
+        <w:rPr>
+          <w:sz w:val="22"/>
+          <w:szCs w:val="22"/>
+        </w:rPr>
+        <w:t xml:space="preserve">If this hospital has no piped MGPS, the piped-installation plan is a written note against the service directory that no piped system exists. Do not copy a pipeline procedure. Cylinder and manifold duties still apply if gases are used.</w:t>
+      </w:r>
+    </w:p>
+    <w:p>
+      <w:pPr>
+        <w:spacing w:after="140"/>
+      </w:pPr>
+      <w:r>
+        <w:rPr>
+          <w:sz w:val="22"/>
+          <w:szCs w:val="22"/>
+        </w:rPr>
+        <w:t xml:space="preserve">If a gas, vacuum or compressed air is not on the service directory (for example piped vacuum in a hospital that uses portable suction only), write down that this hospital does not offer it. Do not copy an intensive-care pipeline procedure.</w:t>
+      </w:r>
+    </w:p>
+    <w:p>
+      <w:pPr>
+        <w:spacing w:after="140"/>
+      </w:pPr>
+      <w:r>
+        <w:rPr>
+          <w:sz w:val="22"/>
+          <w:szCs w:val="22"/>
+        </w:rPr>
+        <w:t xml:space="preserve">Essential-circuit electricity may include medical-gas plant, manifold alarms and vacuum pumps. Plant power belongs to the utilities policy. The gas path belongs here.</w:t>
+      </w:r>
+    </w:p>
+    <w:p>
+      <w:pPr>
+        <w:spacing w:after="140"/>
+      </w:pPr>
+      <w:r>
+        <w:rPr>
+          <w:sz w:val="22"/>
+          <w:szCs w:val="22"/>
+        </w:rPr>
+        <w:t xml:space="preserve">A leaking cylinder found on a monthly facility round is closed here. Building hazardous materials are housekeeping chemicals, fuels and mercury. Cylinders as medical gas belong to this policy. A surplus regulator leaves this inventory, then follows the unused-material route.</w:t>
+      </w:r>
+    </w:p>
+    <w:p>
+      <w:pPr>
+        <w:spacing w:after="140"/>
+      </w:pPr>
+      <w:r>
+        <w:rPr>
+          <w:sz w:val="22"/>
+          <w:szCs w:val="22"/>
+        </w:rPr>
+        <w:t xml:space="preserve">Flowmeters, regulators and suction units may be listed as devices under the equipment policy. ISO 10524-1/2/3 (International Organization for Standardization regulator standards) are the regulator guides this programme uses. The equipment policy still holds the device file if this hospital lists the regulator as equipment.</w:t>
+      </w:r>
+    </w:p>
+    <w:p>
+      <w:pPr>
+        <w:spacing w:after="140"/>
+      </w:pPr>
+      <w:r>
+        <w:rPr>
+          <w:sz w:val="22"/>
+          <w:szCs w:val="22"/>
+        </w:rPr>
+        <w:t xml:space="preserve">A medical-gas leak, manifold-room fire, or oxygen-enriched fire is a named emergency in the fire-and-non-fire policy. This policy covers prevention, detection at the plant, isolation and backup supply. Laboratory fire belongs to that fire plan. Oxygen handling belongs here.</w:t>
+      </w:r>
+    </w:p>
+    <w:p>
+      <w:pPr>
+        <w:spacing w:after="140"/>
+      </w:pPr>
+      <w:r>
+        <w:rPr>
+          <w:sz w:val="22"/>
+          <w:szCs w:val="22"/>
+        </w:rPr>
+        <w:t xml:space="preserve">Clinical use of gases at the anaesthesia or critical-care workstation stays with those care policies. This policy covers that the gas that arrives is the gas that was meant to arrive, at a pressure the workstation can use.</w:t>
+      </w:r>
+    </w:p>
+    <w:p>
+      <w:pPr>
+        <w:spacing w:after="140"/>
+      </w:pPr>
+      <w:r>
+        <w:rPr>
+          <w:sz w:val="22"/>
+          <w:szCs w:val="22"/>
+        </w:rPr>
+        <w:t xml:space="preserve">Buying medical gases is this written guidance. A cylinder that is also a store item still follows this handling method.</w:t>
+      </w:r>
+    </w:p>
+    <w:p>
+      <w:pPr>
+        <w:spacing w:after="140"/>
+      </w:pPr>
+      <w:r>
+        <w:rPr>
+          <w:sz w:val="22"/>
+          <w:szCs w:val="22"/>
+        </w:rPr>
+        <w:t xml:space="preserve">The Petroleum and Explosives Safety Organisation (PESO), Gas Cylinder Rules or the Explosives Act appear on the applicable-legislation register if they apply to this occupancy. They are not numbered FMS chapter references. They are not in this document's disclaimer paragraph 2.</w:t>
+      </w:r>
+    </w:p>
+    <w:p>
+      <w:pPr>
+        <w:spacing w:after="140"/>
+      </w:pPr>
+      <w:r>
+        <w:rPr>
+          <w:sz w:val="22"/>
+          <w:szCs w:val="22"/>
+        </w:rPr>
+        <w:t xml:space="preserve">Outsourced filling or pipeline-maintenance agreements with service parameters stay with that management-agreement policy. The technical tests remain here.</w:t>
+      </w:r>
+    </w:p>
+    <w:p>
+      <w:pPr>
+        <w:spacing w:after="140"/>
+      </w:pPr>
+      <w:r>
+        <w:rPr>
+          <w:sz w:val="22"/>
+          <w:szCs w:val="22"/>
+        </w:rPr>
+        <w:t xml:space="preserve">An empty cylinder is not a biomedical-waste bag. What a patient is told about cost is not a gas tariff.</w:t>
+      </w:r>
+    </w:p>
+    <w:p>
+      <w:pPr>
+        <w:spacing w:after="140"/>
+      </w:pPr>
+      <w:r>
+        <w:rPr>
+          <w:sz w:val="22"/>
+          <w:szCs w:val="22"/>
+        </w:rPr>
+        <w:t xml:space="preserve">UK Department of Health Health Technical Memorandum (HTM) Medical Gas Pipeline Systems, National Fire Protection Association (NFPA) medical gas and cylinder storage, British Compressed Gases Association (BCGA), BS EN 12021, BOC handling and Sarangi et al. are guides. They are not pasted protocols. They are not a requirement to hold a UK HTM certificate.</w:t>
       </w:r>
     </w:p>
     <w:p>
@@ -1074,55 +1234,55 @@
           <w:sz w:val="22"/>
           <w:szCs w:val="22"/>
         </w:rPr>
-        <w:t xml:space="preserve">Preview Hospital uses written guidance that governs procurement, handling, storage, distribution, usage and replenishment of the medical gases it actually uses. All six acts are in the guidance. A supplier brochure, or a pocket guide offered as the hospital SOP, is not that guidance. A gas the service directory does not use is a recorded absence.</w:t>
-      </w:r>
-    </w:p>
-    <w:p>
-      <w:pPr>
-        <w:spacing w:after="140"/>
-      </w:pPr>
-      <w:r>
-        <w:rPr>
-          <w:sz w:val="22"/>
-          <w:szCs w:val="22"/>
-        </w:rPr>
-        <w:t xml:space="preserve">Preview Hospital handles, stores, distributes and uses medical gases in a safe manner: full and empty segregated; cylinders chained or nested, upright, away from oil, grease, heaters and electrical panels; pin-index, DISS or NIST connections not forced; identity checked at the point of use. A cylinder used as a doorstop is not storage.</w:t>
-      </w:r>
-    </w:p>
-    <w:p>
-      <w:pPr>
-        <w:spacing w:after="140"/>
-      </w:pPr>
-      <w:r>
-        <w:rPr>
-          <w:sz w:val="22"/>
-          <w:szCs w:val="22"/>
-        </w:rPr>
-        <w:t xml:space="preserve">Preview Hospital provides alternate sources for medical gases, vacuum and compressed air in case of failure, and tests their functioning at «monthly» frequency. Gas actually flows from the reserve to a defined point of use; vacuum actually aspirates; alarms actually annunciate. A paper changeover checklist with no flow is not a test.</w:t>
-      </w:r>
-    </w:p>
-    <w:p>
-      <w:pPr>
-        <w:spacing w:after="140"/>
-      </w:pPr>
-      <w:r>
-        <w:rPr>
-          <w:sz w:val="22"/>
-          <w:szCs w:val="22"/>
-        </w:rPr>
-        <w:t xml:space="preserve">Preview Hospital maintains an operational, inspection, testing and maintenance plan for piped medical gas, compressed air and vacuum installation where a piped system exists. If none exists, that is a recorded absence signed by the named lead, not a pipeline SOP invented for a file. HTM, ISO 10524, NFPA and BS EN 12021 are frameworks, not UK or US certificate mandates.</w:t>
-      </w:r>
-    </w:p>
-    <w:p>
-      <w:pPr>
-        <w:spacing w:after="140"/>
-      </w:pPr>
-      <w:r>
-        <w:rPr>
-          <w:sz w:val="22"/>
-          <w:szCs w:val="22"/>
-        </w:rPr>
-        <w:t xml:space="preserve">Preview Hospital does not treat a copied HTM manual for a cylinder-only hospital, mixed full and empty cylinders, or an untested manifold reserve, as that duty.</w:t>
+        <w:t xml:space="preserve">Preview Hospital uses written guidance that covers buying, handling, storage, distribution, use and topping up of the medical gases it actually uses. All six acts are in the guidance. A supplier brochure is not that guidance. A pocket guide used as the hospital standard operating procedure (SOP) is not that guidance. A gas the service directory does not use is written down as not offered.</w:t>
+      </w:r>
+    </w:p>
+    <w:p>
+      <w:pPr>
+        <w:spacing w:after="140"/>
+      </w:pPr>
+      <w:r>
+        <w:rPr>
+          <w:sz w:val="22"/>
+          <w:szCs w:val="22"/>
+        </w:rPr>
+        <w:t xml:space="preserve">Preview Hospital handles, stores, distributes and uses medical gases safely. Full and empty are kept apart. Cylinders are chained or nested, upright, away from oil, grease, heaters and electrical panels. Pin-index, Diameter Index Safety System (DISS) or Non-Interchangeable Screw Thread (NIST) connections — fittings that only accept the matching gas — are not forced. Identity is checked at the point of use. A cylinder used as a doorstop is not storage.</w:t>
+      </w:r>
+    </w:p>
+    <w:p>
+      <w:pPr>
+        <w:spacing w:after="140"/>
+      </w:pPr>
+      <w:r>
+        <w:rPr>
+          <w:sz w:val="22"/>
+          <w:szCs w:val="22"/>
+        </w:rPr>
+        <w:t xml:space="preserve">Preview Hospital provides backup sources for medical gases, vacuum and compressed air in case of failure, and tests that they work «monthly». Gas actually flows from the reserve to a named point of use. Vacuum actually sucks. Alarms actually sound. A paper changeover checklist with no flow is not a test.</w:t>
+      </w:r>
+    </w:p>
+    <w:p>
+      <w:pPr>
+        <w:spacing w:after="140"/>
+      </w:pPr>
+      <w:r>
+        <w:rPr>
+          <w:sz w:val="22"/>
+          <w:szCs w:val="22"/>
+        </w:rPr>
+        <w:t xml:space="preserve">Preview Hospital keeps an operational, inspection, testing and maintenance plan for piped medical gas, compressed air and vacuum installation where a piped system exists. If none exists, that is a written note signed by the named lead. It is not a pipeline SOP invented for a file. HTM, ISO 10524, NFPA and BS EN 12021 are guides. They are not UK or US certificate requirements.</w:t>
+      </w:r>
+    </w:p>
+    <w:p>
+      <w:pPr>
+        <w:spacing w:after="140"/>
+      </w:pPr>
+      <w:r>
+        <w:rPr>
+          <w:sz w:val="22"/>
+          <w:szCs w:val="22"/>
+        </w:rPr>
+        <w:t xml:space="preserve">Preview Hospital does not treat these as meeting this policy: a copied HTM manual for a cylinder-only hospital; mixed full and empty cylinders; an untested manifold reserve.</w:t>
       </w:r>
     </w:p>
     <w:p>
@@ -1143,7 +1303,7 @@
           <w:sz w:val="22"/>
           <w:szCs w:val="22"/>
         </w:rPr>
-        <w:t xml:space="preserve">The following are prohibited. There is no operational exception and no "until the vendor comes" exception.</w:t>
+        <w:t xml:space="preserve">These acts are banned. There is no operational exception. "Until the vendor comes" is not an exception.</w:t>
       </w:r>
     </w:p>
     <w:p>
@@ -1155,7 +1315,7 @@
           <w:sz w:val="22"/>
           <w:szCs w:val="22"/>
         </w:rPr>
-        <w:t xml:space="preserve">1. Connecting a cylinder, manifold or terminal whose gas identity has not been checked, or forcing a mismatched pin-index, DISS or NIST connector.</w:t>
+        <w:t xml:space="preserve">1. Connecting a cylinder, manifold or wall outlet whose gas identity has not been checked, or forcing a mismatched pin-index, DISS or NIST connector.</w:t>
       </w:r>
     </w:p>
     <w:p>
@@ -1191,7 +1351,7 @@
           <w:sz w:val="22"/>
           <w:szCs w:val="22"/>
         </w:rPr>
-        <w:t xml:space="preserve">4. Treating a paper changeover checklist with no flow as a functioning test of the reserve.</w:t>
+        <w:t xml:space="preserve">4. Treating a paper changeover checklist with no flow as a working test of the reserve.</w:t>
       </w:r>
     </w:p>
     <w:p>
@@ -1239,7 +1399,7 @@
           <w:sz w:val="22"/>
           <w:szCs w:val="22"/>
         </w:rPr>
-        <w:t xml:space="preserve">8. Putting an empty cylinder into the biomedical-waste stream, or rewriting PESO / Gas Cylinder Rules into this policy's disclaimer paragraph 2. Those instruments, if they apply, live on the applicable-legislation register.</w:t>
+        <w:t xml:space="preserve">8. Putting an empty cylinder into the biomedical-waste stream, or writing PESO / Gas Cylinder Rules into this policy's disclaimer paragraph 2. Those instruments, if they apply, live on the applicable-legislation register.</w:t>
       </w:r>
     </w:p>
     <w:p>
@@ -1251,19 +1411,19 @@
           <w:sz w:val="22"/>
           <w:szCs w:val="22"/>
         </w:rPr>
-        <w:t xml:space="preserve">9. Leaving a piped-versus-absence decision unrecorded. Either the piped plan is operated, or the named lead has signed that no piped system exists.</w:t>
-      </w:r>
-    </w:p>
-    <w:p>
-      <w:pPr>
-        <w:spacing w:after="140"/>
-      </w:pPr>
-      <w:r>
-        <w:rPr>
-          <w:sz w:val="22"/>
-          <w:szCs w:val="22"/>
-        </w:rPr>
-        <w:t xml:space="preserve">A person who finds mixed full and empty cylinders, an untested reserve, a forced connector, or a piped terminal that is unlabelled, reports it the same shift to the «Gas-Plant In-Charge».</w:t>
+        <w:t xml:space="preserve">9. Leaving the piped-versus-no-piped decision unrecorded. Either the piped plan is operated, or the named lead has signed that no piped system exists.</w:t>
+      </w:r>
+    </w:p>
+    <w:p>
+      <w:pPr>
+        <w:spacing w:after="140"/>
+      </w:pPr>
+      <w:r>
+        <w:rPr>
+          <w:sz w:val="22"/>
+          <w:szCs w:val="22"/>
+        </w:rPr>
+        <w:t xml:space="preserve">If you find mixed full and empty cylinders, an untested reserve, a forced connector, or a piped outlet that has no label, report it the same shift to the «Gas-Plant In-Charge».</w:t>
       </w:r>
     </w:p>
     <w:p>
@@ -1293,43 +1453,43 @@
           <w:sz w:val="22"/>
           <w:szCs w:val="22"/>
         </w:rPr>
-        <w:t xml:space="preserve">The book lists six acts because a hospital can buy oxygen correctly and still store it against a heater, or use it correctly at the theatre table and never replenish the reserve. BCGA, BOC Handle medical gases safely, and NFPA Medical Gas Cylinder Storage are handling and storage frameworks. ISO 10524-1/2/3 are regulator frameworks. They are not pasted as this hospital's guidance.</w:t>
-      </w:r>
-    </w:p>
-    <w:p>
-      <w:pPr>
-        <w:spacing w:after="140"/>
-      </w:pPr>
-      <w:r>
-        <w:rPr>
-          <w:sz w:val="22"/>
-          <w:szCs w:val="22"/>
-        </w:rPr>
-        <w:t xml:space="preserve">Which gases this hospital actually uses (oxygen as a minimum if any medical gas is used; nitrous oxide, medical air, carbon dioxide, vacuum, compressed air only if in the service directory), who may procure from which licensed source, how a delivery is accepted (identity, pressure, pin-index or DISS, expiry or batch as the supplier provides), and how storage, distribution, use and replenishment are each governed, are held by the «Gas-Plant In-Charge» as written guidance.</w:t>
-      </w:r>
-    </w:p>
-    <w:p>
-      <w:pPr>
-        <w:spacing w:after="140"/>
-      </w:pPr>
-      <w:r>
-        <w:rPr>
-          <w:sz w:val="22"/>
-          <w:szCs w:val="22"/>
-        </w:rPr>
-        <w:t xml:space="preserve">Gases in use: «________». A gas the directory does not use is a recorded absence. Guidance that covers cylinders in stores and is silent on who changes a cylinder at 02:00, or that names medical air and vacuum in the title for a hospital that has neither, is not this guidance.</w:t>
-      </w:r>
-    </w:p>
-    <w:p>
-      <w:pPr>
-        <w:spacing w:after="140"/>
-      </w:pPr>
-      <w:r>
-        <w:rPr>
-          <w:sz w:val="22"/>
-          <w:szCs w:val="22"/>
-        </w:rPr>
-        <w:t xml:space="preserve">The named competent person who changes a cylinder after hours is «the named person on the after-hours cylinder roster». That is a gas-handling competence, not an emergency-command title imported from the fire programme.</w:t>
+        <w:t xml:space="preserve">The six acts are listed because a hospital can buy oxygen correctly and still store it against a heater, or use it correctly at the theatre table and never top up the reserve. BCGA, BOC Handle medical gases safely, and NFPA Medical Gas Cylinder Storage are handling and storage guides. ISO 10524-1/2/3 are regulator guides. They are not pasted as this hospital's guidance.</w:t>
+      </w:r>
+    </w:p>
+    <w:p>
+      <w:pPr>
+        <w:spacing w:after="140"/>
+      </w:pPr>
+      <w:r>
+        <w:rPr>
+          <w:sz w:val="22"/>
+          <w:szCs w:val="22"/>
+        </w:rPr>
+        <w:t xml:space="preserve">The «Gas-Plant In-Charge» holds written guidance covering: which gases this hospital actually uses (oxygen as a minimum if any medical gas is used; nitrous oxide, medical air, carbon dioxide, vacuum, compressed air only if on the service directory); who may buy from which licensed source; how a delivery is accepted (identity, pressure, pin-index or DISS, expiry or batch as the supplier provides); and how storage, distribution, use and topping up are each governed.</w:t>
+      </w:r>
+    </w:p>
+    <w:p>
+      <w:pPr>
+        <w:spacing w:after="140"/>
+      </w:pPr>
+      <w:r>
+        <w:rPr>
+          <w:sz w:val="22"/>
+          <w:szCs w:val="22"/>
+        </w:rPr>
+        <w:t xml:space="preserve">Gases in use: «________». If the directory does not list a gas, write down that this hospital does not use it. Guidance that covers cylinders in stores and is silent on who changes a cylinder at 2 a.m. is not this guidance. Guidance that names medical air and vacuum in the title for a hospital that has neither is not this guidance.</w:t>
+      </w:r>
+    </w:p>
+    <w:p>
+      <w:pPr>
+        <w:spacing w:after="140"/>
+      </w:pPr>
+      <w:r>
+        <w:rPr>
+          <w:sz w:val="22"/>
+          <w:szCs w:val="22"/>
+        </w:rPr>
+        <w:t xml:space="preserve">The named competent person who changes a cylinder after hours is «the named person on the after-hours cylinder roster». That is a gas-handling skill. It is not an emergency-command title taken from the fire policy.</w:t>
       </w:r>
     </w:p>
     <w:p>
@@ -1350,43 +1510,55 @@
           <w:sz w:val="22"/>
           <w:szCs w:val="22"/>
         </w:rPr>
-        <w:t xml:space="preserve">Full and empty are segregated. Cylinders are chained or nested, upright, away from oil, grease, heaters and electrical panels. Pin-index, DISS or NIST connections are not forced. Regulators match ISO 10524 as the framework. Oxygen-enriched areas are not the place a sparking tool is used. Portable cylinders in transit are capped and not rolled on their side down a stair.</w:t>
-      </w:r>
-    </w:p>
-    <w:p>
-      <w:pPr>
-        <w:spacing w:after="140"/>
-      </w:pPr>
-      <w:r>
-        <w:rPr>
-          <w:sz w:val="22"/>
-          <w:szCs w:val="22"/>
-        </w:rPr>
-        <w:t xml:space="preserve">NFPA cylinder storage and BOC inform those rules; they are not a NABH cubic-metre threshold for every small hospital. The local fire authority's conditions on the occupancy may add store-room conditions; this section still owns how a porter moves a cylinder.</w:t>
-      </w:r>
-    </w:p>
-    <w:p>
-      <w:pPr>
-        <w:spacing w:after="140"/>
-      </w:pPr>
-      <w:r>
-        <w:rPr>
-          <w:sz w:val="22"/>
-          <w:szCs w:val="22"/>
-        </w:rPr>
-        <w:t xml:space="preserve">The failure this handling exists to catch is a "full" rack that contains empties, a cylinder used as a doorstop, a grease-on-oxygen regulator, or a theatre that opens a new cylinder without a second person to check the gas identity. How staff handle, store, distribute and use, including the check that the gas at the workstation is the gas intended, are held by the «Gas-Plant In-Charge» with clinical users at the point of use.</w:t>
-      </w:r>
-    </w:p>
-    <w:p>
-      <w:pPr>
-        <w:spacing w:after="140"/>
-      </w:pPr>
-      <w:r>
-        <w:rPr>
-          <w:sz w:val="22"/>
-          <w:szCs w:val="22"/>
-        </w:rPr>
-        <w:t xml:space="preserve">PESO / Gas Cylinder Rules, if they apply, live on the applicable-legislation register; they are not restated as a NABH protocol here.</w:t>
+        <w:t xml:space="preserve">Keep full and empty apart. Chain or nest cylinders, upright, away from oil, grease, heaters and electrical panels. Do not force pin-index, DISS or NIST connections. Regulators match ISO 10524 as the guide. Do not use a sparking tool in an oxygen-enriched area. Cap portable cylinders in transit. Do not roll them on their side down a stair.</w:t>
+      </w:r>
+    </w:p>
+    <w:p>
+      <w:pPr>
+        <w:spacing w:after="140"/>
+      </w:pPr>
+      <w:r>
+        <w:rPr>
+          <w:sz w:val="22"/>
+          <w:szCs w:val="22"/>
+        </w:rPr>
+        <w:t xml:space="preserve">NFPA cylinder storage and BOC inform those rules. They are not a NABH cubic-metre threshold for every small hospital. The local fire authority's conditions on the occupancy may add store-room conditions. This section still covers how a porter moves a cylinder.</w:t>
+      </w:r>
+    </w:p>
+    <w:p>
+      <w:pPr>
+        <w:spacing w:after="140"/>
+      </w:pPr>
+      <w:r>
+        <w:rPr>
+          <w:sz w:val="22"/>
+          <w:szCs w:val="22"/>
+        </w:rPr>
+        <w:t xml:space="preserve">Watch for: a "full" rack that contains empties; a cylinder used as a doorstop; grease on an oxygen regulator; a theatre that opens a new cylinder without a second person to check the gas identity.</w:t>
+      </w:r>
+    </w:p>
+    <w:p>
+      <w:pPr>
+        <w:spacing w:after="140"/>
+      </w:pPr>
+      <w:r>
+        <w:rPr>
+          <w:sz w:val="22"/>
+          <w:szCs w:val="22"/>
+        </w:rPr>
+        <w:t xml:space="preserve">The «Gas-Plant In-Charge» holds, with clinical users at the point of use, how staff handle, store, distribute and use, including the check that the gas at the workstation is the gas intended.</w:t>
+      </w:r>
+    </w:p>
+    <w:p>
+      <w:pPr>
+        <w:spacing w:after="140"/>
+      </w:pPr>
+      <w:r>
+        <w:rPr>
+          <w:sz w:val="22"/>
+          <w:szCs w:val="22"/>
+        </w:rPr>
+        <w:t xml:space="preserve">PESO / Gas Cylinder Rules, if they apply, live on the applicable-legislation register. They are not restated as a NABH protocol here.</w:t>
       </w:r>
     </w:p>
     <w:p>
@@ -1407,43 +1579,67 @@
           <w:sz w:val="22"/>
           <w:szCs w:val="22"/>
         </w:rPr>
-        <w:t xml:space="preserve">Alternate oxygen is the reserve that will supply the points of use when the primary manifold bank, primary cylinders at the bedside, or primary concentrator fails: a second manifold bank, a reserve cylinder set sized for the duration this hospital has defined, or a documented diversion. Alternate vacuum is a portable suction on every critical point of use if the piped vacuum fails, or a second pump. Alternate compressed air or medical air is the reserve this hospital has defined, or a recorded absence if that gas is not used.</w:t>
-      </w:r>
-    </w:p>
-    <w:p>
-      <w:pPr>
-        <w:spacing w:after="140"/>
-      </w:pPr>
-      <w:r>
-        <w:rPr>
-          <w:sz w:val="22"/>
-          <w:szCs w:val="22"/>
-        </w:rPr>
-        <w:t xml:space="preserve">HTM Medical Gas Pipeline Systems and Sarangi et al. are pipeline-safety frameworks for changeover and alarm; they are not a mandate to install a piped system.</w:t>
-      </w:r>
-    </w:p>
-    <w:p>
-      <w:pPr>
-        <w:spacing w:after="140"/>
-      </w:pPr>
-      <w:r>
-        <w:rPr>
-          <w:sz w:val="22"/>
-          <w:szCs w:val="22"/>
-        </w:rPr>
-        <w:t xml:space="preserve">The failure this test exists to catch is a reserve bank that has never been opened on test, a changeover that is manual at 03:00 with no one trained, or "portable suction available" that is in a locked sterile-supply room. The test is a functioning test: gas actually flows from the alternate source to a defined point of use, vacuum actually aspirates, alarms actually annunciate. A paper changeover checklist with no flow is not a test.</w:t>
-      </w:r>
-    </w:p>
-    <w:p>
-      <w:pPr>
-        <w:spacing w:after="140"/>
-      </w:pPr>
-      <w:r>
-        <w:rPr>
-          <w:sz w:val="22"/>
-          <w:szCs w:val="22"/>
-        </w:rPr>
-        <w:t xml:space="preserve">Which alternate source exists for each gas, vacuum and air this hospital uses, the functioning-test method, and the predefined frequency «monthly», are held by the «Gas-Plant In-Charge». Plant electricity remains the utilities programme's backup test; this section is the gas path.</w:t>
+        <w:t xml:space="preserve">Backup oxygen is the reserve that will supply the points of use when the primary manifold bank, primary cylinders at the bedside, or primary concentrator fails. That may be a second manifold bank, a reserve cylinder set sized for the duration this hospital has defined, or a documented diversion.</w:t>
+      </w:r>
+    </w:p>
+    <w:p>
+      <w:pPr>
+        <w:spacing w:after="140"/>
+      </w:pPr>
+      <w:r>
+        <w:rPr>
+          <w:sz w:val="22"/>
+          <w:szCs w:val="22"/>
+        </w:rPr>
+        <w:t xml:space="preserve">Backup vacuum is portable suction on every critical point of use if the piped vacuum fails, or a second pump. Backup compressed air or medical air is the reserve this hospital has defined, or a written note that that gas is not used.</w:t>
+      </w:r>
+    </w:p>
+    <w:p>
+      <w:pPr>
+        <w:spacing w:after="140"/>
+      </w:pPr>
+      <w:r>
+        <w:rPr>
+          <w:sz w:val="22"/>
+          <w:szCs w:val="22"/>
+        </w:rPr>
+        <w:t xml:space="preserve">HTM Medical Gas Pipeline Systems and Sarangi et al. are pipeline-safety guides for changeover and alarm. They are not a requirement to install a piped system.</w:t>
+      </w:r>
+    </w:p>
+    <w:p>
+      <w:pPr>
+        <w:spacing w:after="140"/>
+      </w:pPr>
+      <w:r>
+        <w:rPr>
+          <w:sz w:val="22"/>
+          <w:szCs w:val="22"/>
+        </w:rPr>
+        <w:t xml:space="preserve">Watch for: a reserve bank that has never been opened on test; a changeover that is manual at 3 a.m. with no one trained; "portable suction available" that is in a locked sterile-supply room.</w:t>
+      </w:r>
+    </w:p>
+    <w:p>
+      <w:pPr>
+        <w:spacing w:after="140"/>
+      </w:pPr>
+      <w:r>
+        <w:rPr>
+          <w:sz w:val="22"/>
+          <w:szCs w:val="22"/>
+        </w:rPr>
+        <w:t xml:space="preserve">The test is a functioning test. Gas actually flows from the backup source to a named point of use. Vacuum actually sucks. Alarms actually sound. A paper changeover checklist with no flow is not a test.</w:t>
+      </w:r>
+    </w:p>
+    <w:p>
+      <w:pPr>
+        <w:spacing w:after="140"/>
+      </w:pPr>
+      <w:r>
+        <w:rPr>
+          <w:sz w:val="22"/>
+          <w:szCs w:val="22"/>
+        </w:rPr>
+        <w:t xml:space="preserve">The «Gas-Plant In-Charge» holds which backup source exists for each gas, vacuum and air this hospital uses, the functioning-test method, and the set frequency «monthly». Plant electricity remains the utilities policy's backup test. This section is the gas path.</w:t>
       </w:r>
     </w:p>
     <w:p>
@@ -1464,43 +1660,43 @@
           <w:sz w:val="22"/>
           <w:szCs w:val="22"/>
         </w:rPr>
-        <w:t xml:space="preserve">If this hospital has no piped medical gas pipeline system, this section is a recorded absence against the service directory, signed by the «Gas-Plant In-Charge», not a pipeline SOP invented for a file.</w:t>
-      </w:r>
-    </w:p>
-    <w:p>
-      <w:pPr>
-        <w:spacing w:after="140"/>
-      </w:pPr>
-      <w:r>
-        <w:rPr>
-          <w:sz w:val="22"/>
-          <w:szCs w:val="22"/>
-        </w:rPr>
-        <w:t xml:space="preserve">If a piped system exists, HTM Medical Gas Pipeline Systems is the inspection, test and maintenance framework (identity, pressure, alarm, isolation, anti-confusion, oil-free air as BS EN 12021 where medical air is piped). ISO 10524-2 is the line-regulator framework. NFPA Medical Gas and Vacuum Systems Handbook is a further framework. None of these is a UK or US certificate mandate for an Indian small hospital.</w:t>
-      </w:r>
-    </w:p>
-    <w:p>
-      <w:pPr>
-        <w:spacing w:after="140"/>
-      </w:pPr>
-      <w:r>
-        <w:rPr>
-          <w:sz w:val="22"/>
-          <w:szCs w:val="22"/>
-        </w:rPr>
-        <w:t xml:space="preserve">The operational plan (who may isolate a zone, who may open a plant room), the inspection plan (plant, alarms, terminal units, labelling), the testing plan (pressure, identity after work, alarm function), the maintenance plan (filters, dryers, pumps, manifolds), and the rule that work on a live oxygen pipe is a planned isolation with clinical notice, are held by the «Gas-Plant In-Charge».</w:t>
-      </w:r>
-    </w:p>
-    <w:p>
-      <w:pPr>
-        <w:spacing w:after="140"/>
-      </w:pPr>
-      <w:r>
-        <w:rPr>
-          <w:sz w:val="22"/>
-          <w:szCs w:val="22"/>
-        </w:rPr>
-        <w:t xml:space="preserve">A commissioning certificate from the year the pipe was laid is not this plan. A terminal unit that delivers the wrong gas after a repair is a failure of this policy and a fire-and-non-fire emergency if patients are on the line. The equipment programme may still hold a regulator device file; the pipeline is here.</w:t>
+        <w:t xml:space="preserve">If this hospital has no piped medical gas pipeline system, this section is a written note against the service directory, signed by the «Gas-Plant In-Charge». It is not a pipeline SOP invented for a file.</w:t>
+      </w:r>
+    </w:p>
+    <w:p>
+      <w:pPr>
+        <w:spacing w:after="140"/>
+      </w:pPr>
+      <w:r>
+        <w:rPr>
+          <w:sz w:val="22"/>
+          <w:szCs w:val="22"/>
+        </w:rPr>
+        <w:t xml:space="preserve">If a piped system exists, HTM Medical Gas Pipeline Systems is the inspection, test and maintenance guide (identity, pressure, alarm, isolation, anti-confusion, oil-free air as BS EN 12021 where medical air is piped). ISO 10524-2 is the line-regulator guide. NFPA Medical Gas and Vacuum Systems Handbook is a further guide. None of these is a UK or US certificate requirement for an Indian small hospital.</w:t>
+      </w:r>
+    </w:p>
+    <w:p>
+      <w:pPr>
+        <w:spacing w:after="140"/>
+      </w:pPr>
+      <w:r>
+        <w:rPr>
+          <w:sz w:val="22"/>
+          <w:szCs w:val="22"/>
+        </w:rPr>
+        <w:t xml:space="preserve">The «Gas-Plant In-Charge» holds: the operational plan (who may isolate a zone, who may open a plant room); the inspection plan (plant, alarms, wall outlets, labelling); the testing plan (pressure, identity after work, alarm function); the maintenance plan (filters, dryers, pumps, manifolds); and the rule that work on a live oxygen pipe is a planned isolation with clinical notice.</w:t>
+      </w:r>
+    </w:p>
+    <w:p>
+      <w:pPr>
+        <w:spacing w:after="140"/>
+      </w:pPr>
+      <w:r>
+        <w:rPr>
+          <w:sz w:val="22"/>
+          <w:szCs w:val="22"/>
+        </w:rPr>
+        <w:t xml:space="preserve">A commissioning certificate from the year the pipe was laid is not this plan. A wall outlet that delivers the wrong gas after a repair is a failure of this policy. It is also a fire-and-non-fire emergency if patients are on the line. The equipment policy may still hold a regulator device file. The pipeline is here.</w:t>
       </w:r>
     </w:p>
     <w:p>
@@ -1521,24 +1717,24 @@
           <w:sz w:val="22"/>
           <w:szCs w:val="22"/>
         </w:rPr>
-        <w:t xml:space="preserve">A person who is about to do any of the following does not proceed:</w:t>
-      </w:r>
-    </w:p>
-    <w:p>
-      <w:pPr>
-        <w:pStyle w:val="ListParagraph"/>
-        <w:numPr>
-          <w:ilvl w:val="0"/>
-          <w:numId w:val="1"/>
-        </w:numPr>
-        <w:spacing w:after="60"/>
-      </w:pPr>
-      <w:r>
-        <w:rPr>
-          <w:sz w:val="22"/>
-          <w:szCs w:val="22"/>
-        </w:rPr>
-        <w:t xml:space="preserve">connect a cylinder, manifold or terminal whose identity has not been checked;</w:t>
+        <w:t xml:space="preserve">Do not go ahead if you are about to do any of the following:</w:t>
+      </w:r>
+    </w:p>
+    <w:p>
+      <w:pPr>
+        <w:pStyle w:val="ListParagraph"/>
+        <w:numPr>
+          <w:ilvl w:val="0"/>
+          <w:numId w:val="1"/>
+        </w:numPr>
+        <w:spacing w:after="60"/>
+      </w:pPr>
+      <w:r>
+        <w:rPr>
+          <w:sz w:val="22"/>
+          <w:szCs w:val="22"/>
+        </w:rPr>
+        <w:t xml:space="preserve">connect a cylinder, manifold or wall outlet whose identity has not been checked;</w:t>
       </w:r>
     </w:p>
     <w:p>
@@ -1572,24 +1768,24 @@
           <w:sz w:val="22"/>
           <w:szCs w:val="22"/>
         </w:rPr>
-        <w:t xml:space="preserve">use a piped terminal after work on that zone until identity and pressure have been tested;</w:t>
-      </w:r>
-    </w:p>
-    <w:p>
-      <w:pPr>
-        <w:pStyle w:val="ListParagraph"/>
-        <w:numPr>
-          <w:ilvl w:val="0"/>
-          <w:numId w:val="1"/>
-        </w:numPr>
-        <w:spacing w:after="60"/>
-      </w:pPr>
-      <w:r>
-        <w:rPr>
-          <w:sz w:val="22"/>
-          <w:szCs w:val="22"/>
-        </w:rPr>
-        <w:t xml:space="preserve">sign a backup-test sheet for a reserve that did not flow, a vacuum that did not aspirate, or an alarm that did not annunciate;</w:t>
+        <w:t xml:space="preserve">use a piped outlet after work on that zone until identity and pressure have been tested;</w:t>
+      </w:r>
+    </w:p>
+    <w:p>
+      <w:pPr>
+        <w:pStyle w:val="ListParagraph"/>
+        <w:numPr>
+          <w:ilvl w:val="0"/>
+          <w:numId w:val="1"/>
+        </w:numPr>
+        <w:spacing w:after="60"/>
+      </w:pPr>
+      <w:r>
+        <w:rPr>
+          <w:sz w:val="22"/>
+          <w:szCs w:val="22"/>
+        </w:rPr>
+        <w:t xml:space="preserve">sign a backup-test sheet for a reserve that did not flow, a vacuum that did not suck, or an alarm that did not sound;</w:t>
       </w:r>
     </w:p>
     <w:p>
@@ -1618,19 +1814,19 @@
           <w:sz w:val="22"/>
           <w:szCs w:val="22"/>
         </w:rPr>
-        <w:t xml:space="preserve">They cap the cylinder, leave the connector unforced, leave the zone out of use, leave the test unsigned, and tell the «Gas-Plant In-Charge» the same shift — or, if that person is not on site, the «named person on the after-hours cylinder roster».</w:t>
-      </w:r>
-    </w:p>
-    <w:p>
-      <w:pPr>
-        <w:spacing w:after="140"/>
-      </w:pPr>
-      <w:r>
-        <w:rPr>
-          <w:sz w:val="22"/>
-          <w:szCs w:val="22"/>
-        </w:rPr>
-        <w:t xml:space="preserve">A good-faith refusal to connect an unidentified cylinder, or to sign a paper changeover as a functioning test, is not a disciplinary matter. The connection or the test is not recorded as done until identity was checked or flow was seen.</w:t>
+        <w:t xml:space="preserve">Cap the cylinder. Leave the connector unforced. Leave the zone out of use. Leave the test unsigned. Tell the «Gas-Plant In-Charge» the same shift. If that person is not on site, tell the «named person on the after-hours cylinder roster».</w:t>
+      </w:r>
+    </w:p>
+    <w:p>
+      <w:pPr>
+        <w:spacing w:after="140"/>
+      </w:pPr>
+      <w:r>
+        <w:rPr>
+          <w:sz w:val="22"/>
+          <w:szCs w:val="22"/>
+        </w:rPr>
+        <w:t xml:space="preserve">Refusing in good faith to connect an unidentified cylinder, or to sign a paper changeover as a working test, is not a disciplinary matter. Do not record the connection or the test as done until identity was checked or flow was seen.</w:t>
       </w:r>
     </w:p>
     <w:p>
@@ -1651,7 +1847,19 @@
           <w:sz w:val="22"/>
           <w:szCs w:val="22"/>
         </w:rPr>
-        <w:t xml:space="preserve">These are the jobs this medical-gas programme needs. In a small hospital the gas-plant lead may be the same person as the facilities Maintenance In-Charge; they still keep this file as the gas file, not as a combined fire-and-cylinder binder.</w:t>
+        <w:t xml:space="preserve">These are the jobs this medical-gas programme needs. In a small hospital the gas-plant lead may be the same person as the facilities Maintenance In-Charge. They still keep this file as the gas file. Do not merge it into a combined fire-and-cylinder binder.</w:t>
+      </w:r>
+    </w:p>
+    <w:p>
+      <w:pPr>
+        <w:spacing w:after="140"/>
+      </w:pPr>
+      <w:r>
+        <w:rPr>
+          <w:sz w:val="22"/>
+          <w:szCs w:val="22"/>
+        </w:rPr>
+        <w:t xml:space="preserve">RACI in the snapshot below means: R = does the work; A = accountable (the person who must make sure it is done); C = consulted.</w:t>
       </w:r>
     </w:p>
     <w:p>
@@ -1702,7 +1910,7 @@
           <w:sz w:val="22"/>
           <w:szCs w:val="22"/>
         </w:rPr>
-        <w:t xml:space="preserve">Signs the recorded absence if no piped system exists, or accepts the piped plan if one does.</w:t>
+        <w:t xml:space="preserve">Signs the written note if no piped system exists, or accepts the piped plan if one does.</w:t>
       </w:r>
     </w:p>
     <w:p>
@@ -1736,7 +1944,7 @@
           <w:sz w:val="22"/>
           <w:szCs w:val="22"/>
         </w:rPr>
-        <w:t xml:space="preserve">Holds the written guidance covering the six acts, store checks, identity-check method, functioning-test records, and the piped-system file or the recorded absence.</w:t>
+        <w:t xml:space="preserve">Holds the written guidance covering the six acts, store checks, identity-check method, functioning-test records, and the piped-system file or the written note that none exists.</w:t>
       </w:r>
     </w:p>
     <w:p>
@@ -1838,7 +2046,7 @@
           <w:sz w:val="22"/>
           <w:szCs w:val="22"/>
         </w:rPr>
-        <w:t xml:space="preserve">Report a hiss, a manifold alarm, or a terminal that is unlabelled.</w:t>
+        <w:t xml:space="preserve">Report a hiss, a manifold alarm, or an outlet that has no label.</w:t>
       </w:r>
     </w:p>
     <w:p>
@@ -1906,7 +2114,7 @@
           <w:sz w:val="22"/>
           <w:szCs w:val="22"/>
         </w:rPr>
-        <w:t xml:space="preserve">Works to the inspection, test and maintenance plan in this policy. Outsourcing agreements remain that management-agreement programme.</w:t>
+        <w:t xml:space="preserve">Works to the inspection, test and maintenance plan in this policy. Outsourcing agreements stay with that management-agreement policy.</w:t>
       </w:r>
     </w:p>
     <w:p>
@@ -1940,7 +2148,7 @@
           <w:sz w:val="22"/>
           <w:szCs w:val="22"/>
         </w:rPr>
-        <w:t xml:space="preserve">Keep full and empty segregated; do not use a cylinder as a doorstop; do not put an empty cylinder in the biomedical-waste stream.</w:t>
+        <w:t xml:space="preserve">Keep full and empty apart. Do not use a cylinder as a doorstop. Do not put an empty cylinder in the biomedical-waste stream.</w:t>
       </w:r>
     </w:p>
     <w:p>
@@ -2003,24 +2211,24 @@
           <w:sz w:val="22"/>
           <w:szCs w:val="22"/>
         </w:rPr>
-        <w:t xml:space="preserve">Functioning tests of alternate sources: Gas-Plant In-Charge (R/A)</w:t>
-      </w:r>
-    </w:p>
-    <w:p>
-      <w:pPr>
-        <w:pStyle w:val="ListParagraph"/>
-        <w:numPr>
-          <w:ilvl w:val="0"/>
-          <w:numId w:val="1"/>
-        </w:numPr>
-        <w:spacing w:after="60"/>
-      </w:pPr>
-      <w:r>
-        <w:rPr>
-          <w:sz w:val="22"/>
-          <w:szCs w:val="22"/>
-        </w:rPr>
-        <w:t xml:space="preserve">Piped plan or recorded absence: Gas-Plant In-Charge (R); Medical Superintendent (A)</w:t>
+        <w:t xml:space="preserve">Functioning tests of backup sources: Gas-Plant In-Charge (R/A)</w:t>
+      </w:r>
+    </w:p>
+    <w:p>
+      <w:pPr>
+        <w:pStyle w:val="ListParagraph"/>
+        <w:numPr>
+          <w:ilvl w:val="0"/>
+          <w:numId w:val="1"/>
+        </w:numPr>
+        <w:spacing w:after="60"/>
+      </w:pPr>
+      <w:r>
+        <w:rPr>
+          <w:sz w:val="22"/>
+          <w:szCs w:val="22"/>
+        </w:rPr>
+        <w:t xml:space="preserve">Piped plan or written note that none exists: Gas-Plant In-Charge (R); Medical Superintendent (A)</w:t>
       </w:r>
     </w:p>
     <w:p>
@@ -2075,104 +2283,104 @@
           <w:sz w:val="22"/>
           <w:szCs w:val="22"/>
         </w:rPr>
-        <w:t xml:space="preserve">The Quality Coordinator audits this policy «quarterly». The audit looks at the store, the plant and the records, not at a binder.</w:t>
-      </w:r>
-    </w:p>
-    <w:p>
-      <w:pPr>
-        <w:spacing w:after="140"/>
-      </w:pPr>
-      <w:r>
-        <w:rPr>
-          <w:sz w:val="22"/>
-          <w:szCs w:val="22"/>
-        </w:rPr>
-        <w:t xml:space="preserve">What is monitored each quarter:</w:t>
-      </w:r>
-    </w:p>
-    <w:p>
-      <w:pPr>
-        <w:pStyle w:val="ListParagraph"/>
-        <w:numPr>
-          <w:ilvl w:val="0"/>
-          <w:numId w:val="1"/>
-        </w:numPr>
-        <w:spacing w:after="60"/>
-      </w:pPr>
-      <w:r>
-        <w:rPr>
-          <w:sz w:val="22"/>
-          <w:szCs w:val="22"/>
-        </w:rPr>
-        <w:t xml:space="preserve">Written guidance covers procurement through replenishment of the gases actually used, including who changes a cylinder after hours. Unused gases are recorded as absences.</w:t>
-      </w:r>
-    </w:p>
-    <w:p>
-      <w:pPr>
-        <w:pStyle w:val="ListParagraph"/>
-        <w:numPr>
-          <w:ilvl w:val="0"/>
-          <w:numId w:val="1"/>
-        </w:numPr>
-        <w:spacing w:after="60"/>
-      </w:pPr>
-      <w:r>
-        <w:rPr>
-          <w:sz w:val="22"/>
-          <w:szCs w:val="22"/>
-        </w:rPr>
-        <w:t xml:space="preserve">Full and empty are segregated; cylinders are chained upright; identity is checked at use. A cylinder used as a doorstop is a finding.</w:t>
-      </w:r>
-    </w:p>
-    <w:p>
-      <w:pPr>
-        <w:pStyle w:val="ListParagraph"/>
-        <w:numPr>
-          <w:ilvl w:val="0"/>
-          <w:numId w:val="1"/>
-        </w:numPr>
-        <w:spacing w:after="60"/>
-      </w:pPr>
-      <w:r>
-        <w:rPr>
-          <w:sz w:val="22"/>
-          <w:szCs w:val="22"/>
-        </w:rPr>
-        <w:t xml:space="preserve">Functioning backup tests show flow from the reserve, vacuum that aspirates, and alarms that annunciate, at the predefined frequency. A paper changeover is a finding.</w:t>
-      </w:r>
-    </w:p>
-    <w:p>
-      <w:pPr>
-        <w:pStyle w:val="ListParagraph"/>
-        <w:numPr>
-          <w:ilvl w:val="0"/>
-          <w:numId w:val="1"/>
-        </w:numPr>
-        <w:spacing w:after="60"/>
-      </w:pPr>
-      <w:r>
-        <w:rPr>
-          <w:sz w:val="22"/>
-          <w:szCs w:val="22"/>
-        </w:rPr>
-        <w:t xml:space="preserve">Piped-system maintenance is last inspection, pressure and alarm test and maintenance, not a commissioning certificate — or a signed recorded absence if no piped system exists.</w:t>
-      </w:r>
-    </w:p>
-    <w:p>
-      <w:pPr>
-        <w:pStyle w:val="ListParagraph"/>
-        <w:numPr>
-          <w:ilvl w:val="0"/>
-          <w:numId w:val="1"/>
-        </w:numPr>
-        <w:spacing w:after="60"/>
-      </w:pPr>
-      <w:r>
-        <w:rPr>
-          <w:sz w:val="22"/>
-          <w:szCs w:val="22"/>
-        </w:rPr>
-        <w:t xml:space="preserve">Plant electricity is left with the utilities programme. A leak or wrong-gas event is left with the fire-and-non-fire programme as the emergency action, and closed here as the gas path.</w:t>
+        <w:t xml:space="preserve">The Quality Coordinator audits this policy «quarterly» (four times a year). The audit looks at the store, the plant and the records. Looking only at a binder is not enough.</w:t>
+      </w:r>
+    </w:p>
+    <w:p>
+      <w:pPr>
+        <w:spacing w:after="140"/>
+      </w:pPr>
+      <w:r>
+        <w:rPr>
+          <w:sz w:val="22"/>
+          <w:szCs w:val="22"/>
+        </w:rPr>
+        <w:t xml:space="preserve">What is checked each quarter:</w:t>
+      </w:r>
+    </w:p>
+    <w:p>
+      <w:pPr>
+        <w:pStyle w:val="ListParagraph"/>
+        <w:numPr>
+          <w:ilvl w:val="0"/>
+          <w:numId w:val="1"/>
+        </w:numPr>
+        <w:spacing w:after="60"/>
+      </w:pPr>
+      <w:r>
+        <w:rPr>
+          <w:sz w:val="22"/>
+          <w:szCs w:val="22"/>
+        </w:rPr>
+        <w:t xml:space="preserve">Written guidance covers buying through topping up of the gases actually used, including who changes a cylinder after hours. Unused gases are written down as not used.</w:t>
+      </w:r>
+    </w:p>
+    <w:p>
+      <w:pPr>
+        <w:pStyle w:val="ListParagraph"/>
+        <w:numPr>
+          <w:ilvl w:val="0"/>
+          <w:numId w:val="1"/>
+        </w:numPr>
+        <w:spacing w:after="60"/>
+      </w:pPr>
+      <w:r>
+        <w:rPr>
+          <w:sz w:val="22"/>
+          <w:szCs w:val="22"/>
+        </w:rPr>
+        <w:t xml:space="preserve">Full and empty are kept apart. Cylinders are chained upright. Identity is checked at use. A cylinder used as a doorstop is a finding.</w:t>
+      </w:r>
+    </w:p>
+    <w:p>
+      <w:pPr>
+        <w:pStyle w:val="ListParagraph"/>
+        <w:numPr>
+          <w:ilvl w:val="0"/>
+          <w:numId w:val="1"/>
+        </w:numPr>
+        <w:spacing w:after="60"/>
+      </w:pPr>
+      <w:r>
+        <w:rPr>
+          <w:sz w:val="22"/>
+          <w:szCs w:val="22"/>
+        </w:rPr>
+        <w:t xml:space="preserve">Functioning backup tests show flow from the reserve, vacuum that sucks, and alarms that sound, at the set frequency. A paper changeover is a finding.</w:t>
+      </w:r>
+    </w:p>
+    <w:p>
+      <w:pPr>
+        <w:pStyle w:val="ListParagraph"/>
+        <w:numPr>
+          <w:ilvl w:val="0"/>
+          <w:numId w:val="1"/>
+        </w:numPr>
+        <w:spacing w:after="60"/>
+      </w:pPr>
+      <w:r>
+        <w:rPr>
+          <w:sz w:val="22"/>
+          <w:szCs w:val="22"/>
+        </w:rPr>
+        <w:t xml:space="preserve">Piped-system maintenance is last inspection, pressure and alarm test and maintenance, not a commissioning certificate — or a signed written note if no piped system exists.</w:t>
+      </w:r>
+    </w:p>
+    <w:p>
+      <w:pPr>
+        <w:pStyle w:val="ListParagraph"/>
+        <w:numPr>
+          <w:ilvl w:val="0"/>
+          <w:numId w:val="1"/>
+        </w:numPr>
+        <w:spacing w:after="60"/>
+      </w:pPr>
+      <w:r>
+        <w:rPr>
+          <w:sz w:val="22"/>
+          <w:szCs w:val="22"/>
+        </w:rPr>
+        <w:t xml:space="preserve">Plant electricity is left with the utilities policy. A leak or wrong-gas event is left with the fire-and-non-fire policy as the emergency action, and closed here as the gas path.</w:t>
       </w:r>
     </w:p>
     <w:p>
@@ -2201,31 +2409,43 @@
           <w:sz w:val="22"/>
           <w:szCs w:val="22"/>
         </w:rPr>
-        <w:t xml:space="preserve">Any non-conformity is a finding. The Gas-Plant In-Charge owns the corrective action. Root-cause analysis is required when: a wrong gas reached a workstation; a reserve was signed as tested without flow; full and empty were found mixed; a live oxygen pipe was worked without isolation; or a piped terminal was unlabelled.</w:t>
-      </w:r>
-    </w:p>
-    <w:p>
-      <w:pPr>
-        <w:spacing w:after="140"/>
-      </w:pPr>
-      <w:r>
-        <w:rPr>
-          <w:sz w:val="22"/>
-          <w:szCs w:val="22"/>
-        </w:rPr>
-        <w:t xml:space="preserve">Corrective and preventive action is dated, has an owner, and is checked at the next quarterly audit. An open CAPA older than «thirty days» is escalated to the Medical Superintendent.</w:t>
-      </w:r>
-    </w:p>
-    <w:p>
-      <w:pPr>
-        <w:spacing w:after="140"/>
-      </w:pPr>
-      <w:r>
-        <w:rPr>
-          <w:sz w:val="22"/>
-          <w:szCs w:val="22"/>
-        </w:rPr>
-        <w:t xml:space="preserve">This policy is reviewed «annually», and sooner after a wrong-gas or empty-reserve event, a change to the service directory that adds or withdraws a gas, or a decision to install or decommission a piped system.</w:t>
+        <w:t xml:space="preserve">Any failure to meet this policy is a finding. The Gas-Plant In-Charge owns the corrective action.</w:t>
+      </w:r>
+    </w:p>
+    <w:p>
+      <w:pPr>
+        <w:spacing w:after="140"/>
+      </w:pPr>
+      <w:r>
+        <w:rPr>
+          <w:sz w:val="22"/>
+          <w:szCs w:val="22"/>
+        </w:rPr>
+        <w:t xml:space="preserve">Root-cause analysis (RCA — finding why something went wrong) is required when: a wrong gas reached a workstation; a reserve was signed as tested without flow; full and empty were found mixed; a live oxygen pipe was worked without isolation; or a piped outlet had no label.</w:t>
+      </w:r>
+    </w:p>
+    <w:p>
+      <w:pPr>
+        <w:spacing w:after="140"/>
+      </w:pPr>
+      <w:r>
+        <w:rPr>
+          <w:sz w:val="22"/>
+          <w:szCs w:val="22"/>
+        </w:rPr>
+        <w:t xml:space="preserve">Corrective and preventive action (CAPA — the fix and the step that stops it happening again) is dated, has an owner, and is checked at the next quarterly audit. An open CAPA older than «thirty days» is escalated to the Medical Superintendent.</w:t>
+      </w:r>
+    </w:p>
+    <w:p>
+      <w:pPr>
+        <w:spacing w:after="140"/>
+      </w:pPr>
+      <w:r>
+        <w:rPr>
+          <w:sz w:val="22"/>
+          <w:szCs w:val="22"/>
+        </w:rPr>
+        <w:t xml:space="preserve">This policy is reviewed «annually» (once a year), and sooner after a wrong-gas or empty-reserve event, a change to the service directory that adds or withdraws a gas, or a decision to install or decommission a piped system.</w:t>
       </w:r>
     </w:p>
     <w:p>
@@ -2246,7 +2466,7 @@
           <w:sz w:val="22"/>
           <w:szCs w:val="22"/>
         </w:rPr>
-        <w:t xml:space="preserve">Staff who procure, store, change, or use medical gases, and staff who may isolate a piped zone, are trained against this policy at induction, before first unsupervised cylinder change or piped use, and «once a year» thereafter. Training covers: the six acts in the written guidance; full and empty segregation; identity check at use; not forcing a connector; the functioning test of the reserve; and, if a piped system exists, planned isolation with clinical notice. The after-hours cylinder roster is held by the Gas-Plant In-Charge.</w:t>
+        <w:t xml:space="preserve">Staff who buy, store, change or use medical gases, and staff who may isolate a piped zone, are trained on this policy at induction, before first unsupervised cylinder change or piped use, and «once a year» after that. Training covers: the six acts in the written guidance; keeping full and empty apart; identity check at use; not forcing a connector; the functioning test of the reserve; and, if a piped system exists, planned isolation with clinical notice. The after-hours cylinder roster is held by the Gas-Plant In-Charge.</w:t>
       </w:r>
     </w:p>
     <w:p>
@@ -2270,7 +2490,7 @@
           <w:sz w:val="22"/>
           <w:szCs w:val="22"/>
         </w:rPr>
-        <w:t xml:space="preserve">I have read this Medical Gases, Vacuum and Compressed Air policy of Preview Hospital. I will not connect a cylinder whose identity I have not checked. I will not force a mismatched connector. I will not sign a paper changeover as a functioning test. I will not put an empty cylinder in the biomedical-waste stream.</w:t>
+        <w:t xml:space="preserve">I have read this Medical Gases, Vacuum and Compressed Air policy of Preview Hospital. I will not connect a cylinder whose identity I have not checked. I will not force a mismatched connector. I will not sign a paper changeover as a working test. I will not put an empty cylinder in the biomedical-waste stream.</w:t>
       </w:r>
     </w:p>
     <w:p>
@@ -3017,7 +3237,7 @@
           <w:sz w:val="20"/>
           <w:szCs w:val="20"/>
         </w:rPr>
-        <w:t xml:space="preserve">The Gas-Plant In-Charge holds signed acknowledgements of staff who change cylinders or use piped gas, with the induction record. The after-hours cylinder roster is held with those acknowledgements.</w:t>
+        <w:t xml:space="preserve">The Gas-Plant In-Charge keeps signed acknowledgements of staff who change cylinders or use piped gas, with the induction record. The after-hours cylinder roster is held with those acknowledgements.</w:t>
       </w:r>
     </w:p>
     <w:p>
@@ -3043,160 +3263,160 @@
           <w:sz w:val="22"/>
           <w:szCs w:val="22"/>
         </w:rPr>
-        <w:t xml:space="preserve">National Accreditation Board for Hospitals and Healthcare Providers (NABH), Standards for Small Healthcare Organisations, 3rd Edition — Chapter 8 FMS, standard FMS.4 (this policy is written so that those requirements are met in operation; it is not a commentary on the standard).</w:t>
-      </w:r>
-    </w:p>
-    <w:p>
-      <w:pPr>
-        <w:pStyle w:val="ListParagraph"/>
-        <w:numPr>
-          <w:ilvl w:val="0"/>
-          <w:numId w:val="1"/>
-        </w:numPr>
-        <w:spacing w:after="60"/>
-      </w:pPr>
-      <w:r>
-        <w:rPr>
-          <w:sz w:val="22"/>
-          <w:szCs w:val="22"/>
-        </w:rPr>
-        <w:t xml:space="preserve">Medical Gases. British Compressed Gases Association — handling framework.</w:t>
-      </w:r>
-    </w:p>
-    <w:p>
-      <w:pPr>
-        <w:pStyle w:val="ListParagraph"/>
-        <w:numPr>
-          <w:ilvl w:val="0"/>
-          <w:numId w:val="1"/>
-        </w:numPr>
-        <w:spacing w:after="60"/>
-      </w:pPr>
-      <w:r>
-        <w:rPr>
-          <w:sz w:val="22"/>
-          <w:szCs w:val="22"/>
-        </w:rPr>
-        <w:t xml:space="preserve">Respiratory equipment. Compressed gases for breathing apparatus. BS EN 12021:2014 — medical-air quality framework where medical air is supplied.</w:t>
-      </w:r>
-    </w:p>
-    <w:p>
-      <w:pPr>
-        <w:pStyle w:val="ListParagraph"/>
-        <w:numPr>
-          <w:ilvl w:val="0"/>
-          <w:numId w:val="1"/>
-        </w:numPr>
-        <w:spacing w:after="60"/>
-      </w:pPr>
-      <w:r>
-        <w:rPr>
-          <w:sz w:val="22"/>
-          <w:szCs w:val="22"/>
-        </w:rPr>
-        <w:t xml:space="preserve">Medical Gas Pipeline Systems. (2006). Department of Health: Estates and Facilities Division (HTM) — piped-system inspection, test and maintenance framework, not a UK certificate mandate.</w:t>
-      </w:r>
-    </w:p>
-    <w:p>
-      <w:pPr>
-        <w:pStyle w:val="ListParagraph"/>
-        <w:numPr>
-          <w:ilvl w:val="0"/>
-          <w:numId w:val="1"/>
-        </w:numPr>
-        <w:spacing w:after="60"/>
-      </w:pPr>
-      <w:r>
-        <w:rPr>
-          <w:sz w:val="22"/>
-          <w:szCs w:val="22"/>
-        </w:rPr>
-        <w:t xml:space="preserve">Pressure regulators for use with medical gases — ISO 10524-1:2018, ISO 10524-2:2018, ISO 10524-3:2019 — regulator frameworks.</w:t>
-      </w:r>
-    </w:p>
-    <w:p>
-      <w:pPr>
-        <w:pStyle w:val="ListParagraph"/>
-        <w:numPr>
-          <w:ilvl w:val="0"/>
-          <w:numId w:val="1"/>
-        </w:numPr>
-        <w:spacing w:after="60"/>
-      </w:pPr>
-      <w:r>
-        <w:rPr>
-          <w:sz w:val="22"/>
-          <w:szCs w:val="22"/>
-        </w:rPr>
-        <w:t xml:space="preserve">Hart, J. R. (2018). Medical Gas and Vacuum Systems Handbook. National Fire Protection Association — framework.</w:t>
-      </w:r>
-    </w:p>
-    <w:p>
-      <w:pPr>
-        <w:pStyle w:val="ListParagraph"/>
-        <w:numPr>
-          <w:ilvl w:val="0"/>
-          <w:numId w:val="1"/>
-        </w:numPr>
-        <w:spacing w:after="60"/>
-      </w:pPr>
-      <w:r>
-        <w:rPr>
-          <w:sz w:val="22"/>
-          <w:szCs w:val="22"/>
-        </w:rPr>
-        <w:t xml:space="preserve">Medical Gas Cylinder Storage. (2018). National Fire Protection Association — cylinder-storage framework, not a NABH cubic-metre mandate.</w:t>
-      </w:r>
-    </w:p>
-    <w:p>
-      <w:pPr>
-        <w:pStyle w:val="ListParagraph"/>
-        <w:numPr>
-          <w:ilvl w:val="0"/>
-          <w:numId w:val="1"/>
-        </w:numPr>
-        <w:spacing w:after="60"/>
-      </w:pPr>
-      <w:r>
-        <w:rPr>
-          <w:sz w:val="22"/>
-          <w:szCs w:val="22"/>
-        </w:rPr>
-        <w:t xml:space="preserve">Sarangi, S., Babbar, S., &amp; Taneja, D. Safety of the medical gas pipeline system. J Anaesthesiol Clin Pharmacol, 34(1), 99-102 — framework.</w:t>
-      </w:r>
-    </w:p>
-    <w:p>
-      <w:pPr>
-        <w:pStyle w:val="ListParagraph"/>
-        <w:numPr>
-          <w:ilvl w:val="0"/>
-          <w:numId w:val="1"/>
-        </w:numPr>
-        <w:spacing w:after="60"/>
-      </w:pPr>
-      <w:r>
-        <w:rPr>
-          <w:sz w:val="22"/>
-          <w:szCs w:val="22"/>
-        </w:rPr>
-        <w:t xml:space="preserve">Handle medical gases safely. BOC. (2017) — handling framework, not this hospital's SOP.</w:t>
-      </w:r>
-    </w:p>
-    <w:p>
-      <w:pPr>
-        <w:pStyle w:val="ListParagraph"/>
-        <w:numPr>
-          <w:ilvl w:val="0"/>
-          <w:numId w:val="1"/>
-        </w:numPr>
-        <w:spacing w:after="60"/>
-      </w:pPr>
-      <w:r>
-        <w:rPr>
-          <w:sz w:val="22"/>
-          <w:szCs w:val="22"/>
-        </w:rPr>
-        <w:t xml:space="preserve">Internal documents of this hospital: medical-gas written guidance; cylinder-store checks; backup-test records; piped-system file or recorded absence; utilities, facility-safety, equipment and fire programmes; service directory; applicable-legislation register.</w:t>
+        <w:t xml:space="preserve">National Accreditation Board for Hospitals and Healthcare Providers (NABH), Standards for Small Healthcare Organisations, 3rd Edition — Chapter 8 FMS, standard FMS.4 (this policy is written so those requirements are met in day-to-day work; it is not a commentary on the standard).</w:t>
+      </w:r>
+    </w:p>
+    <w:p>
+      <w:pPr>
+        <w:pStyle w:val="ListParagraph"/>
+        <w:numPr>
+          <w:ilvl w:val="0"/>
+          <w:numId w:val="1"/>
+        </w:numPr>
+        <w:spacing w:after="60"/>
+      </w:pPr>
+      <w:r>
+        <w:rPr>
+          <w:sz w:val="22"/>
+          <w:szCs w:val="22"/>
+        </w:rPr>
+        <w:t xml:space="preserve">Medical Gases. British Compressed Gases Association — handling guide.</w:t>
+      </w:r>
+    </w:p>
+    <w:p>
+      <w:pPr>
+        <w:pStyle w:val="ListParagraph"/>
+        <w:numPr>
+          <w:ilvl w:val="0"/>
+          <w:numId w:val="1"/>
+        </w:numPr>
+        <w:spacing w:after="60"/>
+      </w:pPr>
+      <w:r>
+        <w:rPr>
+          <w:sz w:val="22"/>
+          <w:szCs w:val="22"/>
+        </w:rPr>
+        <w:t xml:space="preserve">Respiratory equipment. Compressed gases for breathing apparatus. BS EN 12021:2014 — medical-air quality guide where medical air is supplied.</w:t>
+      </w:r>
+    </w:p>
+    <w:p>
+      <w:pPr>
+        <w:pStyle w:val="ListParagraph"/>
+        <w:numPr>
+          <w:ilvl w:val="0"/>
+          <w:numId w:val="1"/>
+        </w:numPr>
+        <w:spacing w:after="60"/>
+      </w:pPr>
+      <w:r>
+        <w:rPr>
+          <w:sz w:val="22"/>
+          <w:szCs w:val="22"/>
+        </w:rPr>
+        <w:t xml:space="preserve">Medical Gas Pipeline Systems. (2006). Department of Health: Estates and Facilities Division (HTM) — piped-system inspection, test and maintenance guide, not a UK certificate requirement.</w:t>
+      </w:r>
+    </w:p>
+    <w:p>
+      <w:pPr>
+        <w:pStyle w:val="ListParagraph"/>
+        <w:numPr>
+          <w:ilvl w:val="0"/>
+          <w:numId w:val="1"/>
+        </w:numPr>
+        <w:spacing w:after="60"/>
+      </w:pPr>
+      <w:r>
+        <w:rPr>
+          <w:sz w:val="22"/>
+          <w:szCs w:val="22"/>
+        </w:rPr>
+        <w:t xml:space="preserve">Pressure regulators for use with medical gases — ISO 10524-1:2018, ISO 10524-2:2018, ISO 10524-3:2019 — regulator guides.</w:t>
+      </w:r>
+    </w:p>
+    <w:p>
+      <w:pPr>
+        <w:pStyle w:val="ListParagraph"/>
+        <w:numPr>
+          <w:ilvl w:val="0"/>
+          <w:numId w:val="1"/>
+        </w:numPr>
+        <w:spacing w:after="60"/>
+      </w:pPr>
+      <w:r>
+        <w:rPr>
+          <w:sz w:val="22"/>
+          <w:szCs w:val="22"/>
+        </w:rPr>
+        <w:t xml:space="preserve">Hart, J. R. (2018). Medical Gas and Vacuum Systems Handbook. National Fire Protection Association — guide.</w:t>
+      </w:r>
+    </w:p>
+    <w:p>
+      <w:pPr>
+        <w:pStyle w:val="ListParagraph"/>
+        <w:numPr>
+          <w:ilvl w:val="0"/>
+          <w:numId w:val="1"/>
+        </w:numPr>
+        <w:spacing w:after="60"/>
+      </w:pPr>
+      <w:r>
+        <w:rPr>
+          <w:sz w:val="22"/>
+          <w:szCs w:val="22"/>
+        </w:rPr>
+        <w:t xml:space="preserve">Medical Gas Cylinder Storage. (2018). National Fire Protection Association — cylinder-storage guide, not a NABH cubic-metre rule.</w:t>
+      </w:r>
+    </w:p>
+    <w:p>
+      <w:pPr>
+        <w:pStyle w:val="ListParagraph"/>
+        <w:numPr>
+          <w:ilvl w:val="0"/>
+          <w:numId w:val="1"/>
+        </w:numPr>
+        <w:spacing w:after="60"/>
+      </w:pPr>
+      <w:r>
+        <w:rPr>
+          <w:sz w:val="22"/>
+          <w:szCs w:val="22"/>
+        </w:rPr>
+        <w:t xml:space="preserve">Sarangi, S., Babbar, S., &amp; Taneja, D. Safety of the medical gas pipeline system. J Anaesthesiol Clin Pharmacol, 34(1), 99-102 — guide.</w:t>
+      </w:r>
+    </w:p>
+    <w:p>
+      <w:pPr>
+        <w:pStyle w:val="ListParagraph"/>
+        <w:numPr>
+          <w:ilvl w:val="0"/>
+          <w:numId w:val="1"/>
+        </w:numPr>
+        <w:spacing w:after="60"/>
+      </w:pPr>
+      <w:r>
+        <w:rPr>
+          <w:sz w:val="22"/>
+          <w:szCs w:val="22"/>
+        </w:rPr>
+        <w:t xml:space="preserve">Handle medical gases safely. BOC. (2017) — handling guide, not this hospital's SOP.</w:t>
+      </w:r>
+    </w:p>
+    <w:p>
+      <w:pPr>
+        <w:pStyle w:val="ListParagraph"/>
+        <w:numPr>
+          <w:ilvl w:val="0"/>
+          <w:numId w:val="1"/>
+        </w:numPr>
+        <w:spacing w:after="60"/>
+      </w:pPr>
+      <w:r>
+        <w:rPr>
+          <w:sz w:val="22"/>
+          <w:szCs w:val="22"/>
+        </w:rPr>
+        <w:t xml:space="preserve">Internal documents of this hospital: medical-gas written guidance; cylinder-store checks; backup-test records; piped-system file or written note that none exists; utilities, facility-safety, equipment and fire policies; service directory; applicable-legislation register.</w:t>
       </w:r>
     </w:p>
     <w:p>
@@ -3217,7 +3437,7 @@
           <w:sz w:val="22"/>
           <w:szCs w:val="22"/>
         </w:rPr>
-        <w:t xml:space="preserve">Controlled master copy: office of the Medical Superintendent, Preview Hospital, with the «Gas-Plant In-Charge» and the Quality Coordinator.</w:t>
+        <w:t xml:space="preserve">Official master copy: office of the Medical Superintendent, Preview Hospital, with the «Gas-Plant In-Charge» and the Quality Coordinator.</w:t>
       </w:r>
     </w:p>
     <w:p>
@@ -3253,7 +3473,7 @@
           <w:sz w:val="22"/>
           <w:szCs w:val="22"/>
         </w:rPr>
-        <w:t xml:space="preserve">Superseded versions are withdrawn from all points of use on issue of a revision. One dated copy of each is retained by the Quality Coordinator.</w:t>
+        <w:t xml:space="preserve">When a new version is issued, take old copies out of use. The Quality Coordinator keeps one dated copy of each old version.</w:t>
       </w:r>
     </w:p>
     <w:p>
@@ -3275,16 +3495,17 @@
           <w:szCs w:val="22"/>
         </w:rPr>
         <w:t xml:space="preserve">MGPS — medical gas pipeline system
-HTM — Health Technical Memorandum (UK Department of Health medical-gas pipeline guidance; framework only)
+HTM — Health Technical Memorandum (UK Department of Health medical-gas pipeline guidance; guide only)
 DISS — Diameter Index Safety System
 NIST — Non-Interchangeable Screw Thread
 ISO — International Organization for Standardization
 NFPA — National Fire Protection Association
 BCGA — British Compressed Gases Association
 PESO — Petroleum and Explosives Safety Organisation (applicable-legislation register if it applies; not a paragraph-2 statute of this document)
+SOP — standard operating procedure
 CAPA — corrective and preventive action
 RCA — root-cause analysis
-SOP — standard operating procedure</w:t>
+RACI — Responsible, Accountable, Consulted, Informed</w:t>
       </w:r>
     </w:p>
     <w:p>
@@ -3829,41 +4050,41 @@
           <w:sz w:val="22"/>
           <w:szCs w:val="22"/>
         </w:rPr>
-        <w:t xml:space="preserve">Written guidance covering procurement, handling, storage, distribution, usage and replenishment of the gases this hospital actually uses.</w:t>
-      </w:r>
-    </w:p>
-    <w:p>
-      <w:pPr>
-        <w:pStyle w:val="ListParagraph"/>
-        <w:numPr>
-          <w:ilvl w:val="0"/>
-          <w:numId w:val="1"/>
-        </w:numPr>
-        <w:spacing w:after="60"/>
-      </w:pPr>
-      <w:r>
-        <w:rPr>
-          <w:sz w:val="22"/>
-          <w:szCs w:val="22"/>
-        </w:rPr>
-        <w:t xml:space="preserve">Sample records of a delivery accepted, a store check, a distribution and a replenishment that followed the guidance.</w:t>
-      </w:r>
-    </w:p>
-    <w:p>
-      <w:pPr>
-        <w:pStyle w:val="ListParagraph"/>
-        <w:numPr>
-          <w:ilvl w:val="0"/>
-          <w:numId w:val="1"/>
-        </w:numPr>
-        <w:spacing w:after="60"/>
-      </w:pPr>
-      <w:r>
-        <w:rPr>
-          <w:sz w:val="22"/>
-          <w:szCs w:val="22"/>
-        </w:rPr>
-        <w:t xml:space="preserve">Recorded absences for gases not in the service directory.</w:t>
+        <w:t xml:space="preserve">Written guidance covering buying, handling, storage, distribution, use and topping up of the gases this hospital actually uses.</w:t>
+      </w:r>
+    </w:p>
+    <w:p>
+      <w:pPr>
+        <w:pStyle w:val="ListParagraph"/>
+        <w:numPr>
+          <w:ilvl w:val="0"/>
+          <w:numId w:val="1"/>
+        </w:numPr>
+        <w:spacing w:after="60"/>
+      </w:pPr>
+      <w:r>
+        <w:rPr>
+          <w:sz w:val="22"/>
+          <w:szCs w:val="22"/>
+        </w:rPr>
+        <w:t xml:space="preserve">Sample records of a delivery accepted, a store check, a distribution and a top-up that followed the guidance.</w:t>
+      </w:r>
+    </w:p>
+    <w:p>
+      <w:pPr>
+        <w:pStyle w:val="ListParagraph"/>
+        <w:numPr>
+          <w:ilvl w:val="0"/>
+          <w:numId w:val="1"/>
+        </w:numPr>
+        <w:spacing w:after="60"/>
+      </w:pPr>
+      <w:r>
+        <w:rPr>
+          <w:sz w:val="22"/>
+          <w:szCs w:val="22"/>
+        </w:rPr>
+        <w:t xml:space="preserve">Written notes for gases not on the service directory.</w:t>
       </w:r>
     </w:p>
     <w:p>
@@ -3906,7 +4127,7 @@
           <w:sz w:val="22"/>
           <w:szCs w:val="22"/>
         </w:rPr>
-        <w:t xml:space="preserve">Store checks showing full and empty segregation, chained upright cylinders, and matched regulators.</w:t>
+        <w:t xml:space="preserve">Store checks showing full and empty kept apart, chained upright cylinders, and matched regulators.</w:t>
       </w:r>
     </w:p>
     <w:p>
@@ -3940,7 +4161,7 @@
           <w:sz w:val="22"/>
           <w:szCs w:val="22"/>
         </w:rPr>
-        <w:t xml:space="preserve">Record that PESO, if it applies, lives on the applicable-legislation register and not in disclaimer paragraph 2.</w:t>
+        <w:t xml:space="preserve">Note that PESO, if it applies, lives on the applicable-legislation register and not in disclaimer paragraph 2.</w:t>
       </w:r>
     </w:p>
     <w:p>
@@ -3966,41 +4187,41 @@
           <w:sz w:val="22"/>
           <w:szCs w:val="22"/>
         </w:rPr>
-        <w:t xml:space="preserve">Named alternate sources for each gas, vacuum and air actually used, or a recorded absence where a gas is not used.</w:t>
-      </w:r>
-    </w:p>
-    <w:p>
-      <w:pPr>
-        <w:pStyle w:val="ListParagraph"/>
-        <w:numPr>
-          <w:ilvl w:val="0"/>
-          <w:numId w:val="1"/>
-        </w:numPr>
-        <w:spacing w:after="60"/>
-      </w:pPr>
-      <w:r>
-        <w:rPr>
-          <w:sz w:val="22"/>
-          <w:szCs w:val="22"/>
-        </w:rPr>
-        <w:t xml:space="preserve">Functioning-test records: flow from the reserve, vacuum that aspirates, alarms that annunciate, at the predefined frequency.</w:t>
-      </w:r>
-    </w:p>
-    <w:p>
-      <w:pPr>
-        <w:pStyle w:val="ListParagraph"/>
-        <w:numPr>
-          <w:ilvl w:val="0"/>
-          <w:numId w:val="1"/>
-        </w:numPr>
-        <w:spacing w:after="60"/>
-      </w:pPr>
-      <w:r>
-        <w:rPr>
-          <w:sz w:val="22"/>
-          <w:szCs w:val="22"/>
-        </w:rPr>
-        <w:t xml:space="preserve">Record that plant electricity remains the utilities programme's backup test.</w:t>
+        <w:t xml:space="preserve">Named backup sources for each gas, vacuum and air actually used, or a written note where a gas is not used.</w:t>
+      </w:r>
+    </w:p>
+    <w:p>
+      <w:pPr>
+        <w:pStyle w:val="ListParagraph"/>
+        <w:numPr>
+          <w:ilvl w:val="0"/>
+          <w:numId w:val="1"/>
+        </w:numPr>
+        <w:spacing w:after="60"/>
+      </w:pPr>
+      <w:r>
+        <w:rPr>
+          <w:sz w:val="22"/>
+          <w:szCs w:val="22"/>
+        </w:rPr>
+        <w:t xml:space="preserve">Functioning-test records: flow from the reserve, vacuum that sucks, alarms that sound, at the set frequency.</w:t>
+      </w:r>
+    </w:p>
+    <w:p>
+      <w:pPr>
+        <w:pStyle w:val="ListParagraph"/>
+        <w:numPr>
+          <w:ilvl w:val="0"/>
+          <w:numId w:val="1"/>
+        </w:numPr>
+        <w:spacing w:after="60"/>
+      </w:pPr>
+      <w:r>
+        <w:rPr>
+          <w:sz w:val="22"/>
+          <w:szCs w:val="22"/>
+        </w:rPr>
+        <w:t xml:space="preserve">Note that plant electricity remains the utilities policy's backup test.</w:t>
       </w:r>
     </w:p>
     <w:p>
@@ -4026,7 +4247,7 @@
           <w:sz w:val="22"/>
           <w:szCs w:val="22"/>
         </w:rPr>
-        <w:t xml:space="preserve">Piped-system operational, inspection, testing and maintenance file showing last inspection, pressure and alarm test and maintenance — or the signed recorded absence if no piped system exists.</w:t>
+        <w:t xml:space="preserve">Piped-system operational, inspection, testing and maintenance file showing last inspection, pressure and alarm test and maintenance — or the signed written note if no piped system exists.</w:t>
       </w:r>
     </w:p>
     <w:p>
@@ -4060,24 +4281,24 @@
           <w:sz w:val="22"/>
           <w:szCs w:val="22"/>
         </w:rPr>
-        <w:t xml:space="preserve">Terminal-unit identity and pressure check after work.</w:t>
-      </w:r>
-    </w:p>
-    <w:p>
-      <w:pPr>
-        <w:pStyle w:val="ListParagraph"/>
-        <w:numPr>
-          <w:ilvl w:val="0"/>
-          <w:numId w:val="1"/>
-        </w:numPr>
-        <w:spacing w:after="60"/>
-      </w:pPr>
-      <w:r>
-        <w:rPr>
-          <w:sz w:val="22"/>
-          <w:szCs w:val="22"/>
-        </w:rPr>
-        <w:t xml:space="preserve">Record that HTM, ISO 10524, NFPA and BS EN 12021 are used as frameworks, not as foreign certificates.</w:t>
+        <w:t xml:space="preserve">Wall-outlet identity and pressure check after work.</w:t>
+      </w:r>
+    </w:p>
+    <w:p>
+      <w:pPr>
+        <w:pStyle w:val="ListParagraph"/>
+        <w:numPr>
+          <w:ilvl w:val="0"/>
+          <w:numId w:val="1"/>
+        </w:numPr>
+        <w:spacing w:after="60"/>
+      </w:pPr>
+      <w:r>
+        <w:rPr>
+          <w:sz w:val="22"/>
+          <w:szCs w:val="22"/>
+        </w:rPr>
+        <w:t xml:space="preserve">Note that HTM, ISO 10524, NFPA and BS EN 12021 are used as guides, not as foreign certificates.</w:t>
       </w:r>
     </w:p>
     <w:p>

--- a/policies/build/preview/FMS.4_v2_preview.docx
+++ b/policies/build/preview/FMS.4_v2_preview.docx
@@ -3774,7 +3774,7 @@
                 <w:sz w:val="18"/>
                 <w:szCs w:val="18"/>
               </w:rPr>
-              <w:t xml:space="preserve">Medical gases are handled, stored, distributed and used in a safe manner</w:t>
+              <w:t xml:space="preserve">Medical gases are handled, stored, distributed and used in a safe manner.</w:t>
             </w:r>
           </w:p>
         </w:tc>
@@ -3864,7 +3864,7 @@
                 <w:sz w:val="18"/>
                 <w:szCs w:val="18"/>
               </w:rPr>
-              <w:t xml:space="preserve">Alternate sources for medical gases, vacuum and compressed air are provided for, in case of failure and their functioning is tested at a predefined frequency</w:t>
+              <w:t xml:space="preserve">Alternate sources for medical gases, vacuum and compressed air are provided for, in case of failure and their functioning is tested at a predefined frequency.</w:t>
             </w:r>
           </w:p>
         </w:tc>
@@ -4110,7 +4110,7 @@
         <w:spacing w:after="100" w:before="220"/>
       </w:pPr>
       <w:r>
-        <w:t xml:space="preserve">FMS.4.b — Medical gases are handled, stored, distributed and used in a safe manner</w:t>
+        <w:t xml:space="preserve">FMS.4.b — Medical gases are handled, stored, distributed and used in a safe manner.</w:t>
       </w:r>
     </w:p>
     <w:p>
@@ -4170,7 +4170,7 @@
         <w:spacing w:after="100" w:before="220"/>
       </w:pPr>
       <w:r>
-        <w:t xml:space="preserve">FMS.4.c — Alternate sources for medical gases, vacuum and compressed air are provided for, in case of failure and their functioning is tested at a predefined frequency</w:t>
+        <w:t xml:space="preserve">FMS.4.c — Alternate sources for medical gases, vacuum and compressed air are provided for, in case of failure and their functioning is tested at a predefined frequency.</w:t>
       </w:r>
     </w:p>
     <w:p>
